--- a/Progetto.docx
+++ b/Progetto.docx
@@ -87,7 +87,23 @@
           <w:sz w:val="24"/>
           <w:szCs w:val="24"/>
         </w:rPr>
-        <w:t>pazienti affetti da neoplasia, si osservano masse localizzate, alterazioni nei livelli di grigio dei tessuti o una marcata deformazione della simmetria strutturale.</w:t>
+        <w:t>pazienti affetti da</w:t>
+      </w:r>
+      <w:r>
+        <w:rPr>
+          <w:rFonts w:ascii="Times New Roman" w:hAnsi="Times New Roman" w:cs="Times New Roman"/>
+          <w:sz w:val="24"/>
+          <w:szCs w:val="24"/>
+        </w:rPr>
+        <w:t>lla malattia</w:t>
+      </w:r>
+      <w:r>
+        <w:rPr>
+          <w:rFonts w:ascii="Times New Roman" w:hAnsi="Times New Roman" w:cs="Times New Roman"/>
+          <w:sz w:val="24"/>
+          <w:szCs w:val="24"/>
+        </w:rPr>
+        <w:t>, si osservano masse localizzate, alterazioni nei livelli di grigio dei tessuti o una marcata deformazione della simmetria strutturale.</w:t>
       </w:r>
       <w:r>
         <w:rPr>
@@ -112,7 +128,7 @@
           <w:sz w:val="24"/>
           <w:szCs w:val="24"/>
         </w:rPr>
-        <w:t>Il progetto propone, per tale ragione, di sviluppare da zero un sistema computazionale basato su tecniche di algebra lineare, riduzione della dimensionalità (PCA) e classificazione spaziale (KNN) per analizzare automaticamente un dataset di immagini MRI. L'obiettivo è estrarre le variazioni anatomiche dominanti in grado di distinguere in modo oggettivo e matematico i soggetti sani dai pazienti affetti da tumore, fornendo un supporto decisionale rigoroso</w:t>
+        <w:t>Il progetto propone, per tale ragione, di sviluppare un sistema computazionale basato su tecniche di algebra lineare, riduzione della dimensionalità e classificazione per analizzare automaticamente un dataset di immagini MRI. L'obiettivo è estrarre le variazioni anatomiche dominanti in grado di distinguere in modo oggettivo e matematico i soggetti sani dai pazienti affetti da tumore, fornendo un supporto decisionale rigoroso</w:t>
       </w:r>
       <w:r>
         <w:rPr>
@@ -173,7 +189,39 @@
           <w:sz w:val="24"/>
           <w:szCs w:val="24"/>
         </w:rPr>
-        <w:t xml:space="preserve"> spaziali dominanti, isolando i pattern legati al calo della dopamina e permettendo di mappare e distinguere chiaramente i soggetti sani dai pazienti affetti da Parkinson.</w:t>
+        <w:t xml:space="preserve"> spaziali dominanti, isolando i pattern legati </w:t>
+      </w:r>
+      <w:r>
+        <w:rPr>
+          <w:rFonts w:ascii="Times New Roman" w:hAnsi="Times New Roman" w:cs="Times New Roman"/>
+          <w:sz w:val="24"/>
+          <w:szCs w:val="24"/>
+        </w:rPr>
+        <w:t>alle masse tumorali</w:t>
+      </w:r>
+      <w:r>
+        <w:rPr>
+          <w:rFonts w:ascii="Times New Roman" w:hAnsi="Times New Roman" w:cs="Times New Roman"/>
+          <w:sz w:val="24"/>
+          <w:szCs w:val="24"/>
+        </w:rPr>
+        <w:t xml:space="preserve"> e permettendo di mappare e distinguere chiaramente i soggetti sani dai pazienti affetti da</w:t>
+      </w:r>
+      <w:r>
+        <w:rPr>
+          <w:rFonts w:ascii="Times New Roman" w:hAnsi="Times New Roman" w:cs="Times New Roman"/>
+          <w:sz w:val="24"/>
+          <w:szCs w:val="24"/>
+        </w:rPr>
+        <w:t xml:space="preserve"> tumore</w:t>
+      </w:r>
+      <w:r>
+        <w:rPr>
+          <w:rFonts w:ascii="Times New Roman" w:hAnsi="Times New Roman" w:cs="Times New Roman"/>
+          <w:sz w:val="24"/>
+          <w:szCs w:val="24"/>
+        </w:rPr>
+        <w:t>.</w:t>
       </w:r>
     </w:p>
     <w:p>
@@ -282,124 +330,106 @@
           <w:szCs w:val="24"/>
         </w:rPr>
       </w:pPr>
-    </w:p>
-    <w:p>
-      <w:pPr>
+      <w:r>
         <w:rPr>
           <w:b/>
           <w:bCs/>
           <w:sz w:val="24"/>
           <w:szCs w:val="24"/>
         </w:rPr>
-      </w:pPr>
-      <w:r>
-        <w:rPr>
+        <w:t>1.2 Pipeline operativa</w:t>
+      </w:r>
+    </w:p>
+    <w:p>
+      <w:pPr>
+        <w:rPr>
+          <w:rFonts w:ascii="Times New Roman" w:hAnsi="Times New Roman" w:cs="Times New Roman"/>
+          <w:sz w:val="24"/>
+          <w:szCs w:val="24"/>
+        </w:rPr>
+      </w:pPr>
+      <w:r>
+        <w:rPr>
+          <w:rFonts w:ascii="Times New Roman" w:hAnsi="Times New Roman" w:cs="Times New Roman"/>
+          <w:sz w:val="24"/>
+          <w:szCs w:val="24"/>
+        </w:rPr>
+        <w:t xml:space="preserve">Per l'implementazione computazionale del progetto è stato scelto </w:t>
+      </w:r>
+      <w:r>
+        <w:rPr>
+          <w:rFonts w:ascii="Times New Roman" w:hAnsi="Times New Roman" w:cs="Times New Roman"/>
+          <w:sz w:val="24"/>
+          <w:szCs w:val="24"/>
+        </w:rPr>
+        <w:t>Python</w:t>
+      </w:r>
+      <w:r>
+        <w:rPr>
+          <w:rFonts w:ascii="Times New Roman" w:hAnsi="Times New Roman" w:cs="Times New Roman"/>
+          <w:sz w:val="24"/>
+          <w:szCs w:val="24"/>
+        </w:rPr>
+        <w:t>, in quanto rappresenta lo standard di fatto nell'ambito dell'analisi dati e dell'imaging biomedico. Questo linguaggio offre un ecosistema di librerie mature e altamente ottimizzate, come NumPy per il calcolo matriciale, che consent</w:t>
+      </w:r>
+      <w:r>
+        <w:rPr>
+          <w:rFonts w:ascii="Times New Roman" w:hAnsi="Times New Roman" w:cs="Times New Roman"/>
+          <w:sz w:val="24"/>
+          <w:szCs w:val="24"/>
+        </w:rPr>
+        <w:t>e</w:t>
+      </w:r>
+      <w:r>
+        <w:rPr>
+          <w:rFonts w:ascii="Times New Roman" w:hAnsi="Times New Roman" w:cs="Times New Roman"/>
+          <w:sz w:val="24"/>
+          <w:szCs w:val="24"/>
+        </w:rPr>
+        <w:t xml:space="preserve"> di gestire in modo efficiente vettori ad alta dimensionalità riducendo i tempi di elaborazione. Inoltre, la disponibilità di strumenti avanzati per la visualizzazione come Matplotlib garantisce la massima flessibilità nella generazione dei grafici e delle </w:t>
+      </w:r>
+      <w:r>
+        <w:rPr>
+          <w:rFonts w:ascii="Times New Roman" w:hAnsi="Times New Roman" w:cs="Times New Roman"/>
+          <w:sz w:val="24"/>
+          <w:szCs w:val="24"/>
+        </w:rPr>
+        <w:t>eigenimages</w:t>
+      </w:r>
+      <w:r>
+        <w:rPr>
+          <w:rFonts w:ascii="Times New Roman" w:hAnsi="Times New Roman" w:cs="Times New Roman"/>
+          <w:sz w:val="24"/>
+          <w:szCs w:val="24"/>
+        </w:rPr>
+        <w:t xml:space="preserve"> necessarie per validare i risultati degli esperimenti numerici.</w:t>
+      </w:r>
+      <w:r>
+        <w:rPr>
+          <w:rFonts w:ascii="Times New Roman" w:hAnsi="Times New Roman" w:cs="Times New Roman"/>
+          <w:sz w:val="24"/>
+          <w:szCs w:val="24"/>
+        </w:rPr>
+        <w:t xml:space="preserve"> Di seguito è spiegata la pipeline operativa utilizzata:</w:t>
+      </w:r>
+    </w:p>
+    <w:p>
+      <w:pPr>
+        <w:rPr>
+          <w:rFonts w:ascii="Times New Roman" w:hAnsi="Times New Roman" w:cs="Times New Roman"/>
+          <w:sz w:val="24"/>
+          <w:szCs w:val="24"/>
+        </w:rPr>
+      </w:pPr>
+      <w:r>
+        <w:rPr>
+          <w:rFonts w:ascii="Times New Roman" w:hAnsi="Times New Roman" w:cs="Times New Roman"/>
           <w:b/>
           <w:bCs/>
           <w:sz w:val="24"/>
           <w:szCs w:val="24"/>
         </w:rPr>
-        <w:t>1.2 Pipeline operativa</w:t>
-      </w:r>
-    </w:p>
-    <w:p>
-      <w:pPr>
-        <w:rPr>
-          <w:rFonts w:ascii="Times New Roman" w:hAnsi="Times New Roman" w:cs="Times New Roman"/>
-          <w:sz w:val="24"/>
-          <w:szCs w:val="24"/>
-        </w:rPr>
-      </w:pPr>
-      <w:r>
-        <w:rPr>
-          <w:rFonts w:ascii="Times New Roman" w:hAnsi="Times New Roman" w:cs="Times New Roman"/>
-          <w:sz w:val="24"/>
-          <w:szCs w:val="24"/>
-        </w:rPr>
-        <w:t xml:space="preserve">Per l'implementazione computazionale del progetto è stato scelto </w:t>
-      </w:r>
-      <w:r>
-        <w:rPr>
-          <w:rFonts w:ascii="Times New Roman" w:hAnsi="Times New Roman" w:cs="Times New Roman"/>
-          <w:sz w:val="24"/>
-          <w:szCs w:val="24"/>
-        </w:rPr>
-        <w:t>Python</w:t>
-      </w:r>
-      <w:r>
-        <w:rPr>
-          <w:rFonts w:ascii="Times New Roman" w:hAnsi="Times New Roman" w:cs="Times New Roman"/>
-          <w:sz w:val="24"/>
-          <w:szCs w:val="24"/>
-        </w:rPr>
-        <w:t>, in quanto rappresenta lo standard di fatto nell'ambito dell'analisi dati e dell'imaging biomedico. Questo linguaggio offre un ecosistema di librerie mature e altamente ottimizzate, come NumPy per il calcolo matriciale, che consent</w:t>
-      </w:r>
-      <w:r>
-        <w:rPr>
-          <w:rFonts w:ascii="Times New Roman" w:hAnsi="Times New Roman" w:cs="Times New Roman"/>
-          <w:sz w:val="24"/>
-          <w:szCs w:val="24"/>
-        </w:rPr>
-        <w:t>e</w:t>
-      </w:r>
-      <w:r>
-        <w:rPr>
-          <w:rFonts w:ascii="Times New Roman" w:hAnsi="Times New Roman" w:cs="Times New Roman"/>
-          <w:sz w:val="24"/>
-          <w:szCs w:val="24"/>
-        </w:rPr>
-        <w:t xml:space="preserve"> di gestire in modo efficiente vettori ad alta dimensionalità riducendo i tempi di elaborazione. Inoltre, la disponibilità di strumenti avanzati per la visualizzazione come Matplotlib </w:t>
-      </w:r>
-      <w:r>
-        <w:rPr>
-          <w:rFonts w:ascii="Times New Roman" w:hAnsi="Times New Roman" w:cs="Times New Roman"/>
-          <w:sz w:val="24"/>
-          <w:szCs w:val="24"/>
-        </w:rPr>
         <w:lastRenderedPageBreak/>
-        <w:t xml:space="preserve">garantisce la massima flessibilità nella generazione dei grafici e delle </w:t>
-      </w:r>
-      <w:r>
-        <w:rPr>
-          <w:rFonts w:ascii="Times New Roman" w:hAnsi="Times New Roman" w:cs="Times New Roman"/>
-          <w:sz w:val="24"/>
-          <w:szCs w:val="24"/>
-        </w:rPr>
-        <w:t>eigenimages</w:t>
-      </w:r>
-      <w:r>
-        <w:rPr>
-          <w:rFonts w:ascii="Times New Roman" w:hAnsi="Times New Roman" w:cs="Times New Roman"/>
-          <w:sz w:val="24"/>
-          <w:szCs w:val="24"/>
-        </w:rPr>
-        <w:t xml:space="preserve"> necessarie per validare i risultati degli esperimenti numerici.</w:t>
-      </w:r>
-      <w:r>
-        <w:rPr>
-          <w:rFonts w:ascii="Times New Roman" w:hAnsi="Times New Roman" w:cs="Times New Roman"/>
-          <w:sz w:val="24"/>
-          <w:szCs w:val="24"/>
-        </w:rPr>
-        <w:t xml:space="preserve"> Di seguito è spiegata la pipeline operativa utilizzata:</w:t>
-      </w:r>
-    </w:p>
-    <w:p>
-      <w:pPr>
-        <w:rPr>
-          <w:rFonts w:ascii="Times New Roman" w:hAnsi="Times New Roman" w:cs="Times New Roman"/>
-          <w:sz w:val="24"/>
-          <w:szCs w:val="24"/>
-        </w:rPr>
-      </w:pPr>
-      <w:r>
-        <w:rPr>
-          <w:rFonts w:ascii="Times New Roman" w:hAnsi="Times New Roman" w:cs="Times New Roman"/>
-          <w:b/>
-          <w:bCs/>
-          <w:sz w:val="24"/>
-          <w:szCs w:val="24"/>
-        </w:rPr>
         <w:t>1. Acquisizione e Pre-elaborazione:</w:t>
       </w:r>
       <w:r>
@@ -663,7 +693,23 @@
           <w:sz w:val="24"/>
           <w:szCs w:val="24"/>
         </w:rPr>
-        <w:t xml:space="preserve"> Inoltre è stata creata la matrice di confusione e sono stati calcolati i parametri necessari per stabilire se l’analisi sia stata effettuata correttamente e possa </w:t>
+        <w:t xml:space="preserve"> Inoltre</w:t>
+      </w:r>
+      <w:r>
+        <w:rPr>
+          <w:rFonts w:ascii="Times New Roman" w:hAnsi="Times New Roman" w:cs="Times New Roman"/>
+          <w:sz w:val="24"/>
+          <w:szCs w:val="24"/>
+        </w:rPr>
+        <w:t>,</w:t>
+      </w:r>
+      <w:r>
+        <w:rPr>
+          <w:rFonts w:ascii="Times New Roman" w:hAnsi="Times New Roman" w:cs="Times New Roman"/>
+          <w:sz w:val="24"/>
+          <w:szCs w:val="24"/>
+        </w:rPr>
+        <w:t xml:space="preserve"> è stata creata la matrice di confusione e sono stati calcolati i parametri necessari per stabilire se l’analisi sia stata effettuata correttamente e possa </w:t>
       </w:r>
       <w:r>
         <w:rPr>
@@ -1273,7 +1319,6 @@
           <w:sz w:val="24"/>
           <w:szCs w:val="24"/>
         </w:rPr>
-        <w:lastRenderedPageBreak/>
         <w:t>In questo modo la PCA sarà in grado di trovare le direzioni di massima varianza e la prima direzione PC1 è la direzione verso cui i dati variano maggiormente, mentre la seconda componente è ortogonale alla prima e spiega la varianza più elevata.</w:t>
       </w:r>
     </w:p>
@@ -1295,6 +1340,7 @@
           <w:sz w:val="24"/>
           <w:szCs w:val="24"/>
         </w:rPr>
+        <w:lastRenderedPageBreak/>
         <w:t xml:space="preserve">2.2 KNN </w:t>
       </w:r>
     </w:p>
@@ -1714,7 +1760,23 @@
           <w:sz w:val="24"/>
           <w:szCs w:val="24"/>
         </w:rPr>
-        <w:t xml:space="preserve"> (maledizione della dimensionalità), accentuando la separabilità geometrica tra i profili cerebrali sani e quelli affetti da Parkinson.</w:t>
+        <w:t xml:space="preserve"> (maledizione della dimensionalità), accentuando la separabilità geometrica tra i profili cerebrali sani e quelli affetti da </w:t>
+      </w:r>
+      <w:r>
+        <w:rPr>
+          <w:rFonts w:ascii="Times New Roman" w:hAnsi="Times New Roman" w:cs="Times New Roman"/>
+          <w:sz w:val="24"/>
+          <w:szCs w:val="24"/>
+        </w:rPr>
+        <w:t>tumore cerebrale</w:t>
+      </w:r>
+      <w:r>
+        <w:rPr>
+          <w:rFonts w:ascii="Times New Roman" w:hAnsi="Times New Roman" w:cs="Times New Roman"/>
+          <w:sz w:val="24"/>
+          <w:szCs w:val="24"/>
+        </w:rPr>
+        <w:t>.</w:t>
       </w:r>
     </w:p>
     <w:p>
@@ -2335,7 +2397,7 @@
           <w:sz w:val="24"/>
           <w:szCs w:val="24"/>
         </w:rPr>
-        <w:t xml:space="preserve"> (indicate formalmente con </w:t>
+        <w:t xml:space="preserve"> (indicate con </w:t>
       </w:r>
       <m:oMath>
         <m:sSub>
@@ -2612,16 +2674,7 @@
           <w:sz w:val="24"/>
           <w:szCs w:val="24"/>
         </w:rPr>
-        <w:t xml:space="preserve">Questo metodo permette di proiettare i dati in due o tre dimensioni, </w:t>
-      </w:r>
-      <w:r>
-        <w:rPr>
-          <w:rFonts w:ascii="Times New Roman" w:hAnsi="Times New Roman" w:cs="Times New Roman"/>
-          <w:sz w:val="24"/>
-          <w:szCs w:val="24"/>
-        </w:rPr>
-        <w:lastRenderedPageBreak/>
-        <w:t xml:space="preserve">facilitando notevolmente l’identificazione di strutture nascoste o correlazioni impossibili da rilevare con alta dimensionalità. </w:t>
+        <w:t xml:space="preserve">Questo metodo permette di proiettare i dati in due o tre dimensioni, facilitando notevolmente l’identificazione di strutture nascoste o correlazioni impossibili da rilevare con alta dimensionalità. </w:t>
       </w:r>
     </w:p>
     <w:p>
@@ -2685,7 +2738,16 @@
           <w:sz w:val="24"/>
           <w:szCs w:val="24"/>
         </w:rPr>
-        <w:t xml:space="preserve">, ovvero le direzioni principali definite nello spazio delle variabili originali. Matematicamente, la prima componente principale si allinea in modo da catturare la direzione di massima varianza della nuvola di dati, mentre le componenti successive individuano le varianze residue lungo direzioni via via ortogonali. </w:t>
+        <w:t xml:space="preserve">, ovvero le direzioni principali </w:t>
+      </w:r>
+      <w:r>
+        <w:rPr>
+          <w:rFonts w:ascii="Times New Roman" w:hAnsi="Times New Roman" w:cs="Times New Roman"/>
+          <w:sz w:val="24"/>
+          <w:szCs w:val="24"/>
+        </w:rPr>
+        <w:lastRenderedPageBreak/>
+        <w:t xml:space="preserve">definite nello spazio delle variabili originali. Matematicamente, la prima componente principale si allinea in modo da catturare la direzione di massima varianza della nuvola di dati, mentre le componenti successive individuano le varianze residue lungo direzioni via via ortogonali. </w:t>
       </w:r>
     </w:p>
     <w:p>
@@ -3150,7 +3212,7 @@
           <w:sz w:val="24"/>
           <w:szCs w:val="24"/>
         </w:rPr>
-        <w:t>di pazienti malati di cancro al cervello presi da Kaggle e il dataset di pazienti sani preso dal dataset Menedeley data</w:t>
+        <w:t>di pazienti malati di cancro al cervello presi da Kaggle e il dataset di pazienti sani preso dal dataset Mendeley data</w:t>
       </w:r>
       <w:r>
         <w:rPr>
@@ -3166,7 +3228,23 @@
           <w:sz w:val="24"/>
           <w:szCs w:val="24"/>
         </w:rPr>
-        <w:t xml:space="preserve"> nelle matrici vettoriali richieste dall’algoritmo PCA. Il modulo è strutturato in tre diverse funzioni per separare le operazioni purament</w:t>
+        <w:t xml:space="preserve"> nelle matrici vettoriali richieste dall’algoritmo PCA. Il modulo è strutturato in </w:t>
+      </w:r>
+      <w:r>
+        <w:rPr>
+          <w:rFonts w:ascii="Times New Roman" w:hAnsi="Times New Roman" w:cs="Times New Roman"/>
+          <w:sz w:val="24"/>
+          <w:szCs w:val="24"/>
+        </w:rPr>
+        <w:t>due</w:t>
+      </w:r>
+      <w:r>
+        <w:rPr>
+          <w:rFonts w:ascii="Times New Roman" w:hAnsi="Times New Roman" w:cs="Times New Roman"/>
+          <w:sz w:val="24"/>
+          <w:szCs w:val="24"/>
+        </w:rPr>
+        <w:t xml:space="preserve"> diverse funzioni per separare le operazioni purament</w:t>
       </w:r>
       <w:r>
         <w:rPr>
@@ -3217,7 +3295,7 @@
           <w:sz w:val="24"/>
           <w:szCs w:val="24"/>
         </w:rPr>
-        <w:t>ha il compito di manipolare geometricamente e convertire in vettori i dati attraverso una serie di passaggi: L’immagine viene inizialmente caricata in scala di grigi mappando diverse intensità di pixel in valori numerici crescenti compresi tra 0.0 e 1.0 in base all’intensità dei pixel. Successivamente, poiché le immagini delle radiografie sono su sfondo nero, è stat</w:t>
+        <w:t>ha il compito di manipolare geometricamente e convertire in vettori i dati attraverso una serie di passaggi: L’immagine viene inizialmente caricata in scala di grigi mappando diverse intensità di pixel in valori numerici crescenti compresi tra 0.0 e 1.0. Successivamente, poiché le immagini delle radiografie sono su sfondo nero, è stat</w:t>
       </w:r>
       <w:r>
         <w:rPr>
@@ -3289,7 +3367,7 @@
           <w:sz w:val="24"/>
           <w:szCs w:val="24"/>
         </w:rPr>
-        <w:t xml:space="preserve">della radiografia, dopo aver effettuato questo passaggio l’area ritagliata è stata portata ad una risoluzione quadrata di 128x128 pixel utilizzando un filtro anti-aliasing in maniera tale da preservare i dettagli anatomici visibili in maniera evidente, ed infine il flattening converte </w:t>
+        <w:t xml:space="preserve">della radiografia, dopo aver effettuato questo passaggio l’area ritagliata è stata portata ad una risoluzione quadrata di 128x128 pixel utilizzando un filtro anti-aliasing in maniera tale da preservare i dettagli anatomici, ed infine il flattening converte </w:t>
       </w:r>
       <w:r>
         <w:rPr>
@@ -3350,7 +3428,23 @@
           <w:sz w:val="24"/>
           <w:szCs w:val="24"/>
         </w:rPr>
-        <w:t>serve per coordinare ed etichettare correttamente le immagini lungo le directory, verifical’esistenza delle cartelle “Healthy” e “Disease” per le cartelle di train e test, visualizza i formati compatibili delle immagini ed</w:t>
+        <w:t>serve per coordinare ed etichettare correttamente le immagini lungo le directory, verifica</w:t>
+      </w:r>
+      <w:r>
+        <w:rPr>
+          <w:rFonts w:ascii="Times New Roman" w:hAnsi="Times New Roman" w:cs="Times New Roman"/>
+          <w:sz w:val="24"/>
+          <w:szCs w:val="24"/>
+        </w:rPr>
+        <w:t xml:space="preserve"> </w:t>
+      </w:r>
+      <w:r>
+        <w:rPr>
+          <w:rFonts w:ascii="Times New Roman" w:hAnsi="Times New Roman" w:cs="Times New Roman"/>
+          <w:sz w:val="24"/>
+          <w:szCs w:val="24"/>
+        </w:rPr>
+        <w:t>l’esistenza delle cartelle “Healthy” e “Disease” per le cartelle di train e test, visualizza i formati compatibili delle immagini ed</w:t>
       </w:r>
       <w:r>
         <w:rPr>
@@ -3388,57 +3482,65 @@
           <w:sz w:val="24"/>
           <w:szCs w:val="24"/>
         </w:rPr>
+        <w:t>PCA_Algorithm</w:t>
+      </w:r>
+    </w:p>
+    <w:p>
+      <w:pPr>
+        <w:rPr>
+          <w:rFonts w:ascii="Times New Roman" w:hAnsi="Times New Roman" w:cs="Times New Roman"/>
+          <w:sz w:val="24"/>
+          <w:szCs w:val="24"/>
+        </w:rPr>
+      </w:pPr>
+      <w:r>
+        <w:rPr>
+          <w:rFonts w:ascii="Times New Roman" w:hAnsi="Times New Roman" w:cs="Times New Roman"/>
+          <w:sz w:val="24"/>
+          <w:szCs w:val="24"/>
+        </w:rPr>
+        <w:t xml:space="preserve">Il modulo PCA_SVD costituisce il fulcro del progetto </w:t>
+      </w:r>
+      <w:r>
+        <w:rPr>
+          <w:rFonts w:ascii="Times New Roman" w:hAnsi="Times New Roman" w:cs="Times New Roman"/>
+          <w:sz w:val="24"/>
+          <w:szCs w:val="24"/>
+        </w:rPr>
+        <w:t xml:space="preserve">e il motore algebrico della pipeline di diagnosi, implementando </w:t>
+      </w:r>
+      <w:r>
+        <w:rPr>
+          <w:rFonts w:ascii="Times New Roman" w:hAnsi="Times New Roman" w:cs="Times New Roman"/>
+          <w:sz w:val="24"/>
+          <w:szCs w:val="24"/>
+        </w:rPr>
+        <w:t>l’analisi delle componenti principali tramite la decomposizione ai valori singolari per risolvere il problema legato all’alta dimensionalità.</w:t>
+      </w:r>
+      <w:r>
+        <w:rPr>
+          <w:rFonts w:ascii="Times New Roman" w:hAnsi="Times New Roman" w:cs="Times New Roman"/>
+          <w:sz w:val="24"/>
+          <w:szCs w:val="24"/>
+        </w:rPr>
+        <w:t xml:space="preserve"> </w:t>
+      </w:r>
+      <w:r>
+        <w:rPr>
+          <w:rFonts w:ascii="Times New Roman" w:hAnsi="Times New Roman" w:cs="Times New Roman"/>
+          <w:sz w:val="24"/>
+          <w:szCs w:val="24"/>
+        </w:rPr>
+        <w:t xml:space="preserve">All’interno del modulo sono stati </w:t>
+      </w:r>
+      <w:r>
+        <w:rPr>
+          <w:rFonts w:ascii="Times New Roman" w:hAnsi="Times New Roman" w:cs="Times New Roman"/>
+          <w:sz w:val="24"/>
+          <w:szCs w:val="24"/>
+        </w:rPr>
         <w:lastRenderedPageBreak/>
-        <w:t>PCA_Algorithm</w:t>
-      </w:r>
-    </w:p>
-    <w:p>
-      <w:pPr>
-        <w:rPr>
-          <w:rFonts w:ascii="Times New Roman" w:hAnsi="Times New Roman" w:cs="Times New Roman"/>
-          <w:sz w:val="24"/>
-          <w:szCs w:val="24"/>
-        </w:rPr>
-      </w:pPr>
-      <w:r>
-        <w:rPr>
-          <w:rFonts w:ascii="Times New Roman" w:hAnsi="Times New Roman" w:cs="Times New Roman"/>
-          <w:sz w:val="24"/>
-          <w:szCs w:val="24"/>
-        </w:rPr>
-        <w:t xml:space="preserve">Il modulo PCA_SVD costituisce il fulcro del progetto </w:t>
-      </w:r>
-      <w:r>
-        <w:rPr>
-          <w:rFonts w:ascii="Times New Roman" w:hAnsi="Times New Roman" w:cs="Times New Roman"/>
-          <w:sz w:val="24"/>
-          <w:szCs w:val="24"/>
-        </w:rPr>
-        <w:t xml:space="preserve">e il motore algebrico della pipeline di diagnosi, implementando </w:t>
-      </w:r>
-      <w:r>
-        <w:rPr>
-          <w:rFonts w:ascii="Times New Roman" w:hAnsi="Times New Roman" w:cs="Times New Roman"/>
-          <w:sz w:val="24"/>
-          <w:szCs w:val="24"/>
-        </w:rPr>
-        <w:t>l’analisi delle componenti principali tramite la decomposizione ai valori singolari per risolvere il problema legato all’alta dimensionalità.</w:t>
-      </w:r>
-      <w:r>
-        <w:rPr>
-          <w:rFonts w:ascii="Times New Roman" w:hAnsi="Times New Roman" w:cs="Times New Roman"/>
-          <w:sz w:val="24"/>
-          <w:szCs w:val="24"/>
-        </w:rPr>
-        <w:t xml:space="preserve"> </w:t>
-      </w:r>
-      <w:r>
-        <w:rPr>
-          <w:rFonts w:ascii="Times New Roman" w:hAnsi="Times New Roman" w:cs="Times New Roman"/>
-          <w:sz w:val="24"/>
-          <w:szCs w:val="24"/>
-        </w:rPr>
-        <w:t xml:space="preserve">All’interno del modulo sono stati inizializzati i parametri necessari per l’addestramento, sono memorizzati </w:t>
+        <w:t xml:space="preserve">inizializzati i parametri necessari per l’addestramento, sono memorizzati </w:t>
       </w:r>
       <w:r>
         <w:rPr>
@@ -5087,7 +5189,23 @@
           <w:sz w:val="24"/>
           <w:szCs w:val="24"/>
         </w:rPr>
-        <w:t xml:space="preserve"> campioni etichettati come anomali (-1) vengono esclusi dal computo per evitare distorsioni statistiche, confrontando i restanti esiti con le reali etichette di test. </w:t>
+        <w:t xml:space="preserve"> campioni etichettati come anomali (-1) vengono esclusi dal computo per evitare distorsioni statistiche, confrontando i restanti esiti con le reali etichette di test</w:t>
+      </w:r>
+      <w:r>
+        <w:rPr>
+          <w:rFonts w:ascii="Times New Roman" w:hAnsi="Times New Roman" w:cs="Times New Roman"/>
+          <w:sz w:val="24"/>
+          <w:szCs w:val="24"/>
+        </w:rPr>
+        <w:t>,</w:t>
+      </w:r>
+      <w:r>
+        <w:rPr>
+          <w:rFonts w:ascii="Times New Roman" w:hAnsi="Times New Roman" w:cs="Times New Roman"/>
+          <w:sz w:val="24"/>
+          <w:szCs w:val="24"/>
+        </w:rPr>
+        <w:t xml:space="preserve"> </w:t>
       </w:r>
       <w:r>
         <w:rPr>
@@ -5905,7 +6023,23 @@
           <w:sz w:val="24"/>
           <w:szCs w:val="24"/>
         </w:rPr>
-        <w:t xml:space="preserve"> La probabilità che una diagnosi di Parkinson emessa dal software corrisponda a un caso reale.</w:t>
+        <w:t xml:space="preserve"> La probabilità che una diagnosi di </w:t>
+      </w:r>
+      <w:r>
+        <w:rPr>
+          <w:rFonts w:ascii="Times New Roman" w:hAnsi="Times New Roman" w:cs="Times New Roman"/>
+          <w:sz w:val="24"/>
+          <w:szCs w:val="24"/>
+        </w:rPr>
+        <w:t>tumore</w:t>
+      </w:r>
+      <w:r>
+        <w:rPr>
+          <w:rFonts w:ascii="Times New Roman" w:hAnsi="Times New Roman" w:cs="Times New Roman"/>
+          <w:sz w:val="24"/>
+          <w:szCs w:val="24"/>
+        </w:rPr>
+        <w:t xml:space="preserve"> emessa dal software corrisponda a un caso reale.</w:t>
       </w:r>
     </w:p>
     <w:p>
@@ -6261,6 +6395,14 @@
         </w:rPr>
         <w:t>discusso in precedenza</w:t>
       </w:r>
+      <w:r>
+        <w:rPr>
+          <w:rFonts w:ascii="Times New Roman" w:hAnsi="Times New Roman" w:cs="Times New Roman"/>
+          <w:sz w:val="24"/>
+          <w:szCs w:val="24"/>
+        </w:rPr>
+        <w:t>.</w:t>
+      </w:r>
     </w:p>
     <w:p>
       <w:pPr>
@@ -6459,7 +6601,7 @@
           <w:sz w:val="24"/>
           <w:szCs w:val="24"/>
         </w:rPr>
-        <w:t xml:space="preserve"> — evidenziando la netta superiorità in termini di velocità dell'approccio custom rispetto alla libreria standard grazie al tuning rapido 80/20 — e le principali </w:t>
+        <w:t xml:space="preserve">  e le principali </w:t>
       </w:r>
       <w:r>
         <w:rPr>
@@ -6800,6 +6942,7 @@
           <w:sz w:val="24"/>
           <w:szCs w:val="24"/>
         </w:rPr>
+        <w:lastRenderedPageBreak/>
         <w:t>La curva presenta un comportamento asintotico ideale: una rapida ascesa iniziale seguita da un progressivo appiattimento. Questo andamento certifica matematicamente che le risonanze magnetiche originali contengono un'elevata ridondanza di informazioni</w:t>
       </w:r>
       <w:r>
@@ -7237,7 +7380,7 @@
           <w:szCs w:val="24"/>
         </w:rPr>
         <w:drawing>
-          <wp:inline distT="0" distB="0" distL="0" distR="0" wp14:anchorId="1D6317B3" wp14:editId="705F79A9">
+          <wp:inline distT="0" distB="0" distL="0" distR="0" wp14:anchorId="1D6317B3" wp14:editId="38BA118A">
             <wp:extent cx="3422073" cy="3323260"/>
             <wp:effectExtent l="0" t="0" r="6985" b="0"/>
             <wp:docPr id="1665322518" name="Immagine 4"/>
@@ -7442,7 +7585,7 @@
           <w:szCs w:val="24"/>
         </w:rPr>
         <w:drawing>
-          <wp:inline distT="0" distB="0" distL="0" distR="0" wp14:anchorId="340145D4" wp14:editId="0F8AB11D">
+          <wp:inline distT="0" distB="0" distL="0" distR="0" wp14:anchorId="340145D4" wp14:editId="2DE802A4">
             <wp:extent cx="6343718" cy="1690254"/>
             <wp:effectExtent l="0" t="0" r="0" b="5715"/>
             <wp:docPr id="1096853668" name="Immagine 5"/>
@@ -8098,72 +8241,6 @@
     </w:p>
     <w:p>
       <w:pPr>
-        <w:jc w:val="center"/>
-        <w:rPr>
-          <w:rFonts w:ascii="Times New Roman" w:hAnsi="Times New Roman" w:cs="Times New Roman"/>
-          <w:sz w:val="24"/>
-          <w:szCs w:val="24"/>
-        </w:rPr>
-      </w:pPr>
-      <w:r>
-        <w:rPr>
-          <w:rFonts w:ascii="Times New Roman" w:hAnsi="Times New Roman" w:cs="Times New Roman"/>
-          <w:noProof/>
-          <w:sz w:val="24"/>
-          <w:szCs w:val="24"/>
-        </w:rPr>
-        <w:drawing>
-          <wp:inline distT="0" distB="0" distL="0" distR="0" wp14:anchorId="2D08A751" wp14:editId="3E57D6CF">
-            <wp:extent cx="4163060" cy="1662430"/>
-            <wp:effectExtent l="0" t="0" r="8890" b="0"/>
-            <wp:docPr id="418958214" name="Immagine 9"/>
-            <wp:cNvGraphicFramePr>
-              <a:graphicFrameLocks xmlns:a="http://schemas.openxmlformats.org/drawingml/2006/main" noChangeAspect="1"/>
-            </wp:cNvGraphicFramePr>
-            <a:graphic xmlns:a="http://schemas.openxmlformats.org/drawingml/2006/main">
-              <a:graphicData uri="http://schemas.openxmlformats.org/drawingml/2006/picture">
-                <pic:pic xmlns:pic="http://schemas.openxmlformats.org/drawingml/2006/picture">
-                  <pic:nvPicPr>
-                    <pic:cNvPr id="0" name="Picture 11"/>
-                    <pic:cNvPicPr>
-                      <a:picLocks noChangeAspect="1" noChangeArrowheads="1"/>
-                    </pic:cNvPicPr>
-                  </pic:nvPicPr>
-                  <pic:blipFill>
-                    <a:blip r:embed="rId16">
-                      <a:extLst>
-                        <a:ext uri="{28A0092B-C50C-407E-A947-70E740481C1C}">
-                          <a14:useLocalDpi xmlns:a14="http://schemas.microsoft.com/office/drawing/2010/main" val="0"/>
-                        </a:ext>
-                      </a:extLst>
-                    </a:blip>
-                    <a:srcRect/>
-                    <a:stretch>
-                      <a:fillRect/>
-                    </a:stretch>
-                  </pic:blipFill>
-                  <pic:spPr bwMode="auto">
-                    <a:xfrm>
-                      <a:off x="0" y="0"/>
-                      <a:ext cx="4163060" cy="1662430"/>
-                    </a:xfrm>
-                    <a:prstGeom prst="rect">
-                      <a:avLst/>
-                    </a:prstGeom>
-                    <a:noFill/>
-                    <a:ln>
-                      <a:noFill/>
-                    </a:ln>
-                  </pic:spPr>
-                </pic:pic>
-              </a:graphicData>
-            </a:graphic>
-          </wp:inline>
-        </w:drawing>
-      </w:r>
-    </w:p>
-    <w:p>
-      <w:pPr>
         <w:rPr>
           <w:rFonts w:ascii="Times New Roman" w:hAnsi="Times New Roman" w:cs="Times New Roman"/>
           <w:sz w:val="24"/>
@@ -8200,15 +8277,7 @@
           <w:sz w:val="24"/>
           <w:szCs w:val="24"/>
         </w:rPr>
-        <w:t>minore</w:t>
-      </w:r>
-      <w:r>
-        <w:rPr>
-          <w:rFonts w:ascii="Times New Roman" w:hAnsi="Times New Roman" w:cs="Times New Roman"/>
-          <w:sz w:val="24"/>
-          <w:szCs w:val="24"/>
-        </w:rPr>
-        <w:t xml:space="preserve"> </w:t>
+        <w:t xml:space="preserve">minore </w:t>
       </w:r>
       <w:r>
         <w:rPr>
@@ -8253,7 +8322,7 @@
                     </pic:cNvPicPr>
                   </pic:nvPicPr>
                   <pic:blipFill>
-                    <a:blip r:embed="rId17">
+                    <a:blip r:embed="rId16">
                       <a:extLst>
                         <a:ext uri="{28A0092B-C50C-407E-A947-70E740481C1C}">
                           <a14:useLocalDpi xmlns:a14="http://schemas.microsoft.com/office/drawing/2010/main" val="0"/>
@@ -8308,8 +8377,160 @@
           <w:sz w:val="24"/>
           <w:szCs w:val="24"/>
         </w:rPr>
+        <w:t xml:space="preserve">Applicando, invece, un algoritmo di ottimizzazione per trovare il numero migliore di vicini anche per il codice scritto utilizzando la libreria skicit-learn, è possibile osservare che ancora una volta i dati raccolti sono uguali per quanto riguarda le metriche della matrice di confusione, tuttavia, differiscono in termini di tempo e l’algoritmo scritto nel progetto risulta circa 1 decimo di secondo più veloce. Il metodo di ricerca del nearest-neighbor, d’altro canto era differente poiché all’interno del codice scritto con le librerie di python utilizzando il k-fold con k=5 eseguiva 25 volte la ricerca fino a trovare il numero ottimale, pari a 1. Questo approccio risultava più veloce rispetto all’approccio utilizzato anche nel codice ordinario utilizzato, infatti, utilizzando questa strategia il </w:t>
+      </w:r>
+      <w:r>
+        <w:rPr>
+          <w:rFonts w:ascii="Times New Roman" w:hAnsi="Times New Roman" w:cs="Times New Roman"/>
+          <w:sz w:val="24"/>
+          <w:szCs w:val="24"/>
+        </w:rPr>
         <w:lastRenderedPageBreak/>
-        <w:t>Applicando, invece, un algoritmo di ottimizzazione per trovare il numero migliore di vicini anche per il codice scritto utilizzando la libreria skicit-learn, è possibile osservare che ancora una volta i dati raccolti sono uguali per quanto riguarda le metriche della matrice di confusione, tuttavia, differiscono in termini di tempo e l’algoritmo scritto nel progetto risulta circa 1 decimo di secondo più veloce. Il metodo di ricerca del nearest-neighbor, d’altro canto era differente poiché all’interno del codice scritto con le librerie di python utilizzando il k-fold con k=5 eseguiva 25 volte la ricerca fino a trovare il numero ottimale, pari a 1. Questo approccio risultava più veloce rispetto all’approccio utilizzato anche nel codice ordinario utilizzato, infatti, utilizzando questa strategia il secondo codice impiegava un tempo ancora maggiore, con risultati relativi alla matrice di confusione ancora una volta uguali.</w:t>
+        <w:t>secondo codice impiegava un tempo ancora maggiore, con risultati relativi alla matrice di confusione ancora una volta uguali.</w:t>
+      </w:r>
+    </w:p>
+    <w:p>
+      <w:pPr>
+        <w:rPr>
+          <w:b/>
+          <w:bCs/>
+          <w:sz w:val="28"/>
+          <w:szCs w:val="28"/>
+        </w:rPr>
+      </w:pPr>
+      <w:r>
+        <w:rPr>
+          <w:b/>
+          <w:bCs/>
+          <w:sz w:val="28"/>
+          <w:szCs w:val="28"/>
+        </w:rPr>
+        <w:t>5</w:t>
+      </w:r>
+      <w:r>
+        <w:rPr>
+          <w:b/>
+          <w:bCs/>
+          <w:sz w:val="28"/>
+          <w:szCs w:val="28"/>
+        </w:rPr>
+        <w:t xml:space="preserve">.Fallimento del progetto con dataset malati Parkinson </w:t>
+      </w:r>
+    </w:p>
+    <w:p>
+      <w:pPr>
+        <w:rPr>
+          <w:rFonts w:ascii="Times New Roman" w:hAnsi="Times New Roman" w:cs="Times New Roman"/>
+          <w:sz w:val="24"/>
+          <w:szCs w:val="24"/>
+        </w:rPr>
+      </w:pPr>
+      <w:r>
+        <w:rPr>
+          <w:rFonts w:ascii="Times New Roman" w:hAnsi="Times New Roman" w:cs="Times New Roman"/>
+          <w:sz w:val="24"/>
+          <w:szCs w:val="24"/>
+        </w:rPr>
+        <w:t xml:space="preserve">Il morbo di Parkinson è una patologia neurodegenerativa cronica caratterizzata dalla progressiva perdita di neuroni dopaminergici, ossia cellule nervose che producono e rilasciano dopamina, fondamentali per movimento, motivazione, emozioni e funzioni cognitive, in particolare a livello dei gangli della base. Nella pratica clinica, le scansioni di medicina nucleare vengono utilizzate per visualizzare la densità dei trasportatori di dopamina. Nei soggetti sani, l'acquisizione mostra un tipico pattern a forma di "virgola" bilaterale; nei pazienti affetti da Parkinson, si osserva un marcato decadimento del segnale che evolve verso una forma puntiforme o la totale assenza di simmetria, denotando problemi evidenti nelle funzioni motorie e cognitive dei pazienti affetti dal morbo. </w:t>
+      </w:r>
+    </w:p>
+    <w:p>
+      <w:pPr>
+        <w:rPr>
+          <w:rFonts w:ascii="Times New Roman" w:hAnsi="Times New Roman" w:cs="Times New Roman"/>
+          <w:sz w:val="24"/>
+          <w:szCs w:val="24"/>
+        </w:rPr>
+      </w:pPr>
+      <w:r>
+        <w:rPr>
+          <w:rFonts w:ascii="Times New Roman" w:hAnsi="Times New Roman" w:cs="Times New Roman"/>
+          <w:sz w:val="24"/>
+          <w:szCs w:val="24"/>
+        </w:rPr>
+        <w:t>Tuttavia, l’analisi visiva delle scansioni da parte dei medici può essere soggetta a variabilità tra diversi osservatori, specialmente nelle fasi iniziali della malattia in cui il decadimento dei segnali neuronali è sottile e difficile da interpretare ad occhio nudo</w:t>
+      </w:r>
+      <w:r>
+        <w:rPr>
+          <w:rFonts w:ascii="Times New Roman" w:hAnsi="Times New Roman" w:cs="Times New Roman"/>
+          <w:sz w:val="24"/>
+          <w:szCs w:val="24"/>
+        </w:rPr>
+        <w:t>.</w:t>
+      </w:r>
+    </w:p>
+    <w:p>
+      <w:pPr>
+        <w:rPr>
+          <w:rFonts w:ascii="Times New Roman" w:hAnsi="Times New Roman" w:cs="Times New Roman"/>
+          <w:sz w:val="24"/>
+          <w:szCs w:val="24"/>
+        </w:rPr>
+      </w:pPr>
+      <w:r>
+        <w:rPr>
+          <w:rFonts w:ascii="Times New Roman" w:hAnsi="Times New Roman" w:cs="Times New Roman"/>
+          <w:sz w:val="24"/>
+          <w:szCs w:val="24"/>
+        </w:rPr>
+        <w:t>A tal proposito, il progetto iniziale proponeva un modello che fosse in grado di riconoscere il morbo di Parkinson partendo da delle immagini in formato DICOM, un formato medico in grado di raccogliere immagini tridimensionali, prese dal database del PPMI</w:t>
+      </w:r>
+      <w:r>
+        <w:rPr>
+          <w:rFonts w:ascii="Times New Roman" w:hAnsi="Times New Roman" w:cs="Times New Roman"/>
+          <w:sz w:val="24"/>
+          <w:szCs w:val="24"/>
+        </w:rPr>
+        <w:t xml:space="preserve"> (</w:t>
+      </w:r>
+      <w:r>
+        <w:rPr>
+          <w:rFonts w:ascii="Times New Roman" w:hAnsi="Times New Roman" w:cs="Times New Roman"/>
+          <w:sz w:val="24"/>
+          <w:szCs w:val="24"/>
+        </w:rPr>
+        <w:t>Parkinson's Progression Markers Initiative)</w:t>
+      </w:r>
+      <w:r>
+        <w:rPr>
+          <w:rFonts w:ascii="Times New Roman" w:hAnsi="Times New Roman" w:cs="Times New Roman"/>
+          <w:sz w:val="24"/>
+          <w:szCs w:val="24"/>
+        </w:rPr>
+        <w:t xml:space="preserve"> previa concessa autorizzazione da parte del database administrator dell’università della California. Le immagini in formato DICOM scaricate dal database si sono rivelate non ottimali ai fini dell’analisi e molte di esse sono state scartate vista l’inaccessibilità delle immagini nelle cartelle o in altri casi sono state scartate dal modulo di detection delle anomalie visto in precedenza</w:t>
+      </w:r>
+      <w:r>
+        <w:rPr>
+          <w:rFonts w:ascii="Times New Roman" w:hAnsi="Times New Roman" w:cs="Times New Roman"/>
+          <w:sz w:val="24"/>
+          <w:szCs w:val="24"/>
+        </w:rPr>
+        <w:t>, nonostante il tipo di risonanza magnetica analizzata fosse lo stesso (MRI T1)</w:t>
+      </w:r>
+    </w:p>
+    <w:p>
+      <w:pPr>
+        <w:rPr>
+          <w:rFonts w:ascii="Times New Roman" w:hAnsi="Times New Roman" w:cs="Times New Roman"/>
+          <w:sz w:val="24"/>
+          <w:szCs w:val="24"/>
+        </w:rPr>
+      </w:pPr>
+      <w:r>
+        <w:rPr>
+          <w:rFonts w:ascii="Times New Roman" w:hAnsi="Times New Roman" w:cs="Times New Roman"/>
+          <w:sz w:val="24"/>
+          <w:szCs w:val="24"/>
+        </w:rPr>
+        <w:t>L’unica differenza di codice tra i lavori di cui si è discusso risiede nel preprocessing, infatti,</w:t>
+      </w:r>
+      <w:r>
+        <w:rPr>
+          <w:rFonts w:ascii="Times New Roman" w:hAnsi="Times New Roman" w:cs="Times New Roman"/>
+          <w:sz w:val="24"/>
+          <w:szCs w:val="24"/>
+        </w:rPr>
+        <w:t xml:space="preserve"> all’interno del modulo di preprocessing era presente un modulo di analisi delle immagini nel formato medico, da cui veniva tagliata e prelevata solo una fetta dell’immagine del cervello dalla stessa prospettiva delle immagini fornite nel dataset sui tumori. Nonostante il dataset fosse stato elaborato correttamente, e i moduli all’interno del progetto si siano rilevati ottimali per altri dataset, i risultati su questo dataset si sono rivelati scarsi ed insufficienti, raggiungendo un’accuratezza minore del 71% e con un numero fin troppo alto di falsi negativi, infatti, su un campione molto alto, secondo la percentuale, sbaglierebbe l’analisi di un paziente su 4.</w:t>
       </w:r>
     </w:p>
     <w:p>
@@ -8321,6 +8542,79 @@
           <w:szCs w:val="24"/>
         </w:rPr>
       </w:pPr>
+      <w:r>
+        <w:rPr>
+          <w:rFonts w:ascii="Times New Roman" w:hAnsi="Times New Roman" w:cs="Times New Roman"/>
+          <w:noProof/>
+          <w:sz w:val="24"/>
+          <w:szCs w:val="24"/>
+        </w:rPr>
+        <w:drawing>
+          <wp:inline distT="0" distB="0" distL="0" distR="0" wp14:anchorId="5A26E5AB" wp14:editId="70E6982F">
+            <wp:extent cx="3041073" cy="1141849"/>
+            <wp:effectExtent l="0" t="0" r="6985" b="1270"/>
+            <wp:docPr id="2052700000" name="Immagine 3"/>
+            <wp:cNvGraphicFramePr>
+              <a:graphicFrameLocks xmlns:a="http://schemas.openxmlformats.org/drawingml/2006/main" noChangeAspect="1"/>
+            </wp:cNvGraphicFramePr>
+            <a:graphic xmlns:a="http://schemas.openxmlformats.org/drawingml/2006/main">
+              <a:graphicData uri="http://schemas.openxmlformats.org/drawingml/2006/picture">
+                <pic:pic xmlns:pic="http://schemas.openxmlformats.org/drawingml/2006/picture">
+                  <pic:nvPicPr>
+                    <pic:cNvPr id="0" name="Picture 2"/>
+                    <pic:cNvPicPr>
+                      <a:picLocks noChangeAspect="1" noChangeArrowheads="1"/>
+                    </pic:cNvPicPr>
+                  </pic:nvPicPr>
+                  <pic:blipFill>
+                    <a:blip r:embed="rId17">
+                      <a:extLst>
+                        <a:ext uri="{28A0092B-C50C-407E-A947-70E740481C1C}">
+                          <a14:useLocalDpi xmlns:a14="http://schemas.microsoft.com/office/drawing/2010/main" val="0"/>
+                        </a:ext>
+                      </a:extLst>
+                    </a:blip>
+                    <a:srcRect/>
+                    <a:stretch>
+                      <a:fillRect/>
+                    </a:stretch>
+                  </pic:blipFill>
+                  <pic:spPr bwMode="auto">
+                    <a:xfrm>
+                      <a:off x="0" y="0"/>
+                      <a:ext cx="3051506" cy="1145766"/>
+                    </a:xfrm>
+                    <a:prstGeom prst="rect">
+                      <a:avLst/>
+                    </a:prstGeom>
+                    <a:noFill/>
+                    <a:ln>
+                      <a:noFill/>
+                    </a:ln>
+                  </pic:spPr>
+                </pic:pic>
+              </a:graphicData>
+            </a:graphic>
+          </wp:inline>
+        </w:drawing>
+      </w:r>
+    </w:p>
+    <w:p>
+      <w:pPr>
+        <w:rPr>
+          <w:rFonts w:ascii="Times New Roman" w:hAnsi="Times New Roman" w:cs="Times New Roman"/>
+          <w:sz w:val="24"/>
+          <w:szCs w:val="24"/>
+        </w:rPr>
+      </w:pPr>
+      <w:r>
+        <w:rPr>
+          <w:rFonts w:ascii="Times New Roman" w:hAnsi="Times New Roman" w:cs="Times New Roman"/>
+          <w:sz w:val="24"/>
+          <w:szCs w:val="24"/>
+        </w:rPr>
+        <w:t>Per ovviare a tale problema è stata effettuata una modifica al modulo di preprocessing, volto a raccogliere non più una sola fetta dell’immagine tridimensionale, ma tre di esse in maniera tale da rendere più facile l’analisi al programma.</w:t>
+      </w:r>
     </w:p>
     <w:p>
       <w:pPr>
@@ -8331,94 +8625,214 @@
           <w:szCs w:val="24"/>
         </w:rPr>
       </w:pPr>
-    </w:p>
-    <w:p>
-      <w:pPr>
-        <w:rPr>
-          <w:rFonts w:ascii="Times New Roman" w:hAnsi="Times New Roman" w:cs="Times New Roman"/>
-          <w:sz w:val="24"/>
-          <w:szCs w:val="24"/>
-        </w:rPr>
-      </w:pPr>
-    </w:p>
-    <w:p>
-      <w:pPr>
-        <w:rPr>
-          <w:rFonts w:ascii="Times New Roman" w:hAnsi="Times New Roman" w:cs="Times New Roman"/>
-          <w:sz w:val="24"/>
-          <w:szCs w:val="24"/>
-        </w:rPr>
-      </w:pPr>
-    </w:p>
-    <w:p>
-      <w:pPr>
-        <w:rPr>
-          <w:rFonts w:ascii="Times New Roman" w:hAnsi="Times New Roman" w:cs="Times New Roman"/>
-          <w:sz w:val="24"/>
-          <w:szCs w:val="24"/>
-        </w:rPr>
-      </w:pPr>
-    </w:p>
-    <w:p>
-      <w:pPr>
-        <w:rPr>
-          <w:rFonts w:ascii="Times New Roman" w:hAnsi="Times New Roman" w:cs="Times New Roman"/>
-          <w:sz w:val="24"/>
-          <w:szCs w:val="24"/>
-        </w:rPr>
-      </w:pPr>
-    </w:p>
-    <w:p>
-      <w:pPr>
-        <w:rPr>
-          <w:rFonts w:ascii="Times New Roman" w:hAnsi="Times New Roman" w:cs="Times New Roman"/>
-          <w:sz w:val="24"/>
-          <w:szCs w:val="24"/>
-        </w:rPr>
-      </w:pPr>
-    </w:p>
-    <w:p>
-      <w:pPr>
-        <w:rPr>
-          <w:rFonts w:ascii="Times New Roman" w:hAnsi="Times New Roman" w:cs="Times New Roman"/>
-          <w:sz w:val="24"/>
-          <w:szCs w:val="24"/>
-        </w:rPr>
-      </w:pPr>
-    </w:p>
-    <w:p>
-      <w:pPr>
-        <w:rPr>
-          <w:rFonts w:ascii="Times New Roman" w:hAnsi="Times New Roman" w:cs="Times New Roman"/>
-          <w:sz w:val="24"/>
-          <w:szCs w:val="24"/>
-        </w:rPr>
-      </w:pPr>
-    </w:p>
-    <w:p>
-      <w:pPr>
-        <w:rPr>
-          <w:rFonts w:ascii="Times New Roman" w:hAnsi="Times New Roman" w:cs="Times New Roman"/>
-          <w:sz w:val="24"/>
-          <w:szCs w:val="24"/>
-        </w:rPr>
-      </w:pPr>
-    </w:p>
-    <w:p>
-      <w:pPr>
-        <w:rPr>
-          <w:rFonts w:ascii="Times New Roman" w:hAnsi="Times New Roman" w:cs="Times New Roman"/>
-          <w:sz w:val="24"/>
-          <w:szCs w:val="24"/>
-        </w:rPr>
-      </w:pPr>
-      <w:r>
-        <w:rPr>
-          <w:rFonts w:ascii="Times New Roman" w:hAnsi="Times New Roman" w:cs="Times New Roman"/>
-          <w:sz w:val="24"/>
-          <w:szCs w:val="24"/>
-        </w:rPr>
-        <w:t>5</w:t>
+      <w:r>
+        <w:rPr>
+          <w:rFonts w:ascii="Times New Roman" w:hAnsi="Times New Roman" w:cs="Times New Roman"/>
+          <w:noProof/>
+          <w:sz w:val="24"/>
+          <w:szCs w:val="24"/>
+        </w:rPr>
+        <w:lastRenderedPageBreak/>
+        <w:drawing>
+          <wp:inline distT="0" distB="0" distL="0" distR="0" wp14:anchorId="16840EBF" wp14:editId="2CE354B6">
+            <wp:extent cx="3061854" cy="2877278"/>
+            <wp:effectExtent l="0" t="0" r="5715" b="0"/>
+            <wp:docPr id="1527823269" name="Immagine 1"/>
+            <wp:cNvGraphicFramePr>
+              <a:graphicFrameLocks xmlns:a="http://schemas.openxmlformats.org/drawingml/2006/main" noChangeAspect="1"/>
+            </wp:cNvGraphicFramePr>
+            <a:graphic xmlns:a="http://schemas.openxmlformats.org/drawingml/2006/main">
+              <a:graphicData uri="http://schemas.openxmlformats.org/drawingml/2006/picture">
+                <pic:pic xmlns:pic="http://schemas.openxmlformats.org/drawingml/2006/picture">
+                  <pic:nvPicPr>
+                    <pic:cNvPr id="1527823269" name=""/>
+                    <pic:cNvPicPr/>
+                  </pic:nvPicPr>
+                  <pic:blipFill>
+                    <a:blip r:embed="rId18"/>
+                    <a:stretch>
+                      <a:fillRect/>
+                    </a:stretch>
+                  </pic:blipFill>
+                  <pic:spPr>
+                    <a:xfrm>
+                      <a:off x="0" y="0"/>
+                      <a:ext cx="3072224" cy="2887023"/>
+                    </a:xfrm>
+                    <a:prstGeom prst="rect">
+                      <a:avLst/>
+                    </a:prstGeom>
+                  </pic:spPr>
+                </pic:pic>
+              </a:graphicData>
+            </a:graphic>
+          </wp:inline>
+        </w:drawing>
+      </w:r>
+    </w:p>
+    <w:p>
+      <w:pPr>
+        <w:rPr>
+          <w:rFonts w:ascii="Times New Roman" w:hAnsi="Times New Roman" w:cs="Times New Roman"/>
+          <w:sz w:val="24"/>
+          <w:szCs w:val="24"/>
+        </w:rPr>
+      </w:pPr>
+      <w:r>
+        <w:rPr>
+          <w:rFonts w:ascii="Times New Roman" w:hAnsi="Times New Roman" w:cs="Times New Roman"/>
+          <w:sz w:val="24"/>
+          <w:szCs w:val="24"/>
+        </w:rPr>
+        <w:t>A differenza di quanto immaginato, eseguendo l’algoritmo su nuovi dati utilizzando questa nuova tecnica di preprocessing, non solo i risultati non sono migliorati, anzi, sono drasticamente peggiorati sfiorando il 50% di accuratezza, ossia l’equivalente di un lancio di una moneta. Anche i risultati dal punto di vista matematico si sono rivelati molto scarsi, come evidenziato dalla seguente immagine:</w:t>
+      </w:r>
+    </w:p>
+    <w:p>
+      <w:pPr>
+        <w:jc w:val="center"/>
+        <w:rPr>
+          <w:rFonts w:ascii="Times New Roman" w:hAnsi="Times New Roman" w:cs="Times New Roman"/>
+          <w:sz w:val="24"/>
+          <w:szCs w:val="24"/>
+        </w:rPr>
+      </w:pPr>
+      <w:r>
+        <w:rPr>
+          <w:rFonts w:ascii="Times New Roman" w:hAnsi="Times New Roman" w:cs="Times New Roman"/>
+          <w:noProof/>
+          <w:sz w:val="24"/>
+          <w:szCs w:val="24"/>
+        </w:rPr>
+        <w:drawing>
+          <wp:inline distT="0" distB="0" distL="0" distR="0" wp14:anchorId="3C6C78C7" wp14:editId="665DB031">
+            <wp:extent cx="4522840" cy="1690255"/>
+            <wp:effectExtent l="0" t="0" r="0" b="5715"/>
+            <wp:docPr id="1413753317" name="Immagine 5"/>
+            <wp:cNvGraphicFramePr>
+              <a:graphicFrameLocks xmlns:a="http://schemas.openxmlformats.org/drawingml/2006/main" noChangeAspect="1"/>
+            </wp:cNvGraphicFramePr>
+            <a:graphic xmlns:a="http://schemas.openxmlformats.org/drawingml/2006/main">
+              <a:graphicData uri="http://schemas.openxmlformats.org/drawingml/2006/picture">
+                <pic:pic xmlns:pic="http://schemas.openxmlformats.org/drawingml/2006/picture">
+                  <pic:nvPicPr>
+                    <pic:cNvPr id="0" name="Picture 5"/>
+                    <pic:cNvPicPr>
+                      <a:picLocks noChangeAspect="1" noChangeArrowheads="1"/>
+                    </pic:cNvPicPr>
+                  </pic:nvPicPr>
+                  <pic:blipFill>
+                    <a:blip r:embed="rId19" cstate="print">
+                      <a:extLst>
+                        <a:ext uri="{28A0092B-C50C-407E-A947-70E740481C1C}">
+                          <a14:useLocalDpi xmlns:a14="http://schemas.microsoft.com/office/drawing/2010/main" val="0"/>
+                        </a:ext>
+                      </a:extLst>
+                    </a:blip>
+                    <a:srcRect/>
+                    <a:stretch>
+                      <a:fillRect/>
+                    </a:stretch>
+                  </pic:blipFill>
+                  <pic:spPr bwMode="auto">
+                    <a:xfrm>
+                      <a:off x="0" y="0"/>
+                      <a:ext cx="4577181" cy="1710563"/>
+                    </a:xfrm>
+                    <a:prstGeom prst="rect">
+                      <a:avLst/>
+                    </a:prstGeom>
+                    <a:noFill/>
+                    <a:ln>
+                      <a:noFill/>
+                    </a:ln>
+                  </pic:spPr>
+                </pic:pic>
+              </a:graphicData>
+            </a:graphic>
+          </wp:inline>
+        </w:drawing>
+      </w:r>
+    </w:p>
+    <w:p>
+      <w:pPr>
+        <w:rPr>
+          <w:rFonts w:ascii="Times New Roman" w:hAnsi="Times New Roman" w:cs="Times New Roman"/>
+          <w:sz w:val="24"/>
+          <w:szCs w:val="24"/>
+        </w:rPr>
+      </w:pPr>
+      <w:r>
+        <w:rPr>
+          <w:rFonts w:ascii="Times New Roman" w:hAnsi="Times New Roman" w:cs="Times New Roman"/>
+          <w:sz w:val="24"/>
+          <w:szCs w:val="24"/>
+        </w:rPr>
+        <w:t xml:space="preserve">In questo test, la PCA produceva una distribuzione </w:t>
+      </w:r>
+      <w:r>
+        <w:rPr>
+          <w:rFonts w:ascii="Times New Roman" w:hAnsi="Times New Roman" w:cs="Times New Roman"/>
+          <w:sz w:val="24"/>
+          <w:szCs w:val="24"/>
+        </w:rPr>
+        <w:t>quasi casuale in cui le classi si sovrapponevano senza un chiaro pattern.</w:t>
+      </w:r>
+      <w:r>
+        <w:rPr>
+          <w:rFonts w:ascii="Times New Roman" w:hAnsi="Times New Roman" w:cs="Times New Roman"/>
+          <w:sz w:val="24"/>
+          <w:szCs w:val="24"/>
+        </w:rPr>
+        <w:t xml:space="preserve"> Al contrario, il lavoro effettuato sui tumori cerebrali </w:t>
+      </w:r>
+      <w:r>
+        <w:rPr>
+          <w:rFonts w:ascii="Times New Roman" w:hAnsi="Times New Roman" w:cs="Times New Roman"/>
+          <w:sz w:val="24"/>
+          <w:szCs w:val="24"/>
+        </w:rPr>
+        <w:t xml:space="preserve">ha fornito all'algoritmo le informazioni necessarie per estrarre le vere direzioni di massima varianza. Questo si traduce in una curva della varianza cumulativa molto più fluida e in raggruppamenti nello spazio PCA nettamente più densi, definiti e statisticamente significativi, dimostrando che l'esito iniziale non era dovuto a un errore nel metodo, ma semplicemente </w:t>
+      </w:r>
+      <w:r>
+        <w:rPr>
+          <w:rFonts w:ascii="Times New Roman" w:hAnsi="Times New Roman" w:cs="Times New Roman"/>
+          <w:sz w:val="24"/>
+          <w:szCs w:val="24"/>
+        </w:rPr>
+        <w:t xml:space="preserve">ai dati di partenza. Inoltre, il numero di componenti necessarie per raggiungere il 90% dell’informazione qui si aggira intorno ai 40, mentre nell’analisi sui tumori è pari a 73, evidenziando </w:t>
+      </w:r>
+      <w:r>
+        <w:rPr>
+          <w:rFonts w:ascii="Times New Roman" w:hAnsi="Times New Roman" w:cs="Times New Roman"/>
+          <w:sz w:val="24"/>
+          <w:szCs w:val="24"/>
+        </w:rPr>
+        <w:t>che il nuovo dataset è molto più ricco di informazioni e complesso, il che si traduce in un'analisi più accurata.</w:t>
+      </w:r>
+    </w:p>
+    <w:p>
+      <w:pPr>
+        <w:rPr>
+          <w:rFonts w:ascii="Times New Roman" w:hAnsi="Times New Roman" w:cs="Times New Roman"/>
+          <w:sz w:val="24"/>
+          <w:szCs w:val="24"/>
+        </w:rPr>
+      </w:pPr>
+      <w:r>
+        <w:rPr>
+          <w:rFonts w:ascii="Times New Roman" w:hAnsi="Times New Roman" w:cs="Times New Roman"/>
+          <w:sz w:val="24"/>
+          <w:szCs w:val="24"/>
+        </w:rPr>
+        <w:t xml:space="preserve">Infine, il risultato scarso è spiegato dalla natura intrinseca della malattia, infatti, il Parkinson è una malattia neurodegenerativa che, specialmente nei primi stadi, è quasi impercettibile a livello grafico con gli algoritmi utilizzati dal momento che </w:t>
+      </w:r>
+      <w:r>
+        <w:rPr>
+          <w:rFonts w:ascii="Times New Roman" w:hAnsi="Times New Roman" w:cs="Times New Roman"/>
+          <w:sz w:val="24"/>
+          <w:szCs w:val="24"/>
+        </w:rPr>
+        <w:t>le variazioni strutturali del Parkinson non generano una varianza geometrica sufficiente per permettere al modello di separare in modo netto i pazienti sani da quelli malati</w:t>
       </w:r>
       <w:r>
         <w:rPr>
@@ -8428,66 +8842,6 @@
         </w:rPr>
         <w:t>.</w:t>
       </w:r>
-      <w:r>
-        <w:rPr>
-          <w:rFonts w:ascii="Times New Roman" w:hAnsi="Times New Roman" w:cs="Times New Roman"/>
-          <w:sz w:val="24"/>
-          <w:szCs w:val="24"/>
-        </w:rPr>
-        <w:t xml:space="preserve">Fallimento del progetto con dataset malati Parkinson </w:t>
-      </w:r>
-    </w:p>
-    <w:p>
-      <w:pPr>
-        <w:rPr>
-          <w:rFonts w:ascii="Times New Roman" w:hAnsi="Times New Roman" w:cs="Times New Roman"/>
-          <w:sz w:val="24"/>
-          <w:szCs w:val="24"/>
-        </w:rPr>
-      </w:pPr>
-      <w:r>
-        <w:rPr>
-          <w:rFonts w:ascii="Times New Roman" w:hAnsi="Times New Roman" w:cs="Times New Roman"/>
-          <w:sz w:val="24"/>
-          <w:szCs w:val="24"/>
-        </w:rPr>
-        <w:t xml:space="preserve">Il morbo di Parkinson è una patologia neurodegenerativa cronica caratterizzata dalla progressiva perdita di neuroni dopaminergici, ossia cellule nervose che producono e rilasciano dopamina, fondamentali per movimento, motivazione, emozioni e funzioni cognitive, in particolare a livello dei gangli della base. Nella pratica clinica, le scansioni di medicina nucleare vengono utilizzate per visualizzare la densità dei trasportatori di dopamina. Nei soggetti sani, l'acquisizione mostra un tipico pattern a forma di "virgola" bilaterale; nei pazienti affetti da Parkinson, si osserva un marcato decadimento del segnale che evolve verso una forma puntiforme o la totale assenza di simmetria, denotando problemi evidenti nelle funzioni motorie e cognitive dei pazienti affetti dal morbo. </w:t>
-      </w:r>
-    </w:p>
-    <w:p>
-      <w:pPr>
-        <w:rPr>
-          <w:rFonts w:ascii="Times New Roman" w:hAnsi="Times New Roman" w:cs="Times New Roman"/>
-          <w:sz w:val="24"/>
-          <w:szCs w:val="24"/>
-        </w:rPr>
-      </w:pPr>
-      <w:r>
-        <w:rPr>
-          <w:rFonts w:ascii="Times New Roman" w:hAnsi="Times New Roman" w:cs="Times New Roman"/>
-          <w:sz w:val="24"/>
-          <w:szCs w:val="24"/>
-        </w:rPr>
-        <w:t>Tuttavia, l’analisi visiva delle scansioni da parte dei medici può essere soggetta a variabilità tra diversi osservatori, specialmente nelle fasi iniziali della malattia in cui il decadimento dei segnali neuronali è sottile e difficile da interpretare ad occhio nudo. Il progetto propone, per tale ragione, di sviluppare un sistema computazionale basato su tecniche di algebra lineare e riduzione della dimensionalità per analizzare automaticamente il dataset di immagini. L'obiettivo è estrarre le feature spaziali dominanti in grado di distinguere in modo oggettivo e quantitativo i soggetti sani dai pazienti affetti da Parkinson, riducendo il carico di lavoro diagnostico e fornendo un supporto decisionale oggettivo.</w:t>
-      </w:r>
-    </w:p>
-    <w:p>
-      <w:pPr>
-        <w:rPr>
-          <w:rFonts w:ascii="Times New Roman" w:hAnsi="Times New Roman" w:cs="Times New Roman"/>
-          <w:sz w:val="24"/>
-          <w:szCs w:val="24"/>
-        </w:rPr>
-      </w:pPr>
-    </w:p>
-    <w:p>
-      <w:pPr>
-        <w:rPr>
-          <w:rFonts w:ascii="Times New Roman" w:hAnsi="Times New Roman" w:cs="Times New Roman"/>
-          <w:sz w:val="24"/>
-          <w:szCs w:val="24"/>
-        </w:rPr>
-      </w:pPr>
     </w:p>
     <w:sectPr>
       <w:pgSz w:w="11906" w:h="16838"/>
@@ -10756,6 +11110,7 @@
   <w:style w:type="character" w:default="1" w:styleId="Carpredefinitoparagrafo">
     <w:name w:val="Default Paragraph Font"/>
     <w:uiPriority w:val="1"/>
+    <w:semiHidden/>
     <w:unhideWhenUsed/>
   </w:style>
   <w:style w:type="table" w:default="1" w:styleId="Tabellanormale">

--- a/Progetto.docx
+++ b/Progetto.docx
@@ -7380,7 +7380,7 @@
           <w:szCs w:val="24"/>
         </w:rPr>
         <w:drawing>
-          <wp:inline distT="0" distB="0" distL="0" distR="0" wp14:anchorId="1D6317B3" wp14:editId="38BA118A">
+          <wp:inline distT="0" distB="0" distL="0" distR="0" wp14:anchorId="1D6317B3" wp14:editId="750B2DFA">
             <wp:extent cx="3422073" cy="3323260"/>
             <wp:effectExtent l="0" t="0" r="6985" b="0"/>
             <wp:docPr id="1665322518" name="Immagine 4"/>
@@ -7585,7 +7585,7 @@
           <w:szCs w:val="24"/>
         </w:rPr>
         <w:drawing>
-          <wp:inline distT="0" distB="0" distL="0" distR="0" wp14:anchorId="340145D4" wp14:editId="2DE802A4">
+          <wp:inline distT="0" distB="0" distL="0" distR="0" wp14:anchorId="340145D4" wp14:editId="2D0D5F3B">
             <wp:extent cx="6343718" cy="1690254"/>
             <wp:effectExtent l="0" t="0" r="0" b="5715"/>
             <wp:docPr id="1096853668" name="Immagine 5"/>
@@ -8843,6 +8843,473 @@
         <w:t>.</w:t>
       </w:r>
     </w:p>
+    <w:p>
+      <w:pPr>
+        <w:rPr>
+          <w:rFonts w:ascii="Times New Roman" w:hAnsi="Times New Roman" w:cs="Times New Roman"/>
+          <w:sz w:val="24"/>
+          <w:szCs w:val="24"/>
+        </w:rPr>
+      </w:pPr>
+    </w:p>
+    <w:p>
+      <w:pPr>
+        <w:rPr>
+          <w:rFonts w:ascii="Times New Roman" w:hAnsi="Times New Roman" w:cs="Times New Roman"/>
+          <w:sz w:val="24"/>
+          <w:szCs w:val="24"/>
+        </w:rPr>
+      </w:pPr>
+    </w:p>
+    <w:p>
+      <w:pPr>
+        <w:rPr>
+          <w:rFonts w:ascii="Times New Roman" w:hAnsi="Times New Roman" w:cs="Times New Roman"/>
+          <w:b/>
+          <w:bCs/>
+          <w:sz w:val="32"/>
+          <w:szCs w:val="32"/>
+        </w:rPr>
+      </w:pPr>
+      <w:r>
+        <w:rPr>
+          <w:rFonts w:ascii="Times New Roman" w:hAnsi="Times New Roman" w:cs="Times New Roman"/>
+          <w:b/>
+          <w:bCs/>
+          <w:sz w:val="32"/>
+          <w:szCs w:val="32"/>
+        </w:rPr>
+        <w:lastRenderedPageBreak/>
+        <w:t>Da aggiungere</w:t>
+      </w:r>
+    </w:p>
+    <w:p>
+      <w:pPr>
+        <w:rPr>
+          <w:rFonts w:ascii="Times New Roman" w:hAnsi="Times New Roman" w:cs="Times New Roman"/>
+          <w:sz w:val="24"/>
+          <w:szCs w:val="24"/>
+        </w:rPr>
+      </w:pPr>
+      <w:r>
+        <w:rPr>
+          <w:rFonts w:ascii="Times New Roman" w:hAnsi="Times New Roman" w:cs="Times New Roman"/>
+          <w:sz w:val="24"/>
+          <w:szCs w:val="24"/>
+        </w:rPr>
+        <w:t xml:space="preserve">La </w:t>
+      </w:r>
+      <w:r>
+        <w:rPr>
+          <w:rFonts w:ascii="Times New Roman" w:hAnsi="Times New Roman" w:cs="Times New Roman"/>
+          <w:b/>
+          <w:bCs/>
+          <w:sz w:val="24"/>
+          <w:szCs w:val="24"/>
+        </w:rPr>
+        <w:t>Regola di Maggioranza</w:t>
+      </w:r>
+      <w:r>
+        <w:rPr>
+          <w:rFonts w:ascii="Times New Roman" w:hAnsi="Times New Roman" w:cs="Times New Roman"/>
+          <w:sz w:val="24"/>
+          <w:szCs w:val="24"/>
+        </w:rPr>
+        <w:t xml:space="preserve"> e la </w:t>
+      </w:r>
+      <w:r>
+        <w:rPr>
+          <w:rFonts w:ascii="Times New Roman" w:hAnsi="Times New Roman" w:cs="Times New Roman"/>
+          <w:b/>
+          <w:bCs/>
+          <w:sz w:val="24"/>
+          <w:szCs w:val="24"/>
+        </w:rPr>
+        <w:t>Confidenza Ibrida</w:t>
+      </w:r>
+      <w:r>
+        <w:rPr>
+          <w:rFonts w:ascii="Times New Roman" w:hAnsi="Times New Roman" w:cs="Times New Roman"/>
+          <w:sz w:val="24"/>
+          <w:szCs w:val="24"/>
+        </w:rPr>
+        <w:t xml:space="preserve"> rappresentano il "cervello" diagnostico del tuo codice. Sono i meccanismi che trasformano la geometria dello spazio compresso in una vera e propria decisione clinica.</w:t>
+      </w:r>
+    </w:p>
+    <w:p>
+      <w:pPr>
+        <w:rPr>
+          <w:rFonts w:ascii="Times New Roman" w:hAnsi="Times New Roman" w:cs="Times New Roman"/>
+          <w:sz w:val="24"/>
+          <w:szCs w:val="24"/>
+        </w:rPr>
+      </w:pPr>
+      <w:r>
+        <w:rPr>
+          <w:rFonts w:ascii="Times New Roman" w:hAnsi="Times New Roman" w:cs="Times New Roman"/>
+          <w:b/>
+          <w:bCs/>
+          <w:sz w:val="24"/>
+          <w:szCs w:val="24"/>
+        </w:rPr>
+        <w:t>1. Regola di Maggioranza (majority_vote)</w:t>
+      </w:r>
+    </w:p>
+    <w:p>
+      <w:pPr>
+        <w:rPr>
+          <w:rFonts w:ascii="Times New Roman" w:hAnsi="Times New Roman" w:cs="Times New Roman"/>
+          <w:sz w:val="24"/>
+          <w:szCs w:val="24"/>
+        </w:rPr>
+      </w:pPr>
+      <w:r>
+        <w:rPr>
+          <w:rFonts w:ascii="Times New Roman" w:hAnsi="Times New Roman" w:cs="Times New Roman"/>
+          <w:sz w:val="24"/>
+          <w:szCs w:val="24"/>
+        </w:rPr>
+        <w:t>È il criterio decisionale di base dell'algoritmo K-NN, paragonabile a un sistema di voto democratico.</w:t>
+      </w:r>
+    </w:p>
+    <w:p>
+      <w:pPr>
+        <w:numPr>
+          <w:ilvl w:val="0"/>
+          <w:numId w:val="15"/>
+        </w:numPr>
+        <w:rPr>
+          <w:rFonts w:ascii="Times New Roman" w:hAnsi="Times New Roman" w:cs="Times New Roman"/>
+          <w:sz w:val="24"/>
+          <w:szCs w:val="24"/>
+        </w:rPr>
+      </w:pPr>
+      <w:r>
+        <w:rPr>
+          <w:rFonts w:ascii="Times New Roman" w:hAnsi="Times New Roman" w:cs="Times New Roman"/>
+          <w:b/>
+          <w:bCs/>
+          <w:sz w:val="24"/>
+          <w:szCs w:val="24"/>
+        </w:rPr>
+        <w:t>Il meccanismo:</w:t>
+      </w:r>
+      <w:r>
+        <w:rPr>
+          <w:rFonts w:ascii="Times New Roman" w:hAnsi="Times New Roman" w:cs="Times New Roman"/>
+          <w:sz w:val="24"/>
+          <w:szCs w:val="24"/>
+        </w:rPr>
+        <w:t xml:space="preserve"> Una volta calcolate le distanze nello spazio latente, l'algoritmo individua i tuoi </w:t>
+      </w:r>
+      <m:oMath>
+        <m:r>
+          <w:rPr>
+            <w:rFonts w:ascii="Cambria Math" w:hAnsi="Cambria Math" w:cs="Times New Roman"/>
+            <w:sz w:val="24"/>
+            <w:szCs w:val="24"/>
+          </w:rPr>
+          <m:t>n</m:t>
+        </m:r>
+      </m:oMath>
+      <w:r>
+        <w:rPr>
+          <w:rFonts w:ascii="Times New Roman" w:hAnsi="Times New Roman" w:cs="Times New Roman"/>
+          <w:sz w:val="24"/>
+          <w:szCs w:val="24"/>
+        </w:rPr>
+        <w:t xml:space="preserve"> pazienti storici più simili (i "vicini"). A questo punto, legge le loro etichette cliniche originali (es. Sano = 0, Patologico = 1) e conta quale classe compare più volte.</w:t>
+      </w:r>
+    </w:p>
+    <w:p>
+      <w:pPr>
+        <w:numPr>
+          <w:ilvl w:val="0"/>
+          <w:numId w:val="15"/>
+        </w:numPr>
+        <w:rPr>
+          <w:rFonts w:ascii="Times New Roman" w:hAnsi="Times New Roman" w:cs="Times New Roman"/>
+          <w:sz w:val="24"/>
+          <w:szCs w:val="24"/>
+        </w:rPr>
+      </w:pPr>
+      <w:r>
+        <w:rPr>
+          <w:rFonts w:ascii="Times New Roman" w:hAnsi="Times New Roman" w:cs="Times New Roman"/>
+          <w:b/>
+          <w:bCs/>
+          <w:sz w:val="24"/>
+          <w:szCs w:val="24"/>
+        </w:rPr>
+        <w:t>Esempio pratico:</w:t>
+      </w:r>
+      <w:r>
+        <w:rPr>
+          <w:rFonts w:ascii="Times New Roman" w:hAnsi="Times New Roman" w:cs="Times New Roman"/>
+          <w:sz w:val="24"/>
+          <w:szCs w:val="24"/>
+        </w:rPr>
+        <w:t xml:space="preserve"> Se l'algoritmo sta considerando i 5 vicini più prossimi, e 3 di questi appartengono alla classe "Patologico" mentre 2 alla classe "Sano", il sistema classificherà il nuovo paziente come "Patologico" (vincendo 3 a 2). Nel tuo codice, la funzione np.bincount().argmax() esegue esattamente questo conteggio, restituendo la classe con la frequenza massima.</w:t>
+      </w:r>
+    </w:p>
+    <w:p>
+      <w:pPr>
+        <w:rPr>
+          <w:rFonts w:ascii="Times New Roman" w:hAnsi="Times New Roman" w:cs="Times New Roman"/>
+          <w:sz w:val="24"/>
+          <w:szCs w:val="24"/>
+        </w:rPr>
+      </w:pPr>
+      <w:r>
+        <w:rPr>
+          <w:rFonts w:ascii="Times New Roman" w:hAnsi="Times New Roman" w:cs="Times New Roman"/>
+          <w:b/>
+          <w:bCs/>
+          <w:sz w:val="24"/>
+          <w:szCs w:val="24"/>
+        </w:rPr>
+        <w:t>2. Confidenza Ibrida (hybrid_confidence)</w:t>
+      </w:r>
+    </w:p>
+    <w:p>
+      <w:pPr>
+        <w:rPr>
+          <w:rFonts w:ascii="Times New Roman" w:hAnsi="Times New Roman" w:cs="Times New Roman"/>
+          <w:sz w:val="24"/>
+          <w:szCs w:val="24"/>
+        </w:rPr>
+      </w:pPr>
+      <w:r>
+        <w:rPr>
+          <w:rFonts w:ascii="Times New Roman" w:hAnsi="Times New Roman" w:cs="Times New Roman"/>
+          <w:sz w:val="24"/>
+          <w:szCs w:val="24"/>
+        </w:rPr>
+        <w:t xml:space="preserve">Questa è la caratteristica più sofisticata del tuo classificatore. Non ti limiti a stabilire </w:t>
+      </w:r>
+      <w:r>
+        <w:rPr>
+          <w:rFonts w:ascii="Times New Roman" w:hAnsi="Times New Roman" w:cs="Times New Roman"/>
+          <w:i/>
+          <w:iCs/>
+          <w:sz w:val="24"/>
+          <w:szCs w:val="24"/>
+        </w:rPr>
+        <w:t>quale</w:t>
+      </w:r>
+      <w:r>
+        <w:rPr>
+          <w:rFonts w:ascii="Times New Roman" w:hAnsi="Times New Roman" w:cs="Times New Roman"/>
+          <w:sz w:val="24"/>
+          <w:szCs w:val="24"/>
+        </w:rPr>
+        <w:t xml:space="preserve"> classe ha vinto, ma calcoli matematicamente </w:t>
+      </w:r>
+      <w:r>
+        <w:rPr>
+          <w:rFonts w:ascii="Times New Roman" w:hAnsi="Times New Roman" w:cs="Times New Roman"/>
+          <w:i/>
+          <w:iCs/>
+          <w:sz w:val="24"/>
+          <w:szCs w:val="24"/>
+        </w:rPr>
+        <w:t>quanto</w:t>
+      </w:r>
+      <w:r>
+        <w:rPr>
+          <w:rFonts w:ascii="Times New Roman" w:hAnsi="Times New Roman" w:cs="Times New Roman"/>
+          <w:sz w:val="24"/>
+          <w:szCs w:val="24"/>
+        </w:rPr>
+        <w:t xml:space="preserve"> il sistema è sicuro di quella diagnosi. La definisci "ibrida" perché calcola la media esatta (50% e 50%) tra due metriche completamente indipendenti:</w:t>
+      </w:r>
+    </w:p>
+    <w:p>
+      <w:pPr>
+        <w:numPr>
+          <w:ilvl w:val="0"/>
+          <w:numId w:val="16"/>
+        </w:numPr>
+        <w:rPr>
+          <w:rFonts w:ascii="Times New Roman" w:hAnsi="Times New Roman" w:cs="Times New Roman"/>
+          <w:sz w:val="24"/>
+          <w:szCs w:val="24"/>
+        </w:rPr>
+      </w:pPr>
+      <w:r>
+        <w:rPr>
+          <w:rFonts w:ascii="Times New Roman" w:hAnsi="Times New Roman" w:cs="Times New Roman"/>
+          <w:b/>
+          <w:bCs/>
+          <w:sz w:val="24"/>
+          <w:szCs w:val="24"/>
+        </w:rPr>
+        <w:t>Componente 1 - Il Consenso (consensus):</w:t>
+      </w:r>
+      <w:r>
+        <w:rPr>
+          <w:rFonts w:ascii="Times New Roman" w:hAnsi="Times New Roman" w:cs="Times New Roman"/>
+          <w:sz w:val="24"/>
+          <w:szCs w:val="24"/>
+        </w:rPr>
+        <w:t xml:space="preserve"> Misura l'unanimità del voto. Se su 5 vicini vincono i "Patologici" per 5 a 0, il consenso è massimo (1.0). Se la vittoria è di misura, per 3 a 2, il consenso scende a 0.6 (il 60%). Questa metrica premia le decisioni nette e penalizza quelle incerte.</w:t>
+      </w:r>
+    </w:p>
+    <w:p>
+      <w:pPr>
+        <w:numPr>
+          <w:ilvl w:val="0"/>
+          <w:numId w:val="16"/>
+        </w:numPr>
+        <w:rPr>
+          <w:rFonts w:ascii="Times New Roman" w:hAnsi="Times New Roman" w:cs="Times New Roman"/>
+          <w:sz w:val="24"/>
+          <w:szCs w:val="24"/>
+        </w:rPr>
+      </w:pPr>
+      <w:r>
+        <w:rPr>
+          <w:rFonts w:ascii="Times New Roman" w:hAnsi="Times New Roman" w:cs="Times New Roman"/>
+          <w:b/>
+          <w:bCs/>
+          <w:sz w:val="24"/>
+          <w:szCs w:val="24"/>
+        </w:rPr>
+        <w:t>Componente 2 - L'Affidabilità Spaziale (distance_confidence):</w:t>
+      </w:r>
+      <w:r>
+        <w:rPr>
+          <w:rFonts w:ascii="Times New Roman" w:hAnsi="Times New Roman" w:cs="Times New Roman"/>
+          <w:sz w:val="24"/>
+          <w:szCs w:val="24"/>
+        </w:rPr>
+        <w:t xml:space="preserve"> Il sistema potrebbe aver trovato 5 vicini unanimi, ma geometricamente molto lontani dal paziente in esame. Per tutelarti, hai inserito la formula </w:t>
+      </w:r>
+      <m:oMath>
+        <m:r>
+          <w:rPr>
+            <w:rFonts w:ascii="Cambria Math" w:hAnsi="Cambria Math" w:cs="Times New Roman"/>
+            <w:sz w:val="24"/>
+            <w:szCs w:val="24"/>
+          </w:rPr>
+          <m:t>1/</m:t>
+        </m:r>
+        <m:d>
+          <m:dPr>
+            <m:ctrlPr>
+              <w:rPr>
+                <w:rFonts w:ascii="Cambria Math" w:hAnsi="Cambria Math" w:cs="Times New Roman"/>
+                <w:sz w:val="24"/>
+                <w:szCs w:val="24"/>
+              </w:rPr>
+            </m:ctrlPr>
+          </m:dPr>
+          <m:e>
+            <m:r>
+              <w:rPr>
+                <w:rFonts w:ascii="Cambria Math" w:hAnsi="Cambria Math" w:cs="Times New Roman"/>
+                <w:sz w:val="24"/>
+                <w:szCs w:val="24"/>
+              </w:rPr>
+              <m:t>1+</m:t>
+            </m:r>
+            <m:r>
+              <m:rPr>
+                <m:nor/>
+              </m:rPr>
+              <w:rPr>
+                <w:rFonts w:ascii="Times New Roman" w:hAnsi="Times New Roman" w:cs="Times New Roman"/>
+                <w:sz w:val="24"/>
+                <w:szCs w:val="24"/>
+              </w:rPr>
+              <m:t>avg_distance</m:t>
+            </m:r>
+          </m:e>
+        </m:d>
+      </m:oMath>
+      <w:r>
+        <w:rPr>
+          <w:rFonts w:ascii="Times New Roman" w:hAnsi="Times New Roman" w:cs="Times New Roman"/>
+          <w:sz w:val="24"/>
+          <w:szCs w:val="24"/>
+        </w:rPr>
+        <w:t>. Questa frazione assicura che se i vicini sono attaccati al tuo dato (distanza prossima a 0), il valore tende a 1; man mano che la distanza media aumenta, il valore crolla progressivamente verso lo 0, riflettendo una minore affidabilità.</w:t>
+      </w:r>
+    </w:p>
+    <w:p>
+      <w:pPr>
+        <w:rPr>
+          <w:rFonts w:ascii="Times New Roman" w:hAnsi="Times New Roman" w:cs="Times New Roman"/>
+          <w:b/>
+          <w:bCs/>
+          <w:sz w:val="72"/>
+          <w:szCs w:val="72"/>
+        </w:rPr>
+      </w:pPr>
+      <w:r>
+        <w:rPr>
+          <w:rFonts w:ascii="Times New Roman" w:hAnsi="Times New Roman" w:cs="Times New Roman"/>
+          <w:b/>
+          <w:bCs/>
+          <w:sz w:val="72"/>
+          <w:szCs w:val="72"/>
+        </w:rPr>
+        <w:t>SECONDO DATASET:</w:t>
+      </w:r>
+    </w:p>
+    <w:p>
+      <w:pPr>
+        <w:rPr>
+          <w:rFonts w:ascii="Times New Roman" w:hAnsi="Times New Roman" w:cs="Times New Roman"/>
+          <w:b/>
+          <w:bCs/>
+          <w:sz w:val="72"/>
+          <w:szCs w:val="72"/>
+        </w:rPr>
+      </w:pPr>
+      <w:r>
+        <w:rPr>
+          <w:rFonts w:ascii="Times New Roman" w:hAnsi="Times New Roman" w:cs="Times New Roman"/>
+          <w:b/>
+          <w:bCs/>
+          <w:sz w:val="72"/>
+          <w:szCs w:val="72"/>
+        </w:rPr>
+        <w:t xml:space="preserve">Brain tumor data </w:t>
+      </w:r>
+      <w:r>
+        <w:rPr>
+          <w:rFonts w:ascii="Times New Roman" w:hAnsi="Times New Roman" w:cs="Times New Roman"/>
+          <w:b/>
+          <w:bCs/>
+          <w:sz w:val="72"/>
+          <w:szCs w:val="72"/>
+        </w:rPr>
+        <w:br/>
+        <w:t>Ayesha Gaffar</w:t>
+      </w:r>
+    </w:p>
+    <w:p>
+      <w:pPr>
+        <w:rPr>
+          <w:rFonts w:ascii="Times New Roman" w:hAnsi="Times New Roman" w:cs="Times New Roman"/>
+          <w:b/>
+          <w:bCs/>
+          <w:sz w:val="72"/>
+          <w:szCs w:val="72"/>
+        </w:rPr>
+      </w:pPr>
+      <w:r>
+        <w:rPr>
+          <w:rFonts w:ascii="Times New Roman" w:hAnsi="Times New Roman" w:cs="Times New Roman"/>
+          <w:b/>
+          <w:bCs/>
+          <w:sz w:val="72"/>
+          <w:szCs w:val="72"/>
+        </w:rPr>
+        <w:t>MENDELEY DATA</w:t>
+      </w:r>
+    </w:p>
     <w:sectPr>
       <w:pgSz w:w="11906" w:h="16838"/>
       <w:pgMar w:top="1417" w:right="1134" w:bottom="1134" w:left="1134" w:header="708" w:footer="708" w:gutter="0"/>
@@ -9766,6 +10233,155 @@
     </w:lvl>
   </w:abstractNum>
   <w:abstractNum w:abstractNumId="8" w15:restartNumberingAfterBreak="0">
+    <w:nsid w:val="45603ED4"/>
+    <w:multiLevelType w:val="multilevel"/>
+    <w:tmpl w:val="F9525228"/>
+    <w:lvl w:ilvl="0">
+      <w:start w:val="1"/>
+      <w:numFmt w:val="bullet"/>
+      <w:lvlText w:val=""/>
+      <w:lvlJc w:val="left"/>
+      <w:pPr>
+        <w:tabs>
+          <w:tab w:val="num" w:pos="720"/>
+        </w:tabs>
+        <w:ind w:left="720" w:hanging="360"/>
+      </w:pPr>
+      <w:rPr>
+        <w:rFonts w:ascii="Symbol" w:hAnsi="Symbol" w:hint="default"/>
+        <w:sz w:val="20"/>
+      </w:rPr>
+    </w:lvl>
+    <w:lvl w:ilvl="1" w:tentative="1">
+      <w:start w:val="1"/>
+      <w:numFmt w:val="bullet"/>
+      <w:lvlText w:val="o"/>
+      <w:lvlJc w:val="left"/>
+      <w:pPr>
+        <w:tabs>
+          <w:tab w:val="num" w:pos="1440"/>
+        </w:tabs>
+        <w:ind w:left="1440" w:hanging="360"/>
+      </w:pPr>
+      <w:rPr>
+        <w:rFonts w:ascii="Courier New" w:hAnsi="Courier New" w:hint="default"/>
+        <w:sz w:val="20"/>
+      </w:rPr>
+    </w:lvl>
+    <w:lvl w:ilvl="2" w:tentative="1">
+      <w:start w:val="1"/>
+      <w:numFmt w:val="bullet"/>
+      <w:lvlText w:val=""/>
+      <w:lvlJc w:val="left"/>
+      <w:pPr>
+        <w:tabs>
+          <w:tab w:val="num" w:pos="2160"/>
+        </w:tabs>
+        <w:ind w:left="2160" w:hanging="360"/>
+      </w:pPr>
+      <w:rPr>
+        <w:rFonts w:ascii="Wingdings" w:hAnsi="Wingdings" w:hint="default"/>
+        <w:sz w:val="20"/>
+      </w:rPr>
+    </w:lvl>
+    <w:lvl w:ilvl="3" w:tentative="1">
+      <w:start w:val="1"/>
+      <w:numFmt w:val="bullet"/>
+      <w:lvlText w:val=""/>
+      <w:lvlJc w:val="left"/>
+      <w:pPr>
+        <w:tabs>
+          <w:tab w:val="num" w:pos="2880"/>
+        </w:tabs>
+        <w:ind w:left="2880" w:hanging="360"/>
+      </w:pPr>
+      <w:rPr>
+        <w:rFonts w:ascii="Wingdings" w:hAnsi="Wingdings" w:hint="default"/>
+        <w:sz w:val="20"/>
+      </w:rPr>
+    </w:lvl>
+    <w:lvl w:ilvl="4" w:tentative="1">
+      <w:start w:val="1"/>
+      <w:numFmt w:val="bullet"/>
+      <w:lvlText w:val=""/>
+      <w:lvlJc w:val="left"/>
+      <w:pPr>
+        <w:tabs>
+          <w:tab w:val="num" w:pos="3600"/>
+        </w:tabs>
+        <w:ind w:left="3600" w:hanging="360"/>
+      </w:pPr>
+      <w:rPr>
+        <w:rFonts w:ascii="Wingdings" w:hAnsi="Wingdings" w:hint="default"/>
+        <w:sz w:val="20"/>
+      </w:rPr>
+    </w:lvl>
+    <w:lvl w:ilvl="5" w:tentative="1">
+      <w:start w:val="1"/>
+      <w:numFmt w:val="bullet"/>
+      <w:lvlText w:val=""/>
+      <w:lvlJc w:val="left"/>
+      <w:pPr>
+        <w:tabs>
+          <w:tab w:val="num" w:pos="4320"/>
+        </w:tabs>
+        <w:ind w:left="4320" w:hanging="360"/>
+      </w:pPr>
+      <w:rPr>
+        <w:rFonts w:ascii="Wingdings" w:hAnsi="Wingdings" w:hint="default"/>
+        <w:sz w:val="20"/>
+      </w:rPr>
+    </w:lvl>
+    <w:lvl w:ilvl="6" w:tentative="1">
+      <w:start w:val="1"/>
+      <w:numFmt w:val="bullet"/>
+      <w:lvlText w:val=""/>
+      <w:lvlJc w:val="left"/>
+      <w:pPr>
+        <w:tabs>
+          <w:tab w:val="num" w:pos="5040"/>
+        </w:tabs>
+        <w:ind w:left="5040" w:hanging="360"/>
+      </w:pPr>
+      <w:rPr>
+        <w:rFonts w:ascii="Wingdings" w:hAnsi="Wingdings" w:hint="default"/>
+        <w:sz w:val="20"/>
+      </w:rPr>
+    </w:lvl>
+    <w:lvl w:ilvl="7" w:tentative="1">
+      <w:start w:val="1"/>
+      <w:numFmt w:val="bullet"/>
+      <w:lvlText w:val=""/>
+      <w:lvlJc w:val="left"/>
+      <w:pPr>
+        <w:tabs>
+          <w:tab w:val="num" w:pos="5760"/>
+        </w:tabs>
+        <w:ind w:left="5760" w:hanging="360"/>
+      </w:pPr>
+      <w:rPr>
+        <w:rFonts w:ascii="Wingdings" w:hAnsi="Wingdings" w:hint="default"/>
+        <w:sz w:val="20"/>
+      </w:rPr>
+    </w:lvl>
+    <w:lvl w:ilvl="8" w:tentative="1">
+      <w:start w:val="1"/>
+      <w:numFmt w:val="bullet"/>
+      <w:lvlText w:val=""/>
+      <w:lvlJc w:val="left"/>
+      <w:pPr>
+        <w:tabs>
+          <w:tab w:val="num" w:pos="6480"/>
+        </w:tabs>
+        <w:ind w:left="6480" w:hanging="360"/>
+      </w:pPr>
+      <w:rPr>
+        <w:rFonts w:ascii="Wingdings" w:hAnsi="Wingdings" w:hint="default"/>
+        <w:sz w:val="20"/>
+      </w:rPr>
+    </w:lvl>
+  </w:abstractNum>
+  <w:abstractNum w:abstractNumId="9" w15:restartNumberingAfterBreak="0">
     <w:nsid w:val="653D17B6"/>
     <w:multiLevelType w:val="hybridMultilevel"/>
     <w:tmpl w:val="9CD29F9E"/>
@@ -9878,7 +10494,7 @@
       </w:rPr>
     </w:lvl>
   </w:abstractNum>
-  <w:abstractNum w:abstractNumId="9" w15:restartNumberingAfterBreak="0">
+  <w:abstractNum w:abstractNumId="10" w15:restartNumberingAfterBreak="0">
     <w:nsid w:val="6ADA7462"/>
     <w:multiLevelType w:val="multilevel"/>
     <w:tmpl w:val="2F74EDEE"/>
@@ -9991,7 +10607,7 @@
       </w:pPr>
     </w:lvl>
   </w:abstractNum>
-  <w:abstractNum w:abstractNumId="10" w15:restartNumberingAfterBreak="0">
+  <w:abstractNum w:abstractNumId="11" w15:restartNumberingAfterBreak="0">
     <w:nsid w:val="72810FFE"/>
     <w:multiLevelType w:val="hybridMultilevel"/>
     <w:tmpl w:val="54F0D052"/>
@@ -10080,7 +10696,7 @@
       </w:pPr>
     </w:lvl>
   </w:abstractNum>
-  <w:abstractNum w:abstractNumId="11" w15:restartNumberingAfterBreak="0">
+  <w:abstractNum w:abstractNumId="12" w15:restartNumberingAfterBreak="0">
     <w:nsid w:val="74221C23"/>
     <w:multiLevelType w:val="multilevel"/>
     <w:tmpl w:val="517455F0"/>
@@ -10229,7 +10845,7 @@
       </w:rPr>
     </w:lvl>
   </w:abstractNum>
-  <w:abstractNum w:abstractNumId="12" w15:restartNumberingAfterBreak="0">
+  <w:abstractNum w:abstractNumId="13" w15:restartNumberingAfterBreak="0">
     <w:nsid w:val="752137C0"/>
     <w:multiLevelType w:val="hybridMultilevel"/>
     <w:tmpl w:val="1362F2BA"/>
@@ -10315,7 +10931,156 @@
       </w:pPr>
     </w:lvl>
   </w:abstractNum>
-  <w:abstractNum w:abstractNumId="13" w15:restartNumberingAfterBreak="0">
+  <w:abstractNum w:abstractNumId="14" w15:restartNumberingAfterBreak="0">
+    <w:nsid w:val="774A347C"/>
+    <w:multiLevelType w:val="multilevel"/>
+    <w:tmpl w:val="65F28B78"/>
+    <w:lvl w:ilvl="0">
+      <w:start w:val="1"/>
+      <w:numFmt w:val="bullet"/>
+      <w:lvlText w:val=""/>
+      <w:lvlJc w:val="left"/>
+      <w:pPr>
+        <w:tabs>
+          <w:tab w:val="num" w:pos="720"/>
+        </w:tabs>
+        <w:ind w:left="720" w:hanging="360"/>
+      </w:pPr>
+      <w:rPr>
+        <w:rFonts w:ascii="Symbol" w:hAnsi="Symbol" w:hint="default"/>
+        <w:sz w:val="20"/>
+      </w:rPr>
+    </w:lvl>
+    <w:lvl w:ilvl="1" w:tentative="1">
+      <w:start w:val="1"/>
+      <w:numFmt w:val="bullet"/>
+      <w:lvlText w:val="o"/>
+      <w:lvlJc w:val="left"/>
+      <w:pPr>
+        <w:tabs>
+          <w:tab w:val="num" w:pos="1440"/>
+        </w:tabs>
+        <w:ind w:left="1440" w:hanging="360"/>
+      </w:pPr>
+      <w:rPr>
+        <w:rFonts w:ascii="Courier New" w:hAnsi="Courier New" w:hint="default"/>
+        <w:sz w:val="20"/>
+      </w:rPr>
+    </w:lvl>
+    <w:lvl w:ilvl="2" w:tentative="1">
+      <w:start w:val="1"/>
+      <w:numFmt w:val="bullet"/>
+      <w:lvlText w:val=""/>
+      <w:lvlJc w:val="left"/>
+      <w:pPr>
+        <w:tabs>
+          <w:tab w:val="num" w:pos="2160"/>
+        </w:tabs>
+        <w:ind w:left="2160" w:hanging="360"/>
+      </w:pPr>
+      <w:rPr>
+        <w:rFonts w:ascii="Wingdings" w:hAnsi="Wingdings" w:hint="default"/>
+        <w:sz w:val="20"/>
+      </w:rPr>
+    </w:lvl>
+    <w:lvl w:ilvl="3" w:tentative="1">
+      <w:start w:val="1"/>
+      <w:numFmt w:val="bullet"/>
+      <w:lvlText w:val=""/>
+      <w:lvlJc w:val="left"/>
+      <w:pPr>
+        <w:tabs>
+          <w:tab w:val="num" w:pos="2880"/>
+        </w:tabs>
+        <w:ind w:left="2880" w:hanging="360"/>
+      </w:pPr>
+      <w:rPr>
+        <w:rFonts w:ascii="Wingdings" w:hAnsi="Wingdings" w:hint="default"/>
+        <w:sz w:val="20"/>
+      </w:rPr>
+    </w:lvl>
+    <w:lvl w:ilvl="4" w:tentative="1">
+      <w:start w:val="1"/>
+      <w:numFmt w:val="bullet"/>
+      <w:lvlText w:val=""/>
+      <w:lvlJc w:val="left"/>
+      <w:pPr>
+        <w:tabs>
+          <w:tab w:val="num" w:pos="3600"/>
+        </w:tabs>
+        <w:ind w:left="3600" w:hanging="360"/>
+      </w:pPr>
+      <w:rPr>
+        <w:rFonts w:ascii="Wingdings" w:hAnsi="Wingdings" w:hint="default"/>
+        <w:sz w:val="20"/>
+      </w:rPr>
+    </w:lvl>
+    <w:lvl w:ilvl="5" w:tentative="1">
+      <w:start w:val="1"/>
+      <w:numFmt w:val="bullet"/>
+      <w:lvlText w:val=""/>
+      <w:lvlJc w:val="left"/>
+      <w:pPr>
+        <w:tabs>
+          <w:tab w:val="num" w:pos="4320"/>
+        </w:tabs>
+        <w:ind w:left="4320" w:hanging="360"/>
+      </w:pPr>
+      <w:rPr>
+        <w:rFonts w:ascii="Wingdings" w:hAnsi="Wingdings" w:hint="default"/>
+        <w:sz w:val="20"/>
+      </w:rPr>
+    </w:lvl>
+    <w:lvl w:ilvl="6" w:tentative="1">
+      <w:start w:val="1"/>
+      <w:numFmt w:val="bullet"/>
+      <w:lvlText w:val=""/>
+      <w:lvlJc w:val="left"/>
+      <w:pPr>
+        <w:tabs>
+          <w:tab w:val="num" w:pos="5040"/>
+        </w:tabs>
+        <w:ind w:left="5040" w:hanging="360"/>
+      </w:pPr>
+      <w:rPr>
+        <w:rFonts w:ascii="Wingdings" w:hAnsi="Wingdings" w:hint="default"/>
+        <w:sz w:val="20"/>
+      </w:rPr>
+    </w:lvl>
+    <w:lvl w:ilvl="7" w:tentative="1">
+      <w:start w:val="1"/>
+      <w:numFmt w:val="bullet"/>
+      <w:lvlText w:val=""/>
+      <w:lvlJc w:val="left"/>
+      <w:pPr>
+        <w:tabs>
+          <w:tab w:val="num" w:pos="5760"/>
+        </w:tabs>
+        <w:ind w:left="5760" w:hanging="360"/>
+      </w:pPr>
+      <w:rPr>
+        <w:rFonts w:ascii="Wingdings" w:hAnsi="Wingdings" w:hint="default"/>
+        <w:sz w:val="20"/>
+      </w:rPr>
+    </w:lvl>
+    <w:lvl w:ilvl="8" w:tentative="1">
+      <w:start w:val="1"/>
+      <w:numFmt w:val="bullet"/>
+      <w:lvlText w:val=""/>
+      <w:lvlJc w:val="left"/>
+      <w:pPr>
+        <w:tabs>
+          <w:tab w:val="num" w:pos="6480"/>
+        </w:tabs>
+        <w:ind w:left="6480" w:hanging="360"/>
+      </w:pPr>
+      <w:rPr>
+        <w:rFonts w:ascii="Wingdings" w:hAnsi="Wingdings" w:hint="default"/>
+        <w:sz w:val="20"/>
+      </w:rPr>
+    </w:lvl>
+  </w:abstractNum>
+  <w:abstractNum w:abstractNumId="15" w15:restartNumberingAfterBreak="0">
     <w:nsid w:val="7CD72232"/>
     <w:multiLevelType w:val="multilevel"/>
     <w:tmpl w:val="403EEBAA"/>
@@ -10477,10 +11242,10 @@
     <w:abstractNumId w:val="7"/>
   </w:num>
   <w:num w:numId="5" w16cid:durableId="1155876154">
-    <w:abstractNumId w:val="13"/>
+    <w:abstractNumId w:val="15"/>
   </w:num>
   <w:num w:numId="6" w16cid:durableId="531383378">
-    <w:abstractNumId w:val="11"/>
+    <w:abstractNumId w:val="12"/>
   </w:num>
   <w:num w:numId="7" w16cid:durableId="855385133">
     <w:abstractNumId w:val="4"/>
@@ -10489,13 +11254,13 @@
     <w:abstractNumId w:val="2"/>
   </w:num>
   <w:num w:numId="9" w16cid:durableId="217014164">
+    <w:abstractNumId w:val="11"/>
+  </w:num>
+  <w:num w:numId="10" w16cid:durableId="764690770">
     <w:abstractNumId w:val="10"/>
   </w:num>
-  <w:num w:numId="10" w16cid:durableId="764690770">
-    <w:abstractNumId w:val="9"/>
-  </w:num>
   <w:num w:numId="11" w16cid:durableId="2003312214">
-    <w:abstractNumId w:val="12"/>
+    <w:abstractNumId w:val="13"/>
   </w:num>
   <w:num w:numId="12" w16cid:durableId="1434283592">
     <w:abstractNumId w:val="1"/>
@@ -10504,6 +11269,12 @@
     <w:abstractNumId w:val="3"/>
   </w:num>
   <w:num w:numId="14" w16cid:durableId="339159281">
+    <w:abstractNumId w:val="9"/>
+  </w:num>
+  <w:num w:numId="15" w16cid:durableId="252476542">
+    <w:abstractNumId w:val="14"/>
+  </w:num>
+  <w:num w:numId="16" w16cid:durableId="299238375">
     <w:abstractNumId w:val="8"/>
   </w:num>
 </w:numbering>

--- a/Progetto.docx
+++ b/Progetto.docx
@@ -38,128 +38,139 @@
           <w:sz w:val="28"/>
           <w:szCs w:val="28"/>
         </w:rPr>
-        <w:t>1.Description of the problem</w:t>
-      </w:r>
-    </w:p>
-    <w:p>
-      <w:pPr>
-        <w:rPr>
-          <w:rFonts w:ascii="Times New Roman" w:hAnsi="Times New Roman" w:cs="Times New Roman"/>
-          <w:sz w:val="24"/>
-          <w:szCs w:val="24"/>
-        </w:rPr>
-      </w:pPr>
-      <w:r>
-        <w:rPr>
-          <w:rFonts w:ascii="Times New Roman" w:hAnsi="Times New Roman" w:cs="Times New Roman"/>
-          <w:sz w:val="24"/>
-          <w:szCs w:val="24"/>
-        </w:rPr>
-        <w:t>I tumori cerebrali rappresentano una grave patologia oncologica</w:t>
-      </w:r>
-      <w:r>
-        <w:rPr>
-          <w:rFonts w:ascii="Times New Roman" w:hAnsi="Times New Roman" w:cs="Times New Roman"/>
-          <w:sz w:val="24"/>
-          <w:szCs w:val="24"/>
-        </w:rPr>
-        <w:t xml:space="preserve"> caratterizzata dalla proliferazione di cellule anomale all’interno della scatola cranica in grado di alterare il tessuto nervoso con conseguenze critiche sulle funzioni cognitive e motorie dei soggetti affetti dalla malattia. L</w:t>
-      </w:r>
-      <w:r>
-        <w:rPr>
-          <w:rFonts w:ascii="Times New Roman" w:hAnsi="Times New Roman" w:cs="Times New Roman"/>
-          <w:sz w:val="24"/>
-          <w:szCs w:val="24"/>
-        </w:rPr>
-        <w:t xml:space="preserve">e scansioni di Risonanza Magnetica (MRI), ed in particolare le sequenze T1 assiali, costituiscono lo standard diagnostico primario per mappare l'anatomia cerebrale. </w:t>
-      </w:r>
-      <w:r>
-        <w:rPr>
-          <w:rFonts w:ascii="Times New Roman" w:hAnsi="Times New Roman" w:cs="Times New Roman"/>
-          <w:sz w:val="24"/>
-          <w:szCs w:val="24"/>
-        </w:rPr>
-        <w:t xml:space="preserve">Nei </w:t>
-      </w:r>
-      <w:r>
-        <w:rPr>
-          <w:rFonts w:ascii="Times New Roman" w:hAnsi="Times New Roman" w:cs="Times New Roman"/>
-          <w:sz w:val="24"/>
-          <w:szCs w:val="24"/>
-        </w:rPr>
-        <w:t>pazienti affetti da</w:t>
-      </w:r>
-      <w:r>
-        <w:rPr>
-          <w:rFonts w:ascii="Times New Roman" w:hAnsi="Times New Roman" w:cs="Times New Roman"/>
-          <w:sz w:val="24"/>
-          <w:szCs w:val="24"/>
-        </w:rPr>
-        <w:t>lla malattia</w:t>
-      </w:r>
-      <w:r>
-        <w:rPr>
-          <w:rFonts w:ascii="Times New Roman" w:hAnsi="Times New Roman" w:cs="Times New Roman"/>
-          <w:sz w:val="24"/>
-          <w:szCs w:val="24"/>
-        </w:rPr>
-        <w:t>, si osservano masse localizzate, alterazioni nei livelli di grigio dei tessuti o una marcata deformazione della simmetria strutturale.</w:t>
-      </w:r>
-      <w:r>
-        <w:rPr>
-          <w:rFonts w:ascii="Times New Roman" w:hAnsi="Times New Roman" w:cs="Times New Roman"/>
-          <w:sz w:val="24"/>
-          <w:szCs w:val="24"/>
-        </w:rPr>
-        <w:t xml:space="preserve"> </w:t>
-      </w:r>
-    </w:p>
-    <w:p>
-      <w:pPr>
-        <w:rPr>
-          <w:rFonts w:ascii="Times New Roman" w:hAnsi="Times New Roman" w:cs="Times New Roman"/>
-          <w:sz w:val="24"/>
-          <w:szCs w:val="24"/>
-        </w:rPr>
-      </w:pPr>
-      <w:r>
-        <w:rPr>
-          <w:rFonts w:ascii="Times New Roman" w:hAnsi="Times New Roman" w:cs="Times New Roman"/>
-          <w:sz w:val="24"/>
-          <w:szCs w:val="24"/>
-        </w:rPr>
-        <w:t>Il progetto propone, per tale ragione, di sviluppare un sistema computazionale basato su tecniche di algebra lineare, riduzione della dimensionalità e classificazione per analizzare automaticamente un dataset di immagini MRI. L'obiettivo è estrarre le variazioni anatomiche dominanti in grado di distinguere in modo oggettivo e matematico i soggetti sani dai pazienti affetti da tumore, fornendo un supporto decisionale rigoroso</w:t>
-      </w:r>
-      <w:r>
-        <w:rPr>
-          <w:rFonts w:ascii="Times New Roman" w:hAnsi="Times New Roman" w:cs="Times New Roman"/>
-          <w:sz w:val="24"/>
-          <w:szCs w:val="24"/>
-        </w:rPr>
-        <w:t xml:space="preserve"> in grado di ridurre il carico di lavoro nella diagnosi.</w:t>
-      </w:r>
-    </w:p>
-    <w:p>
-      <w:pPr>
-        <w:rPr>
-          <w:rFonts w:ascii="Times New Roman" w:hAnsi="Times New Roman" w:cs="Times New Roman"/>
-          <w:sz w:val="24"/>
-          <w:szCs w:val="24"/>
-        </w:rPr>
-      </w:pPr>
-      <w:r>
-        <w:rPr>
-          <w:rFonts w:ascii="Times New Roman" w:hAnsi="Times New Roman" w:cs="Times New Roman"/>
-          <w:sz w:val="24"/>
-          <w:szCs w:val="24"/>
-        </w:rPr>
-        <w:t>Per l'analisi delle immagini è stata adottata l'</w:t>
-      </w:r>
-      <w:r>
-        <w:rPr>
-          <w:rFonts w:ascii="Times New Roman" w:hAnsi="Times New Roman" w:cs="Times New Roman"/>
+        <w:t xml:space="preserve">1.Description of the </w:t>
+      </w:r>
+      <w:proofErr w:type="spellStart"/>
+      <w:r>
+        <w:rPr>
           <w:b/>
           <w:bCs/>
+          <w:sz w:val="28"/>
+          <w:szCs w:val="28"/>
+        </w:rPr>
+        <w:t>problem</w:t>
+      </w:r>
+      <w:proofErr w:type="spellEnd"/>
+    </w:p>
+    <w:p>
+      <w:pPr>
+        <w:rPr>
+          <w:rFonts w:ascii="Times New Roman" w:hAnsi="Times New Roman" w:cs="Times New Roman"/>
+          <w:sz w:val="24"/>
+          <w:szCs w:val="24"/>
+        </w:rPr>
+      </w:pPr>
+      <w:r>
+        <w:rPr>
+          <w:rFonts w:ascii="Times New Roman" w:hAnsi="Times New Roman" w:cs="Times New Roman"/>
+          <w:sz w:val="24"/>
+          <w:szCs w:val="24"/>
+        </w:rPr>
+        <w:t>I tumori cerebrali rappresentano una grave patologia oncologica</w:t>
+      </w:r>
+      <w:r>
+        <w:rPr>
+          <w:rFonts w:ascii="Times New Roman" w:hAnsi="Times New Roman" w:cs="Times New Roman"/>
+          <w:sz w:val="24"/>
+          <w:szCs w:val="24"/>
+        </w:rPr>
+        <w:t xml:space="preserve"> caratterizzata dalla proliferazione di cellule anomale all’interno della scatola cranica in grado di alterare il tessuto nervoso con conseguenze critiche sulle funzioni cognitive e motorie dei soggetti affetti dalla malattia. L</w:t>
+      </w:r>
+      <w:r>
+        <w:rPr>
+          <w:rFonts w:ascii="Times New Roman" w:hAnsi="Times New Roman" w:cs="Times New Roman"/>
+          <w:sz w:val="24"/>
+          <w:szCs w:val="24"/>
+        </w:rPr>
+        <w:t xml:space="preserve">e scansioni di Risonanza Magnetica (MRI), ed in particolare le sequenze T1 assiali, costituiscono lo standard diagnostico primario per mappare l'anatomia cerebrale. </w:t>
+      </w:r>
+      <w:r>
+        <w:rPr>
+          <w:rFonts w:ascii="Times New Roman" w:hAnsi="Times New Roman" w:cs="Times New Roman"/>
+          <w:sz w:val="24"/>
+          <w:szCs w:val="24"/>
+        </w:rPr>
+        <w:t xml:space="preserve">Nei </w:t>
+      </w:r>
+      <w:r>
+        <w:rPr>
+          <w:rFonts w:ascii="Times New Roman" w:hAnsi="Times New Roman" w:cs="Times New Roman"/>
+          <w:sz w:val="24"/>
+          <w:szCs w:val="24"/>
+        </w:rPr>
+        <w:t>pazienti affetti da</w:t>
+      </w:r>
+      <w:r>
+        <w:rPr>
+          <w:rFonts w:ascii="Times New Roman" w:hAnsi="Times New Roman" w:cs="Times New Roman"/>
+          <w:sz w:val="24"/>
+          <w:szCs w:val="24"/>
+        </w:rPr>
+        <w:t>lla malattia</w:t>
+      </w:r>
+      <w:r>
+        <w:rPr>
+          <w:rFonts w:ascii="Times New Roman" w:hAnsi="Times New Roman" w:cs="Times New Roman"/>
+          <w:sz w:val="24"/>
+          <w:szCs w:val="24"/>
+        </w:rPr>
+        <w:t>, si osservano masse localizzate, alterazioni nei livelli di grigio dei tessuti o una marcata deformazione della simmetria strutturale.</w:t>
+      </w:r>
+      <w:r>
+        <w:rPr>
+          <w:rFonts w:ascii="Times New Roman" w:hAnsi="Times New Roman" w:cs="Times New Roman"/>
+          <w:sz w:val="24"/>
+          <w:szCs w:val="24"/>
+        </w:rPr>
+        <w:t xml:space="preserve"> </w:t>
+      </w:r>
+    </w:p>
+    <w:p>
+      <w:pPr>
+        <w:rPr>
+          <w:rFonts w:ascii="Times New Roman" w:hAnsi="Times New Roman" w:cs="Times New Roman"/>
+          <w:sz w:val="24"/>
+          <w:szCs w:val="24"/>
+        </w:rPr>
+      </w:pPr>
+      <w:r>
+        <w:rPr>
+          <w:rFonts w:ascii="Times New Roman" w:hAnsi="Times New Roman" w:cs="Times New Roman"/>
+          <w:sz w:val="24"/>
+          <w:szCs w:val="24"/>
+        </w:rPr>
+        <w:t>Il progetto propone, per tale ragione, di sviluppare un sistema computazionale basato su tecniche di algebra lineare, riduzione della dimensionalità e classificazione per analizzare automaticamente un dataset di immagini MRI. L'obiettivo è estrarre le variazioni anatomiche dominanti in grado di distinguere in modo oggettivo e matematico i soggetti sani dai pazienti affetti da tumore, fornendo un supporto decisionale rigoroso</w:t>
+      </w:r>
+      <w:r>
+        <w:rPr>
+          <w:rFonts w:ascii="Times New Roman" w:hAnsi="Times New Roman" w:cs="Times New Roman"/>
+          <w:sz w:val="24"/>
+          <w:szCs w:val="24"/>
+        </w:rPr>
+        <w:t xml:space="preserve"> in grado di ridurre il carico di lavoro nella diagnosi.</w:t>
+      </w:r>
+    </w:p>
+    <w:p>
+      <w:pPr>
+        <w:rPr>
+          <w:rFonts w:ascii="Times New Roman" w:hAnsi="Times New Roman" w:cs="Times New Roman"/>
+          <w:sz w:val="24"/>
+          <w:szCs w:val="24"/>
+        </w:rPr>
+      </w:pPr>
+      <w:r>
+        <w:rPr>
+          <w:rFonts w:ascii="Times New Roman" w:hAnsi="Times New Roman" w:cs="Times New Roman"/>
+          <w:sz w:val="24"/>
+          <w:szCs w:val="24"/>
+        </w:rPr>
+        <w:t>Per l'analisi delle immagini è stata adottata l'</w:t>
+      </w:r>
+      <w:r>
+        <w:rPr>
+          <w:rFonts w:ascii="Times New Roman" w:hAnsi="Times New Roman" w:cs="Times New Roman"/>
+          <w:b/>
+          <w:bCs/>
           <w:sz w:val="24"/>
           <w:szCs w:val="24"/>
         </w:rPr>
@@ -267,7 +278,43 @@
           <w:sz w:val="24"/>
           <w:szCs w:val="24"/>
         </w:rPr>
-        <w:t>Per quanto riguarda il dataset, le immagini dei soggetti malati sono state prese da Kaggle e le immagini di risonanze magnetiche di pazienti sani sono state prese da Mendeley data.</w:t>
+        <w:t xml:space="preserve">Per quanto riguarda il dataset, le immagini dei soggetti malati sono state prese da </w:t>
+      </w:r>
+      <w:proofErr w:type="spellStart"/>
+      <w:r>
+        <w:rPr>
+          <w:rFonts w:ascii="Times New Roman" w:hAnsi="Times New Roman" w:cs="Times New Roman"/>
+          <w:sz w:val="24"/>
+          <w:szCs w:val="24"/>
+        </w:rPr>
+        <w:t>Kaggle</w:t>
+      </w:r>
+      <w:proofErr w:type="spellEnd"/>
+      <w:r>
+        <w:rPr>
+          <w:rFonts w:ascii="Times New Roman" w:hAnsi="Times New Roman" w:cs="Times New Roman"/>
+          <w:sz w:val="24"/>
+          <w:szCs w:val="24"/>
+        </w:rPr>
+        <w:t xml:space="preserve"> e le immagini di risonanze magnetiche di pazienti sani sono state prese da </w:t>
+      </w:r>
+      <w:proofErr w:type="spellStart"/>
+      <w:r>
+        <w:rPr>
+          <w:rFonts w:ascii="Times New Roman" w:hAnsi="Times New Roman" w:cs="Times New Roman"/>
+          <w:sz w:val="24"/>
+          <w:szCs w:val="24"/>
+        </w:rPr>
+        <w:t>Mendeley</w:t>
+      </w:r>
+      <w:proofErr w:type="spellEnd"/>
+      <w:r>
+        <w:rPr>
+          <w:rFonts w:ascii="Times New Roman" w:hAnsi="Times New Roman" w:cs="Times New Roman"/>
+          <w:sz w:val="24"/>
+          <w:szCs w:val="24"/>
+        </w:rPr>
+        <w:t xml:space="preserve"> data.</w:t>
       </w:r>
     </w:p>
     <w:p>
@@ -286,6 +333,7 @@
         </w:rPr>
         <w:t>Per quanto riguarda la struttura dei dati, il dataset si compone di immagini biomediche in scala di grigi organizzate in due classi ben distinte: da un lato troviamo la categoria dei soggetti sani (</w:t>
       </w:r>
+      <w:proofErr w:type="spellStart"/>
       <w:r>
         <w:rPr>
           <w:rFonts w:ascii="Times New Roman" w:hAnsi="Times New Roman" w:cs="Times New Roman"/>
@@ -296,6 +344,7 @@
         </w:rPr>
         <w:t>Healthy</w:t>
       </w:r>
+      <w:proofErr w:type="spellEnd"/>
       <w:r>
         <w:rPr>
           <w:rFonts w:ascii="Times New Roman" w:hAnsi="Times New Roman" w:cs="Times New Roman"/>
@@ -310,7 +359,25 @@
           <w:sz w:val="24"/>
           <w:szCs w:val="24"/>
         </w:rPr>
-        <w:t>tumore cerebrale (Disease)</w:t>
+        <w:t>tumore cerebrale (</w:t>
+      </w:r>
+      <w:proofErr w:type="spellStart"/>
+      <w:r>
+        <w:rPr>
+          <w:rFonts w:ascii="Times New Roman" w:hAnsi="Times New Roman" w:cs="Times New Roman"/>
+          <w:sz w:val="24"/>
+          <w:szCs w:val="24"/>
+        </w:rPr>
+        <w:t>Disease</w:t>
+      </w:r>
+      <w:proofErr w:type="spellEnd"/>
+      <w:r>
+        <w:rPr>
+          <w:rFonts w:ascii="Times New Roman" w:hAnsi="Times New Roman" w:cs="Times New Roman"/>
+          <w:sz w:val="24"/>
+          <w:szCs w:val="24"/>
+        </w:rPr>
+        <w:t>)</w:t>
       </w:r>
       <w:r>
         <w:rPr>
@@ -370,7 +437,25 @@
           <w:sz w:val="24"/>
           <w:szCs w:val="24"/>
         </w:rPr>
-        <w:t>, in quanto rappresenta lo standard di fatto nell'ambito dell'analisi dati e dell'imaging biomedico. Questo linguaggio offre un ecosistema di librerie mature e altamente ottimizzate, come NumPy per il calcolo matriciale, che consent</w:t>
+        <w:t xml:space="preserve">, in quanto rappresenta lo standard di fatto nell'ambito dell'analisi dati e dell'imaging biomedico. Questo linguaggio offre un ecosistema di librerie mature e altamente ottimizzate, come </w:t>
+      </w:r>
+      <w:proofErr w:type="spellStart"/>
+      <w:r>
+        <w:rPr>
+          <w:rFonts w:ascii="Times New Roman" w:hAnsi="Times New Roman" w:cs="Times New Roman"/>
+          <w:sz w:val="24"/>
+          <w:szCs w:val="24"/>
+        </w:rPr>
+        <w:t>NumPy</w:t>
+      </w:r>
+      <w:proofErr w:type="spellEnd"/>
+      <w:r>
+        <w:rPr>
+          <w:rFonts w:ascii="Times New Roman" w:hAnsi="Times New Roman" w:cs="Times New Roman"/>
+          <w:sz w:val="24"/>
+          <w:szCs w:val="24"/>
+        </w:rPr>
+        <w:t xml:space="preserve"> per il calcolo matriciale, che consent</w:t>
       </w:r>
       <w:r>
         <w:rPr>
@@ -386,8 +471,27 @@
           <w:sz w:val="24"/>
           <w:szCs w:val="24"/>
         </w:rPr>
-        <w:t xml:space="preserve"> di gestire in modo efficiente vettori ad alta dimensionalità riducendo i tempi di elaborazione. Inoltre, la disponibilità di strumenti avanzati per la visualizzazione come Matplotlib garantisce la massima flessibilità nella generazione dei grafici e delle </w:t>
-      </w:r>
+        <w:t xml:space="preserve"> di gestire in modo efficiente vettori ad alta dimensionalità riducendo i tempi di elaborazione. Inoltre, la disponibilità di strumenti avanzati per la visualizzazione come </w:t>
+      </w:r>
+      <w:proofErr w:type="spellStart"/>
+      <w:r>
+        <w:rPr>
+          <w:rFonts w:ascii="Times New Roman" w:hAnsi="Times New Roman" w:cs="Times New Roman"/>
+          <w:sz w:val="24"/>
+          <w:szCs w:val="24"/>
+        </w:rPr>
+        <w:t>Matplotlib</w:t>
+      </w:r>
+      <w:proofErr w:type="spellEnd"/>
+      <w:r>
+        <w:rPr>
+          <w:rFonts w:ascii="Times New Roman" w:hAnsi="Times New Roman" w:cs="Times New Roman"/>
+          <w:sz w:val="24"/>
+          <w:szCs w:val="24"/>
+        </w:rPr>
+        <w:t xml:space="preserve"> garantisce la massima flessibilità nella generazione dei grafici e delle </w:t>
+      </w:r>
+      <w:proofErr w:type="spellStart"/>
       <w:r>
         <w:rPr>
           <w:rFonts w:ascii="Times New Roman" w:hAnsi="Times New Roman" w:cs="Times New Roman"/>
@@ -396,6 +500,7 @@
         </w:rPr>
         <w:t>eigenimages</w:t>
       </w:r>
+      <w:proofErr w:type="spellEnd"/>
       <w:r>
         <w:rPr>
           <w:rFonts w:ascii="Times New Roman" w:hAnsi="Times New Roman" w:cs="Times New Roman"/>
@@ -624,6 +729,7 @@
         </w:rPr>
         <w:t xml:space="preserve"> Applicazione della classe PCA (basata internamente su SVD) per calcolare la matrice di covarianza, estrarre gli autovettori (</w:t>
       </w:r>
+      <w:proofErr w:type="spellStart"/>
       <w:r>
         <w:rPr>
           <w:rFonts w:ascii="Times New Roman" w:hAnsi="Times New Roman" w:cs="Times New Roman"/>
@@ -634,6 +740,7 @@
         </w:rPr>
         <w:t>eigenimages</w:t>
       </w:r>
+      <w:proofErr w:type="spellEnd"/>
       <w:r>
         <w:rPr>
           <w:rFonts w:ascii="Times New Roman" w:hAnsi="Times New Roman" w:cs="Times New Roman"/>
@@ -669,6 +776,7 @@
         </w:rPr>
         <w:t xml:space="preserve"> Proiezione delle scansioni nello spazio a ridotta dimensionalità, generazione del grafico della varianza cumulativa e tracciamento dello </w:t>
       </w:r>
+      <w:proofErr w:type="spellStart"/>
       <w:r>
         <w:rPr>
           <w:rFonts w:ascii="Times New Roman" w:hAnsi="Times New Roman" w:cs="Times New Roman"/>
@@ -677,7 +785,18 @@
           <w:sz w:val="24"/>
           <w:szCs w:val="24"/>
         </w:rPr>
-        <w:t>scatter plot</w:t>
+        <w:t>scatter</w:t>
+      </w:r>
+      <w:proofErr w:type="spellEnd"/>
+      <w:r>
+        <w:rPr>
+          <w:rFonts w:ascii="Times New Roman" w:hAnsi="Times New Roman" w:cs="Times New Roman"/>
+          <w:i/>
+          <w:iCs/>
+          <w:sz w:val="24"/>
+          <w:szCs w:val="24"/>
+        </w:rPr>
+        <w:t xml:space="preserve"> plot</w:t>
       </w:r>
       <w:r>
         <w:rPr>
@@ -879,7 +998,25 @@
           <w:sz w:val="24"/>
           <w:szCs w:val="24"/>
         </w:rPr>
-        <w:t xml:space="preserve">una trasformazione lineare che converte un insieme di variabili correlate in un insieme di variabili incorrelate, </w:t>
+        <w:t xml:space="preserve">una trasformazione lineare che converte un insieme di variabili correlate in un insieme di variabili </w:t>
+      </w:r>
+      <w:proofErr w:type="spellStart"/>
+      <w:r>
+        <w:rPr>
+          <w:rFonts w:ascii="Times New Roman" w:hAnsi="Times New Roman" w:cs="Times New Roman"/>
+          <w:sz w:val="24"/>
+          <w:szCs w:val="24"/>
+        </w:rPr>
+        <w:t>incorrelate</w:t>
+      </w:r>
+      <w:proofErr w:type="spellEnd"/>
+      <w:r>
+        <w:rPr>
+          <w:rFonts w:ascii="Times New Roman" w:hAnsi="Times New Roman" w:cs="Times New Roman"/>
+          <w:sz w:val="24"/>
+          <w:szCs w:val="24"/>
+        </w:rPr>
+        <w:t xml:space="preserve">, </w:t>
       </w:r>
       <w:r>
         <w:rPr>
@@ -1392,7 +1529,25 @@
           <w:sz w:val="24"/>
           <w:szCs w:val="24"/>
         </w:rPr>
-        <w:t xml:space="preserve"> implementa una logica di classificazione geometrica avanzata, integrando barriere di sicurezza per il rilevamento di outlier e metriche di confidenza ibride, requisiti essenziali per un'infrastruttura di supporto alla decisione clinica.</w:t>
+        <w:t xml:space="preserve"> implementa una logica di classificazione geometrica avanzata, integrando barriere di sicurezza per il rilevamento di </w:t>
+      </w:r>
+      <w:proofErr w:type="spellStart"/>
+      <w:r>
+        <w:rPr>
+          <w:rFonts w:ascii="Times New Roman" w:hAnsi="Times New Roman" w:cs="Times New Roman"/>
+          <w:sz w:val="24"/>
+          <w:szCs w:val="24"/>
+        </w:rPr>
+        <w:t>outlier</w:t>
+      </w:r>
+      <w:proofErr w:type="spellEnd"/>
+      <w:r>
+        <w:rPr>
+          <w:rFonts w:ascii="Times New Roman" w:hAnsi="Times New Roman" w:cs="Times New Roman"/>
+          <w:sz w:val="24"/>
+          <w:szCs w:val="24"/>
+        </w:rPr>
+        <w:t xml:space="preserve"> e metriche di confidenza ibride, requisiti essenziali per un'infrastruttura di supporto alla decisione clinica.</w:t>
       </w:r>
       <w:r>
         <w:rPr>
@@ -1744,6 +1899,7 @@
         </w:rPr>
         <w:t xml:space="preserve">L'utilizzo di questo spazio ridotto mitiga la </w:t>
       </w:r>
+      <w:proofErr w:type="spellStart"/>
       <w:r>
         <w:rPr>
           <w:rFonts w:ascii="Times New Roman" w:hAnsi="Times New Roman" w:cs="Times New Roman"/>
@@ -1752,8 +1908,31 @@
           <w:sz w:val="24"/>
           <w:szCs w:val="24"/>
         </w:rPr>
-        <w:t>curse of dimensionality</w:t>
-      </w:r>
+        <w:t>curse</w:t>
+      </w:r>
+      <w:proofErr w:type="spellEnd"/>
+      <w:r>
+        <w:rPr>
+          <w:rFonts w:ascii="Times New Roman" w:hAnsi="Times New Roman" w:cs="Times New Roman"/>
+          <w:i/>
+          <w:iCs/>
+          <w:sz w:val="24"/>
+          <w:szCs w:val="24"/>
+        </w:rPr>
+        <w:t xml:space="preserve"> of </w:t>
+      </w:r>
+      <w:proofErr w:type="spellStart"/>
+      <w:r>
+        <w:rPr>
+          <w:rFonts w:ascii="Times New Roman" w:hAnsi="Times New Roman" w:cs="Times New Roman"/>
+          <w:i/>
+          <w:iCs/>
+          <w:sz w:val="24"/>
+          <w:szCs w:val="24"/>
+        </w:rPr>
+        <w:t>dimensionality</w:t>
+      </w:r>
+      <w:proofErr w:type="spellEnd"/>
       <w:r>
         <w:rPr>
           <w:rFonts w:ascii="Times New Roman" w:hAnsi="Times New Roman" w:cs="Times New Roman"/>
@@ -3131,6 +3310,7 @@
           <w:szCs w:val="24"/>
         </w:rPr>
       </w:pPr>
+      <w:proofErr w:type="spellStart"/>
       <w:r>
         <w:rPr>
           <w:rFonts w:ascii="Times New Roman" w:hAnsi="Times New Roman" w:cs="Times New Roman"/>
@@ -3141,22 +3321,41 @@
         </w:rPr>
         <w:t>Preprocessing</w:t>
       </w:r>
-    </w:p>
-    <w:p>
-      <w:pPr>
-        <w:rPr>
-          <w:rFonts w:ascii="Times New Roman" w:hAnsi="Times New Roman" w:cs="Times New Roman"/>
-          <w:sz w:val="24"/>
-          <w:szCs w:val="24"/>
-        </w:rPr>
-      </w:pPr>
-      <w:r>
-        <w:rPr>
-          <w:rFonts w:ascii="Times New Roman" w:hAnsi="Times New Roman" w:cs="Times New Roman"/>
-          <w:sz w:val="24"/>
-          <w:szCs w:val="24"/>
-        </w:rPr>
-        <w:t xml:space="preserve">Lo script di preprocessing ha il compito di </w:t>
+      <w:proofErr w:type="spellEnd"/>
+    </w:p>
+    <w:p>
+      <w:pPr>
+        <w:rPr>
+          <w:rFonts w:ascii="Times New Roman" w:hAnsi="Times New Roman" w:cs="Times New Roman"/>
+          <w:sz w:val="24"/>
+          <w:szCs w:val="24"/>
+        </w:rPr>
+      </w:pPr>
+      <w:r>
+        <w:rPr>
+          <w:rFonts w:ascii="Times New Roman" w:hAnsi="Times New Roman" w:cs="Times New Roman"/>
+          <w:sz w:val="24"/>
+          <w:szCs w:val="24"/>
+        </w:rPr>
+        <w:t xml:space="preserve">Lo script di </w:t>
+      </w:r>
+      <w:proofErr w:type="spellStart"/>
+      <w:r>
+        <w:rPr>
+          <w:rFonts w:ascii="Times New Roman" w:hAnsi="Times New Roman" w:cs="Times New Roman"/>
+          <w:sz w:val="24"/>
+          <w:szCs w:val="24"/>
+        </w:rPr>
+        <w:t>preprocessing</w:t>
+      </w:r>
+      <w:proofErr w:type="spellEnd"/>
+      <w:r>
+        <w:rPr>
+          <w:rFonts w:ascii="Times New Roman" w:hAnsi="Times New Roman" w:cs="Times New Roman"/>
+          <w:sz w:val="24"/>
+          <w:szCs w:val="24"/>
+        </w:rPr>
+        <w:t xml:space="preserve"> ha il compito di </w:t>
       </w:r>
       <w:r>
         <w:rPr>
@@ -3212,7 +3411,43 @@
           <w:sz w:val="24"/>
           <w:szCs w:val="24"/>
         </w:rPr>
-        <w:t>di pazienti malati di cancro al cervello presi da Kaggle e il dataset di pazienti sani preso dal dataset Mendeley data</w:t>
+        <w:t xml:space="preserve">di pazienti malati di cancro al cervello presi da </w:t>
+      </w:r>
+      <w:proofErr w:type="spellStart"/>
+      <w:r>
+        <w:rPr>
+          <w:rFonts w:ascii="Times New Roman" w:hAnsi="Times New Roman" w:cs="Times New Roman"/>
+          <w:sz w:val="24"/>
+          <w:szCs w:val="24"/>
+        </w:rPr>
+        <w:t>Kaggle</w:t>
+      </w:r>
+      <w:proofErr w:type="spellEnd"/>
+      <w:r>
+        <w:rPr>
+          <w:rFonts w:ascii="Times New Roman" w:hAnsi="Times New Roman" w:cs="Times New Roman"/>
+          <w:sz w:val="24"/>
+          <w:szCs w:val="24"/>
+        </w:rPr>
+        <w:t xml:space="preserve"> e il dataset di pazienti sani preso dal dataset </w:t>
+      </w:r>
+      <w:proofErr w:type="spellStart"/>
+      <w:r>
+        <w:rPr>
+          <w:rFonts w:ascii="Times New Roman" w:hAnsi="Times New Roman" w:cs="Times New Roman"/>
+          <w:sz w:val="24"/>
+          <w:szCs w:val="24"/>
+        </w:rPr>
+        <w:t>Mendeley</w:t>
+      </w:r>
+      <w:proofErr w:type="spellEnd"/>
+      <w:r>
+        <w:rPr>
+          <w:rFonts w:ascii="Times New Roman" w:hAnsi="Times New Roman" w:cs="Times New Roman"/>
+          <w:sz w:val="24"/>
+          <w:szCs w:val="24"/>
+        </w:rPr>
+        <w:t xml:space="preserve"> data</w:t>
       </w:r>
       <w:r>
         <w:rPr>
@@ -3279,6 +3514,7 @@
         </w:rPr>
         <w:t xml:space="preserve">La funzione </w:t>
       </w:r>
+      <w:proofErr w:type="spellStart"/>
       <w:r>
         <w:rPr>
           <w:rFonts w:ascii="Times New Roman" w:hAnsi="Times New Roman" w:cs="Times New Roman"/>
@@ -3287,121 +3523,9 @@
           <w:sz w:val="24"/>
           <w:szCs w:val="24"/>
         </w:rPr>
-        <w:t xml:space="preserve">process_single_image </w:t>
-      </w:r>
-      <w:r>
-        <w:rPr>
-          <w:rFonts w:ascii="Times New Roman" w:hAnsi="Times New Roman" w:cs="Times New Roman"/>
-          <w:sz w:val="24"/>
-          <w:szCs w:val="24"/>
-        </w:rPr>
-        <w:t>ha il compito di manipolare geometricamente e convertire in vettori i dati attraverso una serie di passaggi: L’immagine viene inizialmente caricata in scala di grigi mappando diverse intensità di pixel in valori numerici crescenti compresi tra 0.0 e 1.0. Successivamente, poiché le immagini delle radiografie sono su sfondo nero, è stat</w:t>
-      </w:r>
-      <w:r>
-        <w:rPr>
-          <w:rFonts w:ascii="Times New Roman" w:hAnsi="Times New Roman" w:cs="Times New Roman"/>
-          <w:sz w:val="24"/>
-          <w:szCs w:val="24"/>
-        </w:rPr>
-        <w:t>a</w:t>
-      </w:r>
-      <w:r>
-        <w:rPr>
-          <w:rFonts w:ascii="Times New Roman" w:hAnsi="Times New Roman" w:cs="Times New Roman"/>
-          <w:sz w:val="24"/>
-          <w:szCs w:val="24"/>
-        </w:rPr>
-        <w:t xml:space="preserve"> </w:t>
-      </w:r>
-      <w:r>
-        <w:rPr>
-          <w:rFonts w:ascii="Times New Roman" w:hAnsi="Times New Roman" w:cs="Times New Roman"/>
-          <w:sz w:val="24"/>
-          <w:szCs w:val="24"/>
-        </w:rPr>
-        <w:t>calcolata una soglia di luminosità (5% del picco massimo)</w:t>
-      </w:r>
-      <w:r>
-        <w:rPr>
-          <w:rFonts w:ascii="Times New Roman" w:hAnsi="Times New Roman" w:cs="Times New Roman"/>
-          <w:sz w:val="24"/>
-          <w:szCs w:val="24"/>
-        </w:rPr>
-        <w:t xml:space="preserve"> </w:t>
-      </w:r>
-      <w:r>
-        <w:rPr>
-          <w:rFonts w:ascii="Times New Roman" w:hAnsi="Times New Roman" w:cs="Times New Roman"/>
-          <w:sz w:val="24"/>
-          <w:szCs w:val="24"/>
-        </w:rPr>
-        <w:t>necessaria per separare l’area del cervello</w:t>
-      </w:r>
-      <w:r>
-        <w:rPr>
-          <w:rFonts w:ascii="Times New Roman" w:hAnsi="Times New Roman" w:cs="Times New Roman"/>
-          <w:sz w:val="24"/>
-          <w:szCs w:val="24"/>
-        </w:rPr>
-        <w:t xml:space="preserve"> ritagli</w:t>
-      </w:r>
-      <w:r>
-        <w:rPr>
-          <w:rFonts w:ascii="Times New Roman" w:hAnsi="Times New Roman" w:cs="Times New Roman"/>
-          <w:sz w:val="24"/>
-          <w:szCs w:val="24"/>
-        </w:rPr>
-        <w:t xml:space="preserve">ando </w:t>
-      </w:r>
-      <w:r>
-        <w:rPr>
-          <w:rFonts w:ascii="Times New Roman" w:hAnsi="Times New Roman" w:cs="Times New Roman"/>
-          <w:sz w:val="24"/>
-          <w:szCs w:val="24"/>
-        </w:rPr>
-        <w:t xml:space="preserve">tutte le zone nere </w:t>
-      </w:r>
-      <w:r>
-        <w:rPr>
-          <w:rFonts w:ascii="Times New Roman" w:hAnsi="Times New Roman" w:cs="Times New Roman"/>
-          <w:sz w:val="24"/>
-          <w:szCs w:val="24"/>
-        </w:rPr>
-        <w:t xml:space="preserve">della radiografia, dopo aver effettuato questo passaggio l’area ritagliata è stata portata ad una risoluzione quadrata di 128x128 pixel utilizzando un filtro anti-aliasing in maniera tale da preservare i dettagli anatomici, ed infine il flattening converte </w:t>
-      </w:r>
-      <w:r>
-        <w:rPr>
-          <w:rFonts w:ascii="Times New Roman" w:hAnsi="Times New Roman" w:cs="Times New Roman"/>
-          <w:sz w:val="24"/>
-          <w:szCs w:val="24"/>
-        </w:rPr>
-        <w:t>la matrice bidimensionale finale in un vettore monodimensionale</w:t>
-      </w:r>
-      <w:r>
-        <w:rPr>
-          <w:rFonts w:ascii="Times New Roman" w:hAnsi="Times New Roman" w:cs="Times New Roman"/>
-          <w:sz w:val="24"/>
-          <w:szCs w:val="24"/>
-        </w:rPr>
-        <w:t xml:space="preserve"> necessaria per l’algoritmo di PCA.</w:t>
-      </w:r>
-    </w:p>
-    <w:p>
-      <w:pPr>
-        <w:rPr>
-          <w:rFonts w:ascii="Times New Roman" w:hAnsi="Times New Roman" w:cs="Times New Roman"/>
-          <w:sz w:val="24"/>
-          <w:szCs w:val="24"/>
-        </w:rPr>
-      </w:pPr>
-      <w:r>
-        <w:rPr>
-          <w:rFonts w:ascii="Times New Roman" w:hAnsi="Times New Roman" w:cs="Times New Roman"/>
-          <w:sz w:val="24"/>
-          <w:szCs w:val="24"/>
-        </w:rPr>
-        <w:t xml:space="preserve">La funzione </w:t>
-      </w:r>
+        <w:t>process_single_image</w:t>
+      </w:r>
+      <w:proofErr w:type="spellEnd"/>
       <w:r>
         <w:rPr>
           <w:rFonts w:ascii="Times New Roman" w:hAnsi="Times New Roman" w:cs="Times New Roman"/>
@@ -3410,8 +3534,140 @@
           <w:sz w:val="24"/>
           <w:szCs w:val="24"/>
         </w:rPr>
-        <w:t>preprocessing</w:t>
-      </w:r>
+        <w:t xml:space="preserve"> </w:t>
+      </w:r>
+      <w:r>
+        <w:rPr>
+          <w:rFonts w:ascii="Times New Roman" w:hAnsi="Times New Roman" w:cs="Times New Roman"/>
+          <w:sz w:val="24"/>
+          <w:szCs w:val="24"/>
+        </w:rPr>
+        <w:t>ha il compito di manipolare geometricamente e convertire in vettori i dati attraverso una serie di passaggi: L’immagine viene inizialmente caricata in scala di grigi mappando diverse intensità di pixel in valori numerici crescenti compresi tra 0.0 e 1.0. Successivamente, poiché le immagini delle radiografie sono su sfondo nero, è stat</w:t>
+      </w:r>
+      <w:r>
+        <w:rPr>
+          <w:rFonts w:ascii="Times New Roman" w:hAnsi="Times New Roman" w:cs="Times New Roman"/>
+          <w:sz w:val="24"/>
+          <w:szCs w:val="24"/>
+        </w:rPr>
+        <w:t>a</w:t>
+      </w:r>
+      <w:r>
+        <w:rPr>
+          <w:rFonts w:ascii="Times New Roman" w:hAnsi="Times New Roman" w:cs="Times New Roman"/>
+          <w:sz w:val="24"/>
+          <w:szCs w:val="24"/>
+        </w:rPr>
+        <w:t xml:space="preserve"> </w:t>
+      </w:r>
+      <w:r>
+        <w:rPr>
+          <w:rFonts w:ascii="Times New Roman" w:hAnsi="Times New Roman" w:cs="Times New Roman"/>
+          <w:sz w:val="24"/>
+          <w:szCs w:val="24"/>
+        </w:rPr>
+        <w:t>calcolata una soglia di luminosità (5% del picco massimo)</w:t>
+      </w:r>
+      <w:r>
+        <w:rPr>
+          <w:rFonts w:ascii="Times New Roman" w:hAnsi="Times New Roman" w:cs="Times New Roman"/>
+          <w:sz w:val="24"/>
+          <w:szCs w:val="24"/>
+        </w:rPr>
+        <w:t xml:space="preserve"> </w:t>
+      </w:r>
+      <w:r>
+        <w:rPr>
+          <w:rFonts w:ascii="Times New Roman" w:hAnsi="Times New Roman" w:cs="Times New Roman"/>
+          <w:sz w:val="24"/>
+          <w:szCs w:val="24"/>
+        </w:rPr>
+        <w:t>necessaria per separare l’area del cervello</w:t>
+      </w:r>
+      <w:r>
+        <w:rPr>
+          <w:rFonts w:ascii="Times New Roman" w:hAnsi="Times New Roman" w:cs="Times New Roman"/>
+          <w:sz w:val="24"/>
+          <w:szCs w:val="24"/>
+        </w:rPr>
+        <w:t xml:space="preserve"> ritagli</w:t>
+      </w:r>
+      <w:r>
+        <w:rPr>
+          <w:rFonts w:ascii="Times New Roman" w:hAnsi="Times New Roman" w:cs="Times New Roman"/>
+          <w:sz w:val="24"/>
+          <w:szCs w:val="24"/>
+        </w:rPr>
+        <w:t xml:space="preserve">ando </w:t>
+      </w:r>
+      <w:r>
+        <w:rPr>
+          <w:rFonts w:ascii="Times New Roman" w:hAnsi="Times New Roman" w:cs="Times New Roman"/>
+          <w:sz w:val="24"/>
+          <w:szCs w:val="24"/>
+        </w:rPr>
+        <w:t xml:space="preserve">tutte le zone nere </w:t>
+      </w:r>
+      <w:r>
+        <w:rPr>
+          <w:rFonts w:ascii="Times New Roman" w:hAnsi="Times New Roman" w:cs="Times New Roman"/>
+          <w:sz w:val="24"/>
+          <w:szCs w:val="24"/>
+        </w:rPr>
+        <w:t xml:space="preserve">della radiografia, dopo aver effettuato questo passaggio l’area ritagliata è stata portata ad una risoluzione quadrata di 128x128 pixel utilizzando un filtro anti-aliasing in maniera tale da preservare i dettagli anatomici, ed infine il </w:t>
+      </w:r>
+      <w:proofErr w:type="spellStart"/>
+      <w:r>
+        <w:rPr>
+          <w:rFonts w:ascii="Times New Roman" w:hAnsi="Times New Roman" w:cs="Times New Roman"/>
+          <w:sz w:val="24"/>
+          <w:szCs w:val="24"/>
+        </w:rPr>
+        <w:t>flattening</w:t>
+      </w:r>
+      <w:proofErr w:type="spellEnd"/>
+      <w:r>
+        <w:rPr>
+          <w:rFonts w:ascii="Times New Roman" w:hAnsi="Times New Roman" w:cs="Times New Roman"/>
+          <w:sz w:val="24"/>
+          <w:szCs w:val="24"/>
+        </w:rPr>
+        <w:t xml:space="preserve"> converte </w:t>
+      </w:r>
+      <w:r>
+        <w:rPr>
+          <w:rFonts w:ascii="Times New Roman" w:hAnsi="Times New Roman" w:cs="Times New Roman"/>
+          <w:sz w:val="24"/>
+          <w:szCs w:val="24"/>
+        </w:rPr>
+        <w:t>la matrice bidimensionale finale in un vettore monodimensionale</w:t>
+      </w:r>
+      <w:r>
+        <w:rPr>
+          <w:rFonts w:ascii="Times New Roman" w:hAnsi="Times New Roman" w:cs="Times New Roman"/>
+          <w:sz w:val="24"/>
+          <w:szCs w:val="24"/>
+        </w:rPr>
+        <w:t xml:space="preserve"> necessaria per l’algoritmo di PCA.</w:t>
+      </w:r>
+    </w:p>
+    <w:p>
+      <w:pPr>
+        <w:rPr>
+          <w:rFonts w:ascii="Times New Roman" w:hAnsi="Times New Roman" w:cs="Times New Roman"/>
+          <w:sz w:val="24"/>
+          <w:szCs w:val="24"/>
+        </w:rPr>
+      </w:pPr>
+      <w:r>
+        <w:rPr>
+          <w:rFonts w:ascii="Times New Roman" w:hAnsi="Times New Roman" w:cs="Times New Roman"/>
+          <w:sz w:val="24"/>
+          <w:szCs w:val="24"/>
+        </w:rPr>
+        <w:t xml:space="preserve">La funzione </w:t>
+      </w:r>
+      <w:proofErr w:type="spellStart"/>
       <w:r>
         <w:rPr>
           <w:rFonts w:ascii="Times New Roman" w:hAnsi="Times New Roman" w:cs="Times New Roman"/>
@@ -3420,52 +3676,10 @@
           <w:sz w:val="24"/>
           <w:szCs w:val="24"/>
         </w:rPr>
-        <w:t xml:space="preserve"> </w:t>
-      </w:r>
-      <w:r>
-        <w:rPr>
-          <w:rFonts w:ascii="Times New Roman" w:hAnsi="Times New Roman" w:cs="Times New Roman"/>
-          <w:sz w:val="24"/>
-          <w:szCs w:val="24"/>
-        </w:rPr>
-        <w:t>serve per coordinare ed etichettare correttamente le immagini lungo le directory, verifica</w:t>
-      </w:r>
-      <w:r>
-        <w:rPr>
-          <w:rFonts w:ascii="Times New Roman" w:hAnsi="Times New Roman" w:cs="Times New Roman"/>
-          <w:sz w:val="24"/>
-          <w:szCs w:val="24"/>
-        </w:rPr>
-        <w:t xml:space="preserve"> </w:t>
-      </w:r>
-      <w:r>
-        <w:rPr>
-          <w:rFonts w:ascii="Times New Roman" w:hAnsi="Times New Roman" w:cs="Times New Roman"/>
-          <w:sz w:val="24"/>
-          <w:szCs w:val="24"/>
-        </w:rPr>
-        <w:t>l’esistenza delle cartelle “Healthy” e “Disease” per le cartelle di train e test, visualizza i formati compatibili delle immagini ed</w:t>
-      </w:r>
-      <w:r>
-        <w:rPr>
-          <w:rFonts w:ascii="Times New Roman" w:hAnsi="Times New Roman" w:cs="Times New Roman"/>
-          <w:sz w:val="24"/>
-          <w:szCs w:val="24"/>
-        </w:rPr>
-        <w:t xml:space="preserve"> </w:t>
-      </w:r>
-      <w:r>
-        <w:rPr>
-          <w:rFonts w:ascii="Times New Roman" w:hAnsi="Times New Roman" w:cs="Times New Roman"/>
-          <w:sz w:val="24"/>
-          <w:szCs w:val="24"/>
-        </w:rPr>
-        <w:t>etichetta con “1” i pazienti malati e con “0” quelli sani.</w:t>
-      </w:r>
-    </w:p>
-    <w:p/>
-    <w:p>
-      <w:pPr>
+        <w:t>preprocessing</w:t>
+      </w:r>
+      <w:proofErr w:type="spellEnd"/>
+      <w:r>
         <w:rPr>
           <w:rFonts w:ascii="Times New Roman" w:hAnsi="Times New Roman" w:cs="Times New Roman"/>
           <w:b/>
@@ -3473,8 +3687,106 @@
           <w:sz w:val="24"/>
           <w:szCs w:val="24"/>
         </w:rPr>
-      </w:pPr>
-      <w:r>
+        <w:t xml:space="preserve"> </w:t>
+      </w:r>
+      <w:r>
+        <w:rPr>
+          <w:rFonts w:ascii="Times New Roman" w:hAnsi="Times New Roman" w:cs="Times New Roman"/>
+          <w:sz w:val="24"/>
+          <w:szCs w:val="24"/>
+        </w:rPr>
+        <w:t>serve per coordinare ed etichettare correttamente le immagini lungo le directory, verifica</w:t>
+      </w:r>
+      <w:r>
+        <w:rPr>
+          <w:rFonts w:ascii="Times New Roman" w:hAnsi="Times New Roman" w:cs="Times New Roman"/>
+          <w:sz w:val="24"/>
+          <w:szCs w:val="24"/>
+        </w:rPr>
+        <w:t xml:space="preserve"> </w:t>
+      </w:r>
+      <w:r>
+        <w:rPr>
+          <w:rFonts w:ascii="Times New Roman" w:hAnsi="Times New Roman" w:cs="Times New Roman"/>
+          <w:sz w:val="24"/>
+          <w:szCs w:val="24"/>
+        </w:rPr>
+        <w:t>l’esistenza delle cartelle “</w:t>
+      </w:r>
+      <w:proofErr w:type="spellStart"/>
+      <w:r>
+        <w:rPr>
+          <w:rFonts w:ascii="Times New Roman" w:hAnsi="Times New Roman" w:cs="Times New Roman"/>
+          <w:sz w:val="24"/>
+          <w:szCs w:val="24"/>
+        </w:rPr>
+        <w:t>Healthy</w:t>
+      </w:r>
+      <w:proofErr w:type="spellEnd"/>
+      <w:r>
+        <w:rPr>
+          <w:rFonts w:ascii="Times New Roman" w:hAnsi="Times New Roman" w:cs="Times New Roman"/>
+          <w:sz w:val="24"/>
+          <w:szCs w:val="24"/>
+        </w:rPr>
+        <w:t>” e “</w:t>
+      </w:r>
+      <w:proofErr w:type="spellStart"/>
+      <w:r>
+        <w:rPr>
+          <w:rFonts w:ascii="Times New Roman" w:hAnsi="Times New Roman" w:cs="Times New Roman"/>
+          <w:sz w:val="24"/>
+          <w:szCs w:val="24"/>
+        </w:rPr>
+        <w:t>Disease</w:t>
+      </w:r>
+      <w:proofErr w:type="spellEnd"/>
+      <w:r>
+        <w:rPr>
+          <w:rFonts w:ascii="Times New Roman" w:hAnsi="Times New Roman" w:cs="Times New Roman"/>
+          <w:sz w:val="24"/>
+          <w:szCs w:val="24"/>
+        </w:rPr>
+        <w:t xml:space="preserve">” per le cartelle di </w:t>
+      </w:r>
+      <w:proofErr w:type="spellStart"/>
+      <w:r>
+        <w:rPr>
+          <w:rFonts w:ascii="Times New Roman" w:hAnsi="Times New Roman" w:cs="Times New Roman"/>
+          <w:sz w:val="24"/>
+          <w:szCs w:val="24"/>
+        </w:rPr>
+        <w:t>train</w:t>
+      </w:r>
+      <w:proofErr w:type="spellEnd"/>
+      <w:r>
+        <w:rPr>
+          <w:rFonts w:ascii="Times New Roman" w:hAnsi="Times New Roman" w:cs="Times New Roman"/>
+          <w:sz w:val="24"/>
+          <w:szCs w:val="24"/>
+        </w:rPr>
+        <w:t xml:space="preserve"> e test, visualizza i formati compatibili delle immagini ed</w:t>
+      </w:r>
+      <w:r>
+        <w:rPr>
+          <w:rFonts w:ascii="Times New Roman" w:hAnsi="Times New Roman" w:cs="Times New Roman"/>
+          <w:sz w:val="24"/>
+          <w:szCs w:val="24"/>
+        </w:rPr>
+        <w:t xml:space="preserve"> </w:t>
+      </w:r>
+      <w:r>
+        <w:rPr>
+          <w:rFonts w:ascii="Times New Roman" w:hAnsi="Times New Roman" w:cs="Times New Roman"/>
+          <w:sz w:val="24"/>
+          <w:szCs w:val="24"/>
+        </w:rPr>
+        <w:t>etichetta con “1” i pazienti malati e con “0” quelli sani.</w:t>
+      </w:r>
+    </w:p>
+    <w:p/>
+    <w:p>
+      <w:pPr>
         <w:rPr>
           <w:rFonts w:ascii="Times New Roman" w:hAnsi="Times New Roman" w:cs="Times New Roman"/>
           <w:b/>
@@ -3482,8 +3794,19 @@
           <w:sz w:val="24"/>
           <w:szCs w:val="24"/>
         </w:rPr>
+      </w:pPr>
+      <w:proofErr w:type="spellStart"/>
+      <w:r>
+        <w:rPr>
+          <w:rFonts w:ascii="Times New Roman" w:hAnsi="Times New Roman" w:cs="Times New Roman"/>
+          <w:b/>
+          <w:bCs/>
+          <w:sz w:val="24"/>
+          <w:szCs w:val="24"/>
+        </w:rPr>
         <w:t>PCA_Algorithm</w:t>
       </w:r>
+      <w:proofErr w:type="spellEnd"/>
     </w:p>
     <w:p>
       <w:pPr>
@@ -3630,7 +3953,43 @@
           <w:sz w:val="24"/>
           <w:szCs w:val="24"/>
         </w:rPr>
-        <w:t xml:space="preserve">Poiché dal punto di vista della difficoltà e del costo computazionale calcolare la matrice di covarianza per un numero così elevato di pixel sarebbe molto dispendioso utilizziamo la Singular Value Decomposition sulla matrice centrata, che risulta ugualmente efficiente e stabile. </w:t>
+        <w:t xml:space="preserve">Poiché dal punto di vista della difficoltà e del costo computazionale calcolare la matrice di covarianza per un numero così elevato di pixel sarebbe molto dispendioso utilizziamo la </w:t>
+      </w:r>
+      <w:proofErr w:type="spellStart"/>
+      <w:r>
+        <w:rPr>
+          <w:rFonts w:ascii="Times New Roman" w:hAnsi="Times New Roman" w:cs="Times New Roman"/>
+          <w:sz w:val="24"/>
+          <w:szCs w:val="24"/>
+        </w:rPr>
+        <w:t>Singular</w:t>
+      </w:r>
+      <w:proofErr w:type="spellEnd"/>
+      <w:r>
+        <w:rPr>
+          <w:rFonts w:ascii="Times New Roman" w:hAnsi="Times New Roman" w:cs="Times New Roman"/>
+          <w:sz w:val="24"/>
+          <w:szCs w:val="24"/>
+        </w:rPr>
+        <w:t xml:space="preserve"> Value </w:t>
+      </w:r>
+      <w:proofErr w:type="spellStart"/>
+      <w:r>
+        <w:rPr>
+          <w:rFonts w:ascii="Times New Roman" w:hAnsi="Times New Roman" w:cs="Times New Roman"/>
+          <w:sz w:val="24"/>
+          <w:szCs w:val="24"/>
+        </w:rPr>
+        <w:t>Decomposition</w:t>
+      </w:r>
+      <w:proofErr w:type="spellEnd"/>
+      <w:r>
+        <w:rPr>
+          <w:rFonts w:ascii="Times New Roman" w:hAnsi="Times New Roman" w:cs="Times New Roman"/>
+          <w:sz w:val="24"/>
+          <w:szCs w:val="24"/>
+        </w:rPr>
+        <w:t xml:space="preserve"> sulla matrice centrata, che risulta ugualmente efficiente e stabile. </w:t>
       </w:r>
       <w:r>
         <w:rPr>
@@ -3679,8 +4038,27 @@
           <w:sz w:val="24"/>
           <w:szCs w:val="24"/>
         </w:rPr>
-        <w:t xml:space="preserve"> (self.components) contiene i vettori singolari destri, che nel contesto delle immagini mediche prendono il nome di </w:t>
-      </w:r>
+        <w:t xml:space="preserve"> (</w:t>
+      </w:r>
+      <w:proofErr w:type="gramStart"/>
+      <w:r>
+        <w:rPr>
+          <w:rFonts w:ascii="Times New Roman" w:hAnsi="Times New Roman" w:cs="Times New Roman"/>
+          <w:sz w:val="24"/>
+          <w:szCs w:val="24"/>
+        </w:rPr>
+        <w:t>self.components</w:t>
+      </w:r>
+      <w:proofErr w:type="gramEnd"/>
+      <w:r>
+        <w:rPr>
+          <w:rFonts w:ascii="Times New Roman" w:hAnsi="Times New Roman" w:cs="Times New Roman"/>
+          <w:sz w:val="24"/>
+          <w:szCs w:val="24"/>
+        </w:rPr>
+        <w:t xml:space="preserve">) contiene i vettori singolari destri, che nel contesto delle immagini mediche prendono il nome di </w:t>
+      </w:r>
+      <w:proofErr w:type="spellStart"/>
       <w:r>
         <w:rPr>
           <w:rFonts w:ascii="Times New Roman" w:hAnsi="Times New Roman" w:cs="Times New Roman"/>
@@ -3691,6 +4069,7 @@
         </w:rPr>
         <w:t>eigenimages</w:t>
       </w:r>
+      <w:proofErr w:type="spellEnd"/>
       <w:r>
         <w:rPr>
           <w:rFonts w:ascii="Times New Roman" w:hAnsi="Times New Roman" w:cs="Times New Roman"/>
@@ -4449,6 +4828,7 @@
           <w:szCs w:val="24"/>
         </w:rPr>
       </w:pPr>
+      <w:proofErr w:type="spellStart"/>
       <w:r>
         <w:rPr>
           <w:rFonts w:ascii="Times New Roman" w:hAnsi="Times New Roman" w:cs="Times New Roman"/>
@@ -4459,6 +4839,7 @@
         </w:rPr>
         <w:t>KNN_Algorithm</w:t>
       </w:r>
+      <w:proofErr w:type="spellEnd"/>
     </w:p>
     <w:p>
       <w:pPr>
@@ -4512,6 +4893,7 @@
         </w:rPr>
         <w:t>-NN) progettato non solo per eseguire una classificazione supervisionata basata su distanze geometriche, ma anche per gestire scenari clinici critici tramite il rilevamento di campioni anomali (</w:t>
       </w:r>
+      <w:proofErr w:type="spellStart"/>
       <w:r>
         <w:rPr>
           <w:rFonts w:ascii="Times New Roman" w:hAnsi="Times New Roman" w:cs="Times New Roman"/>
@@ -4522,6 +4904,7 @@
         </w:rPr>
         <w:t>unknown</w:t>
       </w:r>
+      <w:proofErr w:type="spellEnd"/>
       <w:r>
         <w:rPr>
           <w:rFonts w:ascii="Times New Roman" w:hAnsi="Times New Roman" w:cs="Times New Roman"/>
@@ -4581,6 +4964,7 @@
         </w:rPr>
         <w:t xml:space="preserve"> e la </w:t>
       </w:r>
+      <w:proofErr w:type="spellStart"/>
       <w:r>
         <w:rPr>
           <w:rFonts w:ascii="Times New Roman" w:hAnsi="Times New Roman" w:cs="Times New Roman"/>
@@ -4591,6 +4975,7 @@
         </w:rPr>
         <w:t>unknown_threshold</w:t>
       </w:r>
+      <w:proofErr w:type="spellEnd"/>
       <w:r>
         <w:rPr>
           <w:rFonts w:ascii="Times New Roman" w:hAnsi="Times New Roman" w:cs="Times New Roman"/>
@@ -4630,7 +5015,16 @@
           <w:sz w:val="24"/>
           <w:szCs w:val="24"/>
         </w:rPr>
-        <w:t>Come step preliminare, il classificatore riceve in input dal modulo PCA_</w:t>
+        <w:t xml:space="preserve">Come step preliminare, il classificatore riceve in input dal modulo </w:t>
+      </w:r>
+      <w:proofErr w:type="spellStart"/>
+      <w:r>
+        <w:rPr>
+          <w:rFonts w:ascii="Times New Roman" w:hAnsi="Times New Roman" w:cs="Times New Roman"/>
+          <w:sz w:val="24"/>
+          <w:szCs w:val="24"/>
+        </w:rPr>
+        <w:t>PCA_</w:t>
       </w:r>
       <w:r>
         <w:rPr>
@@ -4640,6 +5034,7 @@
         </w:rPr>
         <w:t>algorithm</w:t>
       </w:r>
+      <w:proofErr w:type="spellEnd"/>
       <w:r>
         <w:rPr>
           <w:rFonts w:ascii="Times New Roman" w:hAnsi="Times New Roman" w:cs="Times New Roman"/>
@@ -4690,7 +5085,25 @@
           <w:sz w:val="24"/>
           <w:szCs w:val="24"/>
         </w:rPr>
-        <w:t>effettua una ricerca del numero ottimale di n-neighbors tramite il modulo</w:t>
+        <w:t>effettua una ricerca del numero ottimale di n-</w:t>
+      </w:r>
+      <w:proofErr w:type="spellStart"/>
+      <w:r>
+        <w:rPr>
+          <w:rFonts w:ascii="Times New Roman" w:hAnsi="Times New Roman" w:cs="Times New Roman"/>
+          <w:sz w:val="24"/>
+          <w:szCs w:val="24"/>
+        </w:rPr>
+        <w:t>neighbors</w:t>
+      </w:r>
+      <w:proofErr w:type="spellEnd"/>
+      <w:r>
+        <w:rPr>
+          <w:rFonts w:ascii="Times New Roman" w:hAnsi="Times New Roman" w:cs="Times New Roman"/>
+          <w:sz w:val="24"/>
+          <w:szCs w:val="24"/>
+        </w:rPr>
+        <w:t xml:space="preserve"> tramite il modulo</w:t>
       </w:r>
       <w:r>
         <w:rPr>
@@ -4700,6 +5113,7 @@
         </w:rPr>
         <w:t xml:space="preserve"> </w:t>
       </w:r>
+      <w:proofErr w:type="spellStart"/>
       <w:r>
         <w:rPr>
           <w:rFonts w:ascii="Times New Roman" w:hAnsi="Times New Roman" w:cs="Times New Roman"/>
@@ -4710,6 +5124,7 @@
         </w:rPr>
         <w:t>optimize_n</w:t>
       </w:r>
+      <w:proofErr w:type="spellEnd"/>
       <w:r>
         <w:rPr>
           <w:rFonts w:ascii="Times New Roman" w:hAnsi="Times New Roman" w:cs="Times New Roman"/>
@@ -4718,6 +5133,7 @@
         </w:rPr>
         <w:t xml:space="preserve">. Questa funzione esegue un partizionamento interno sul set di addestramento per testare dinamicamente una griglia di valori disparati per i vicini. Fissato il parametro ottimale, nel paradigma tipico del K-NN la fase di </w:t>
       </w:r>
+      <w:proofErr w:type="spellStart"/>
       <w:r>
         <w:rPr>
           <w:rFonts w:ascii="Times New Roman" w:hAnsi="Times New Roman" w:cs="Times New Roman"/>
@@ -4728,6 +5144,7 @@
         </w:rPr>
         <w:t>fit</w:t>
       </w:r>
+      <w:proofErr w:type="spellEnd"/>
       <w:r>
         <w:rPr>
           <w:rFonts w:ascii="Times New Roman" w:hAnsi="Times New Roman" w:cs="Times New Roman"/>
@@ -5173,7 +5590,43 @@
           <w:szCs w:val="24"/>
         </w:rPr>
         <w:lastRenderedPageBreak/>
-        <w:t xml:space="preserve">Prima di procedere con la diagnosi, il sistema interroga la funzione di sicurezza detect_unknown. Se la distanza minima assoluta tra il punto analizzato e i prototipi noti supera la unknown_threshold, scatta una rigorosa regola di rifiuto: la predizione viene bloccata assegnando l'etichetta convenzionale -1. </w:t>
+        <w:t xml:space="preserve">Prima di procedere con la diagnosi, il sistema interroga la funzione di sicurezza </w:t>
+      </w:r>
+      <w:proofErr w:type="spellStart"/>
+      <w:r>
+        <w:rPr>
+          <w:rFonts w:ascii="Times New Roman" w:hAnsi="Times New Roman" w:cs="Times New Roman"/>
+          <w:sz w:val="24"/>
+          <w:szCs w:val="24"/>
+        </w:rPr>
+        <w:t>detect_unknown</w:t>
+      </w:r>
+      <w:proofErr w:type="spellEnd"/>
+      <w:r>
+        <w:rPr>
+          <w:rFonts w:ascii="Times New Roman" w:hAnsi="Times New Roman" w:cs="Times New Roman"/>
+          <w:sz w:val="24"/>
+          <w:szCs w:val="24"/>
+        </w:rPr>
+        <w:t xml:space="preserve">. Se la distanza minima assoluta tra il punto analizzato e i prototipi noti supera la </w:t>
+      </w:r>
+      <w:proofErr w:type="spellStart"/>
+      <w:r>
+        <w:rPr>
+          <w:rFonts w:ascii="Times New Roman" w:hAnsi="Times New Roman" w:cs="Times New Roman"/>
+          <w:sz w:val="24"/>
+          <w:szCs w:val="24"/>
+        </w:rPr>
+        <w:t>unknown_threshold</w:t>
+      </w:r>
+      <w:proofErr w:type="spellEnd"/>
+      <w:r>
+        <w:rPr>
+          <w:rFonts w:ascii="Times New Roman" w:hAnsi="Times New Roman" w:cs="Times New Roman"/>
+          <w:sz w:val="24"/>
+          <w:szCs w:val="24"/>
+        </w:rPr>
+        <w:t xml:space="preserve">, scatta una rigorosa regola di rifiuto: la predizione viene bloccata assegnando l'etichetta convenzionale -1. </w:t>
       </w:r>
       <w:r>
         <w:rPr>
@@ -5215,6 +5668,7 @@
         </w:rPr>
         <w:t xml:space="preserve">che verranno successivamente escluse dal computo totale della funzione </w:t>
       </w:r>
+      <w:proofErr w:type="spellStart"/>
       <w:r>
         <w:rPr>
           <w:rFonts w:ascii="Times New Roman" w:hAnsi="Times New Roman" w:cs="Times New Roman"/>
@@ -5225,6 +5679,7 @@
         </w:rPr>
         <w:t>evaluate_accuracy</w:t>
       </w:r>
+      <w:proofErr w:type="spellEnd"/>
       <w:r>
         <w:rPr>
           <w:rFonts w:ascii="Times New Roman" w:hAnsi="Times New Roman" w:cs="Times New Roman"/>
@@ -5248,7 +5703,27 @@
           <w:sz w:val="24"/>
           <w:szCs w:val="24"/>
         </w:rPr>
-        <w:t>Superato il controllo di anomalia, vengono isolati gli indici dei soggetti più prossimi. La diagnosi provvisoria è decretata tramite votazione a maggioranza (np.bincount). Per quantificare l'affidabilità di tale esito, il sistema elabora infine un punteggio di confidenza ibrido normalizzato tra 0 e 1, calcolato fondendo la percentuale di vicini concordant</w:t>
+        <w:t>Superato il controllo di anomalia, vengono isolati gli indici dei soggetti più prossimi. La diagnosi provvisoria è decretata tramite votazione a maggioranza (</w:t>
+      </w:r>
+      <w:proofErr w:type="spellStart"/>
+      <w:proofErr w:type="gramStart"/>
+      <w:r>
+        <w:rPr>
+          <w:rFonts w:ascii="Times New Roman" w:hAnsi="Times New Roman" w:cs="Times New Roman"/>
+          <w:sz w:val="24"/>
+          <w:szCs w:val="24"/>
+        </w:rPr>
+        <w:t>np.bincount</w:t>
+      </w:r>
+      <w:proofErr w:type="spellEnd"/>
+      <w:proofErr w:type="gramEnd"/>
+      <w:r>
+        <w:rPr>
+          <w:rFonts w:ascii="Times New Roman" w:hAnsi="Times New Roman" w:cs="Times New Roman"/>
+          <w:sz w:val="24"/>
+          <w:szCs w:val="24"/>
+        </w:rPr>
+        <w:t>). Per quantificare l'affidabilità di tale esito, il sistema elabora infine un punteggio di confidenza ibrido normalizzato tra 0 e 1, calcolato fondendo la percentuale di vicini concordant</w:t>
       </w:r>
       <w:r>
         <w:rPr>
@@ -5355,7 +5830,43 @@
           <w:sz w:val="24"/>
           <w:szCs w:val="24"/>
         </w:rPr>
-        <w:t>Il modulo di plotting isola la logica di visualizzazione dei grafici dai calcoli matematici rendendo visibile tutto ciò che è stato precedentemente preprocessato e successivamente analizzato, fornendo una validazione qualitativa e geometrica necessaria per giustificare le scelte algoritmiche operate.</w:t>
+        <w:t xml:space="preserve">Il modulo di </w:t>
+      </w:r>
+      <w:proofErr w:type="spellStart"/>
+      <w:r>
+        <w:rPr>
+          <w:rFonts w:ascii="Times New Roman" w:hAnsi="Times New Roman" w:cs="Times New Roman"/>
+          <w:sz w:val="24"/>
+          <w:szCs w:val="24"/>
+        </w:rPr>
+        <w:t>plotting</w:t>
+      </w:r>
+      <w:proofErr w:type="spellEnd"/>
+      <w:r>
+        <w:rPr>
+          <w:rFonts w:ascii="Times New Roman" w:hAnsi="Times New Roman" w:cs="Times New Roman"/>
+          <w:sz w:val="24"/>
+          <w:szCs w:val="24"/>
+        </w:rPr>
+        <w:t xml:space="preserve"> isola la logica di visualizzazione dei grafici dai calcoli matematici rendendo visibile tutto ciò che è stato precedentemente </w:t>
+      </w:r>
+      <w:proofErr w:type="spellStart"/>
+      <w:r>
+        <w:rPr>
+          <w:rFonts w:ascii="Times New Roman" w:hAnsi="Times New Roman" w:cs="Times New Roman"/>
+          <w:sz w:val="24"/>
+          <w:szCs w:val="24"/>
+        </w:rPr>
+        <w:t>preprocessato</w:t>
+      </w:r>
+      <w:proofErr w:type="spellEnd"/>
+      <w:r>
+        <w:rPr>
+          <w:rFonts w:ascii="Times New Roman" w:hAnsi="Times New Roman" w:cs="Times New Roman"/>
+          <w:sz w:val="24"/>
+          <w:szCs w:val="24"/>
+        </w:rPr>
+        <w:t xml:space="preserve"> e successivamente analizzato, fornendo una validazione qualitativa e geometrica necessaria per giustificare le scelte algoritmiche operate.</w:t>
       </w:r>
     </w:p>
     <w:p>
@@ -5374,6 +5885,7 @@
         </w:rPr>
         <w:t xml:space="preserve">La funzione </w:t>
       </w:r>
+      <w:proofErr w:type="spellStart"/>
       <w:r>
         <w:rPr>
           <w:rFonts w:ascii="Times New Roman" w:hAnsi="Times New Roman" w:cs="Times New Roman"/>
@@ -5384,6 +5896,7 @@
         </w:rPr>
         <w:t>plot_mean_image</w:t>
       </w:r>
+      <w:proofErr w:type="spellEnd"/>
       <w:r>
         <w:rPr>
           <w:rFonts w:ascii="Times New Roman" w:hAnsi="Times New Roman" w:cs="Times New Roman"/>
@@ -5392,6 +5905,7 @@
         </w:rPr>
         <w:t xml:space="preserve"> renderizza il vettore medio appreso sul training set. Mostra la struttura cerebrale media da cui vengono sottratte le specificità di ogni paziente prima della decomposizione SVD. La funzione </w:t>
       </w:r>
+      <w:proofErr w:type="spellStart"/>
       <w:r>
         <w:rPr>
           <w:rFonts w:ascii="Times New Roman" w:hAnsi="Times New Roman" w:cs="Times New Roman"/>
@@ -5402,6 +5916,7 @@
         </w:rPr>
         <w:t>plot_eigenimages</w:t>
       </w:r>
+      <w:proofErr w:type="spellEnd"/>
       <w:r>
         <w:rPr>
           <w:rFonts w:ascii="Times New Roman" w:hAnsi="Times New Roman" w:cs="Times New Roman"/>
@@ -5469,6 +5984,7 @@
         </w:rPr>
         <w:t xml:space="preserve">) nel dominio spaziale originario (128x128 pixel). Queste </w:t>
       </w:r>
+      <w:proofErr w:type="spellStart"/>
       <w:r>
         <w:rPr>
           <w:rFonts w:ascii="Times New Roman" w:hAnsi="Times New Roman" w:cs="Times New Roman"/>
@@ -5479,13 +5995,32 @@
         </w:rPr>
         <w:t>eigenimages</w:t>
       </w:r>
-      <w:r>
-        <w:rPr>
-          <w:rFonts w:ascii="Times New Roman" w:hAnsi="Times New Roman" w:cs="Times New Roman"/>
-          <w:sz w:val="24"/>
-          <w:szCs w:val="24"/>
-        </w:rPr>
-        <w:t xml:space="preserve"> evidenziano le macro-aree anatomiche su cui l'algoritmo si concentra per discriminare le masse tumorali o le asimmetrie strutturali della patologia.</w:t>
+      <w:proofErr w:type="spellEnd"/>
+      <w:r>
+        <w:rPr>
+          <w:rFonts w:ascii="Times New Roman" w:hAnsi="Times New Roman" w:cs="Times New Roman"/>
+          <w:sz w:val="24"/>
+          <w:szCs w:val="24"/>
+        </w:rPr>
+        <w:t xml:space="preserve"> evidenziano le </w:t>
+      </w:r>
+      <w:proofErr w:type="gramStart"/>
+      <w:r>
+        <w:rPr>
+          <w:rFonts w:ascii="Times New Roman" w:hAnsi="Times New Roman" w:cs="Times New Roman"/>
+          <w:sz w:val="24"/>
+          <w:szCs w:val="24"/>
+        </w:rPr>
+        <w:t>macro-aree</w:t>
+      </w:r>
+      <w:proofErr w:type="gramEnd"/>
+      <w:r>
+        <w:rPr>
+          <w:rFonts w:ascii="Times New Roman" w:hAnsi="Times New Roman" w:cs="Times New Roman"/>
+          <w:sz w:val="24"/>
+          <w:szCs w:val="24"/>
+        </w:rPr>
+        <w:t xml:space="preserve"> anatomiche su cui l'algoritmo si concentra per discriminare le masse tumorali o le asimmetrie strutturali della patologia.</w:t>
       </w:r>
     </w:p>
     <w:p>
@@ -5504,6 +6039,7 @@
         </w:rPr>
         <w:t xml:space="preserve">La funzione </w:t>
       </w:r>
+      <w:proofErr w:type="spellStart"/>
       <w:r>
         <w:rPr>
           <w:rFonts w:ascii="Times New Roman" w:hAnsi="Times New Roman" w:cs="Times New Roman"/>
@@ -5514,6 +6050,7 @@
         </w:rPr>
         <w:t>plot_variance</w:t>
       </w:r>
+      <w:proofErr w:type="spellEnd"/>
       <w:r>
         <w:rPr>
           <w:rFonts w:ascii="Times New Roman" w:hAnsi="Times New Roman" w:cs="Times New Roman"/>
@@ -5558,6 +6095,7 @@
         <w:lastRenderedPageBreak/>
         <w:t xml:space="preserve">La funzione </w:t>
       </w:r>
+      <w:proofErr w:type="spellStart"/>
       <w:r>
         <w:rPr>
           <w:rFonts w:ascii="Times New Roman" w:hAnsi="Times New Roman" w:cs="Times New Roman"/>
@@ -5568,6 +6106,7 @@
         </w:rPr>
         <w:t>plot_pca</w:t>
       </w:r>
+      <w:proofErr w:type="spellEnd"/>
       <w:r>
         <w:rPr>
           <w:rFonts w:ascii="Times New Roman" w:hAnsi="Times New Roman" w:cs="Times New Roman"/>
@@ -5576,6 +6115,7 @@
         </w:rPr>
         <w:t xml:space="preserve"> proietta i vettori multidimensionali nel piano bidimensionale descritto da PC1 e PC2 e permette di valutare a occhio nudo il grado di separabilità geometrica tra il cluster dei cervelli sani e quello dei pazienti affetti da tumore cerebrale. La funzione </w:t>
       </w:r>
+      <w:proofErr w:type="spellStart"/>
       <w:r>
         <w:rPr>
           <w:rFonts w:ascii="Times New Roman" w:hAnsi="Times New Roman" w:cs="Times New Roman"/>
@@ -5586,14 +6126,34 @@
         </w:rPr>
         <w:t>plot_distance_distribution</w:t>
       </w:r>
-      <w:r>
-        <w:rPr>
-          <w:rFonts w:ascii="Times New Roman" w:hAnsi="Times New Roman" w:cs="Times New Roman"/>
-          <w:sz w:val="24"/>
-          <w:szCs w:val="24"/>
-        </w:rPr>
-        <w:t xml:space="preserve"> è un istogramma delle distanze minime tra i nuovi campioni e il set di addestramento. L'inclusione della linea di sbarramento rossa dimostra empiricamente la correttezza del parametro unknown_threshold, mostrando come la soglia isoli la distribuzione dei dati noti dalle anomalie di test. Infine, la funzione </w:t>
-      </w:r>
+      <w:proofErr w:type="spellEnd"/>
+      <w:r>
+        <w:rPr>
+          <w:rFonts w:ascii="Times New Roman" w:hAnsi="Times New Roman" w:cs="Times New Roman"/>
+          <w:sz w:val="24"/>
+          <w:szCs w:val="24"/>
+        </w:rPr>
+        <w:t xml:space="preserve"> è un istogramma delle distanze minime tra i nuovi campioni e il set di addestramento. L'inclusione della linea di sbarramento rossa dimostra empiricamente la correttezza del parametro </w:t>
+      </w:r>
+      <w:proofErr w:type="spellStart"/>
+      <w:r>
+        <w:rPr>
+          <w:rFonts w:ascii="Times New Roman" w:hAnsi="Times New Roman" w:cs="Times New Roman"/>
+          <w:sz w:val="24"/>
+          <w:szCs w:val="24"/>
+        </w:rPr>
+        <w:t>unknown_threshold</w:t>
+      </w:r>
+      <w:proofErr w:type="spellEnd"/>
+      <w:r>
+        <w:rPr>
+          <w:rFonts w:ascii="Times New Roman" w:hAnsi="Times New Roman" w:cs="Times New Roman"/>
+          <w:sz w:val="24"/>
+          <w:szCs w:val="24"/>
+        </w:rPr>
+        <w:t xml:space="preserve">, mostrando come la soglia isoli la distribuzione dei dati noti dalle anomalie di test. Infine, la funzione </w:t>
+      </w:r>
+      <w:proofErr w:type="spellStart"/>
       <w:r>
         <w:rPr>
           <w:rFonts w:ascii="Times New Roman" w:hAnsi="Times New Roman" w:cs="Times New Roman"/>
@@ -5604,6 +6164,7 @@
         </w:rPr>
         <w:t>plot_confusion_matrix</w:t>
       </w:r>
+      <w:proofErr w:type="spellEnd"/>
       <w:r>
         <w:rPr>
           <w:rFonts w:ascii="Times New Roman" w:hAnsi="Times New Roman" w:cs="Times New Roman"/>
@@ -5713,6 +6274,7 @@
           <w:szCs w:val="24"/>
         </w:rPr>
       </w:pPr>
+      <w:proofErr w:type="spellStart"/>
       <w:r>
         <w:rPr>
           <w:rFonts w:ascii="Times New Roman" w:hAnsi="Times New Roman" w:cs="Times New Roman"/>
@@ -5721,7 +6283,18 @@
           <w:sz w:val="24"/>
           <w:szCs w:val="24"/>
         </w:rPr>
-        <w:t>Confusion Matrix</w:t>
+        <w:t>Confusion</w:t>
+      </w:r>
+      <w:proofErr w:type="spellEnd"/>
+      <w:r>
+        <w:rPr>
+          <w:rFonts w:ascii="Times New Roman" w:hAnsi="Times New Roman" w:cs="Times New Roman"/>
+          <w:b/>
+          <w:bCs/>
+          <w:sz w:val="24"/>
+          <w:szCs w:val="24"/>
+        </w:rPr>
+        <w:t xml:space="preserve"> Matrix</w:t>
       </w:r>
     </w:p>
     <w:p>
@@ -5914,6 +6487,7 @@
         </w:rPr>
         <w:t xml:space="preserve"> </w:t>
       </w:r>
+      <w:proofErr w:type="spellStart"/>
       <w:r>
         <w:rPr>
           <w:rFonts w:ascii="Times New Roman" w:hAnsi="Times New Roman" w:cs="Times New Roman"/>
@@ -5924,6 +6498,7 @@
         </w:rPr>
         <w:t>results</w:t>
       </w:r>
+      <w:proofErr w:type="spellEnd"/>
       <w:r>
         <w:rPr>
           <w:rFonts w:ascii="Times New Roman" w:hAnsi="Times New Roman" w:cs="Times New Roman"/>
@@ -6088,7 +6663,25 @@
           <w:sz w:val="24"/>
           <w:szCs w:val="24"/>
         </w:rPr>
-        <w:t>Infine, la funzione report funge da interfaccia di output finale. Richiamando internamente i calcoli effettuati da results, si occupa di formattare e stampare a schermo un riepilogo diagnostico chiaro e immediato. Il report su console mostra esplicitamente i valori assoluti dei quattro quadranti della matrice e traduce le metriche prestazionali in percentuali leggibili.</w:t>
+        <w:t xml:space="preserve">Infine, la funzione report funge da interfaccia di output finale. Richiamando internamente i calcoli effettuati da </w:t>
+      </w:r>
+      <w:proofErr w:type="spellStart"/>
+      <w:r>
+        <w:rPr>
+          <w:rFonts w:ascii="Times New Roman" w:hAnsi="Times New Roman" w:cs="Times New Roman"/>
+          <w:sz w:val="24"/>
+          <w:szCs w:val="24"/>
+        </w:rPr>
+        <w:t>results</w:t>
+      </w:r>
+      <w:proofErr w:type="spellEnd"/>
+      <w:r>
+        <w:rPr>
+          <w:rFonts w:ascii="Times New Roman" w:hAnsi="Times New Roman" w:cs="Times New Roman"/>
+          <w:sz w:val="24"/>
+          <w:szCs w:val="24"/>
+        </w:rPr>
+        <w:t>, si occupa di formattare e stampare a schermo un riepilogo diagnostico chiaro e immediato. Il report su console mostra esplicitamente i valori assoluti dei quattro quadranti della matrice e traduce le metriche prestazionali in percentuali leggibili.</w:t>
       </w:r>
     </w:p>
     <w:p>
@@ -6143,7 +6736,25 @@
           <w:sz w:val="24"/>
           <w:szCs w:val="24"/>
         </w:rPr>
-        <w:t>Il flusso operativo del main si articola in tre macro-fasi:</w:t>
+        <w:t xml:space="preserve">Il flusso operativo del </w:t>
+      </w:r>
+      <w:proofErr w:type="spellStart"/>
+      <w:r>
+        <w:rPr>
+          <w:rFonts w:ascii="Times New Roman" w:hAnsi="Times New Roman" w:cs="Times New Roman"/>
+          <w:sz w:val="24"/>
+          <w:szCs w:val="24"/>
+        </w:rPr>
+        <w:t>main</w:t>
+      </w:r>
+      <w:proofErr w:type="spellEnd"/>
+      <w:r>
+        <w:rPr>
+          <w:rFonts w:ascii="Times New Roman" w:hAnsi="Times New Roman" w:cs="Times New Roman"/>
+          <w:sz w:val="24"/>
+          <w:szCs w:val="24"/>
+        </w:rPr>
+        <w:t xml:space="preserve"> si articola in tre macro-fasi:</w:t>
       </w:r>
       <w:r>
         <w:rPr>
@@ -6207,7 +6818,25 @@
           <w:sz w:val="24"/>
           <w:szCs w:val="24"/>
         </w:rPr>
-        <w:t>Il sistema carica separatamente la cartella train e la cartella test</w:t>
+        <w:t xml:space="preserve">Il sistema carica separatamente la cartella </w:t>
+      </w:r>
+      <w:proofErr w:type="spellStart"/>
+      <w:r>
+        <w:rPr>
+          <w:rFonts w:ascii="Times New Roman" w:hAnsi="Times New Roman" w:cs="Times New Roman"/>
+          <w:sz w:val="24"/>
+          <w:szCs w:val="24"/>
+        </w:rPr>
+        <w:t>train</w:t>
+      </w:r>
+      <w:proofErr w:type="spellEnd"/>
+      <w:r>
+        <w:rPr>
+          <w:rFonts w:ascii="Times New Roman" w:hAnsi="Times New Roman" w:cs="Times New Roman"/>
+          <w:sz w:val="24"/>
+          <w:szCs w:val="24"/>
+        </w:rPr>
+        <w:t xml:space="preserve"> e la cartella test</w:t>
       </w:r>
       <w:r>
         <w:rPr>
@@ -6263,7 +6892,29 @@
           <w:sz w:val="24"/>
           <w:szCs w:val="24"/>
         </w:rPr>
-        <w:t>Cross-Validation Stratificata (5-Fold)</w:t>
+        <w:t>Cross-</w:t>
+      </w:r>
+      <w:proofErr w:type="spellStart"/>
+      <w:r>
+        <w:rPr>
+          <w:rFonts w:ascii="Times New Roman" w:hAnsi="Times New Roman" w:cs="Times New Roman"/>
+          <w:b/>
+          <w:bCs/>
+          <w:sz w:val="24"/>
+          <w:szCs w:val="24"/>
+        </w:rPr>
+        <w:t>Validation</w:t>
+      </w:r>
+      <w:proofErr w:type="spellEnd"/>
+      <w:r>
+        <w:rPr>
+          <w:rFonts w:ascii="Times New Roman" w:hAnsi="Times New Roman" w:cs="Times New Roman"/>
+          <w:b/>
+          <w:bCs/>
+          <w:sz w:val="24"/>
+          <w:szCs w:val="24"/>
+        </w:rPr>
+        <w:t xml:space="preserve"> Stratificata (5-Fold)</w:t>
       </w:r>
     </w:p>
     <w:p>
@@ -6282,7 +6933,43 @@
           <w:sz w:val="24"/>
           <w:szCs w:val="24"/>
         </w:rPr>
-        <w:t>Suddivide il training set in 5 fold stratificati per testare iterativamente la robustezza statistica del modello. All'interno di ogni fold, la scomposizione SVD viene calcolata esclusivamente sul sotto-insieme corrente per impedire il "data leakage". In questa fase, il sistema estrae dinamicamente il numero di componenti ottimali (</w:t>
+        <w:t xml:space="preserve">Suddivide il training set in 5 </w:t>
+      </w:r>
+      <w:proofErr w:type="spellStart"/>
+      <w:r>
+        <w:rPr>
+          <w:rFonts w:ascii="Times New Roman" w:hAnsi="Times New Roman" w:cs="Times New Roman"/>
+          <w:sz w:val="24"/>
+          <w:szCs w:val="24"/>
+        </w:rPr>
+        <w:t>fold</w:t>
+      </w:r>
+      <w:proofErr w:type="spellEnd"/>
+      <w:r>
+        <w:rPr>
+          <w:rFonts w:ascii="Times New Roman" w:hAnsi="Times New Roman" w:cs="Times New Roman"/>
+          <w:sz w:val="24"/>
+          <w:szCs w:val="24"/>
+        </w:rPr>
+        <w:t xml:space="preserve"> stratificati per testare iterativamente la robustezza statistica del modello. All'interno di ogni </w:t>
+      </w:r>
+      <w:proofErr w:type="spellStart"/>
+      <w:r>
+        <w:rPr>
+          <w:rFonts w:ascii="Times New Roman" w:hAnsi="Times New Roman" w:cs="Times New Roman"/>
+          <w:sz w:val="24"/>
+          <w:szCs w:val="24"/>
+        </w:rPr>
+        <w:t>fold</w:t>
+      </w:r>
+      <w:proofErr w:type="spellEnd"/>
+      <w:r>
+        <w:rPr>
+          <w:rFonts w:ascii="Times New Roman" w:hAnsi="Times New Roman" w:cs="Times New Roman"/>
+          <w:sz w:val="24"/>
+          <w:szCs w:val="24"/>
+        </w:rPr>
+        <w:t>, la scomposizione SVD viene calcolata esclusivamente sul sotto-insieme corrente per impedire il "data leakage". In questa fase, il sistema estrae dinamicamente il numero di componenti ottimali (</w:t>
       </w:r>
       <m:oMath>
         <m:r>
@@ -6385,7 +7072,25 @@
           <w:sz w:val="24"/>
           <w:szCs w:val="24"/>
         </w:rPr>
-        <w:t xml:space="preserve">Infine, il main coordina la renderizzazione visiva dei grafici e la successiva esportazione degli stessi, unita al calcolo delle metriche cliniche definitive, all’interno del report Excel </w:t>
+        <w:t xml:space="preserve">Infine, il </w:t>
+      </w:r>
+      <w:proofErr w:type="spellStart"/>
+      <w:r>
+        <w:rPr>
+          <w:rFonts w:ascii="Times New Roman" w:hAnsi="Times New Roman" w:cs="Times New Roman"/>
+          <w:sz w:val="24"/>
+          <w:szCs w:val="24"/>
+        </w:rPr>
+        <w:t>main</w:t>
+      </w:r>
+      <w:proofErr w:type="spellEnd"/>
+      <w:r>
+        <w:rPr>
+          <w:rFonts w:ascii="Times New Roman" w:hAnsi="Times New Roman" w:cs="Times New Roman"/>
+          <w:sz w:val="24"/>
+          <w:szCs w:val="24"/>
+        </w:rPr>
+        <w:t xml:space="preserve"> coordina la renderizzazione visiva dei grafici e la successiva esportazione degli stessi, unita al calcolo delle metriche cliniche definitive, all’interno del report Excel </w:t>
       </w:r>
       <w:r>
         <w:rPr>
@@ -6502,7 +7207,25 @@
           <w:sz w:val="24"/>
           <w:szCs w:val="24"/>
         </w:rPr>
-        <w:t>Il flusso di esecuzione orchestra due pipeline parallele che affrontano il medesimo set di dati. Da un lato, il sistema esegue l'estrazione delle feature tramite il modulo PCA_SVD e la classificazione diagnostica tramite il KNN proprietario, sfruttando la sua rapida ottimizzazione euristica basata sullo split 80/20. Dall'altro lato, innesca gli equivalenti moduli di Scikit-learn, delegando la ricerca del miglior numero di vicini a una più pesante e dispendiosa GridSearchCV.</w:t>
+        <w:t xml:space="preserve">Il flusso di esecuzione orchestra due pipeline parallele che affrontano il medesimo set di dati. Da un lato, il sistema esegue l'estrazione delle feature tramite il modulo PCA_SVD e la classificazione diagnostica tramite il KNN proprietario, sfruttando la sua rapida ottimizzazione euristica basata sullo split 80/20. Dall'altro lato, innesca gli equivalenti moduli di Scikit-learn, delegando la ricerca del miglior numero di vicini a una più pesante e dispendiosa </w:t>
+      </w:r>
+      <w:proofErr w:type="spellStart"/>
+      <w:r>
+        <w:rPr>
+          <w:rFonts w:ascii="Times New Roman" w:hAnsi="Times New Roman" w:cs="Times New Roman"/>
+          <w:sz w:val="24"/>
+          <w:szCs w:val="24"/>
+        </w:rPr>
+        <w:t>GridSearchCV</w:t>
+      </w:r>
+      <w:proofErr w:type="spellEnd"/>
+      <w:r>
+        <w:rPr>
+          <w:rFonts w:ascii="Times New Roman" w:hAnsi="Times New Roman" w:cs="Times New Roman"/>
+          <w:sz w:val="24"/>
+          <w:szCs w:val="24"/>
+        </w:rPr>
+        <w:t>.</w:t>
       </w:r>
       <w:r>
         <w:rPr>
@@ -6593,15 +7316,35 @@
           <w:sz w:val="24"/>
           <w:szCs w:val="24"/>
         </w:rPr>
-        <w:t>prestazioni computazionali</w:t>
-      </w:r>
-      <w:r>
-        <w:rPr>
-          <w:rFonts w:ascii="Times New Roman" w:hAnsi="Times New Roman" w:cs="Times New Roman"/>
-          <w:sz w:val="24"/>
-          <w:szCs w:val="24"/>
-        </w:rPr>
-        <w:t xml:space="preserve">  e le principali </w:t>
+        <w:t xml:space="preserve">prestazioni </w:t>
+      </w:r>
+      <w:proofErr w:type="gramStart"/>
+      <w:r>
+        <w:rPr>
+          <w:rFonts w:ascii="Times New Roman" w:hAnsi="Times New Roman" w:cs="Times New Roman"/>
+          <w:b/>
+          <w:bCs/>
+          <w:sz w:val="24"/>
+          <w:szCs w:val="24"/>
+        </w:rPr>
+        <w:t>computazionali</w:t>
+      </w:r>
+      <w:r>
+        <w:rPr>
+          <w:rFonts w:ascii="Times New Roman" w:hAnsi="Times New Roman" w:cs="Times New Roman"/>
+          <w:sz w:val="24"/>
+          <w:szCs w:val="24"/>
+        </w:rPr>
+        <w:t xml:space="preserve">  e</w:t>
+      </w:r>
+      <w:proofErr w:type="gramEnd"/>
+      <w:r>
+        <w:rPr>
+          <w:rFonts w:ascii="Times New Roman" w:hAnsi="Times New Roman" w:cs="Times New Roman"/>
+          <w:sz w:val="24"/>
+          <w:szCs w:val="24"/>
+        </w:rPr>
+        <w:t xml:space="preserve"> le principali </w:t>
       </w:r>
       <w:r>
         <w:rPr>
@@ -7101,7 +7844,25 @@
           <w:sz w:val="24"/>
           <w:szCs w:val="24"/>
         </w:rPr>
-        <w:t xml:space="preserve">. Ha il compito di valutare quanto i campioni studiati siano simili l’uno all’altro escludendo dall’analisi campioni che superano una certa soglia, unknown_threshold. </w:t>
+        <w:t xml:space="preserve">. Ha il compito di valutare quanto i campioni studiati siano simili l’uno all’altro escludendo dall’analisi campioni che superano una certa soglia, </w:t>
+      </w:r>
+      <w:proofErr w:type="spellStart"/>
+      <w:r>
+        <w:rPr>
+          <w:rFonts w:ascii="Times New Roman" w:hAnsi="Times New Roman" w:cs="Times New Roman"/>
+          <w:sz w:val="24"/>
+          <w:szCs w:val="24"/>
+        </w:rPr>
+        <w:t>unknown_threshold</w:t>
+      </w:r>
+      <w:proofErr w:type="spellEnd"/>
+      <w:r>
+        <w:rPr>
+          <w:rFonts w:ascii="Times New Roman" w:hAnsi="Times New Roman" w:cs="Times New Roman"/>
+          <w:sz w:val="24"/>
+          <w:szCs w:val="24"/>
+        </w:rPr>
+        <w:t xml:space="preserve">. </w:t>
       </w:r>
       <w:r>
         <w:rPr>
@@ -7230,7 +7991,25 @@
           <w:sz w:val="24"/>
           <w:szCs w:val="24"/>
         </w:rPr>
-        <w:t>Il grafico “mean_images” rappresent</w:t>
+        <w:t>Il grafico “</w:t>
+      </w:r>
+      <w:proofErr w:type="spellStart"/>
+      <w:r>
+        <w:rPr>
+          <w:rFonts w:ascii="Times New Roman" w:hAnsi="Times New Roman" w:cs="Times New Roman"/>
+          <w:sz w:val="24"/>
+          <w:szCs w:val="24"/>
+        </w:rPr>
+        <w:t>mean_images</w:t>
+      </w:r>
+      <w:proofErr w:type="spellEnd"/>
+      <w:r>
+        <w:rPr>
+          <w:rFonts w:ascii="Times New Roman" w:hAnsi="Times New Roman" w:cs="Times New Roman"/>
+          <w:sz w:val="24"/>
+          <w:szCs w:val="24"/>
+        </w:rPr>
+        <w:t>” rappresent</w:t>
       </w:r>
       <w:r>
         <w:rPr>
@@ -7380,7 +8159,7 @@
           <w:szCs w:val="24"/>
         </w:rPr>
         <w:drawing>
-          <wp:inline distT="0" distB="0" distL="0" distR="0" wp14:anchorId="1D6317B3" wp14:editId="750B2DFA">
+          <wp:inline distT="0" distB="0" distL="0" distR="0" wp14:anchorId="1D6317B3" wp14:editId="35EFAE0E">
             <wp:extent cx="3422073" cy="3323260"/>
             <wp:effectExtent l="0" t="0" r="6985" b="0"/>
             <wp:docPr id="1665322518" name="Immagine 4"/>
@@ -7437,7 +8216,25 @@
           <w:szCs w:val="24"/>
         </w:rPr>
         <w:lastRenderedPageBreak/>
-        <w:t xml:space="preserve">Il grafico “Eigenimages” mostrato di seguito </w:t>
+        <w:t>Il grafico “</w:t>
+      </w:r>
+      <w:proofErr w:type="spellStart"/>
+      <w:r>
+        <w:rPr>
+          <w:rFonts w:ascii="Times New Roman" w:hAnsi="Times New Roman" w:cs="Times New Roman"/>
+          <w:sz w:val="24"/>
+          <w:szCs w:val="24"/>
+        </w:rPr>
+        <w:t>Eigenimages</w:t>
+      </w:r>
+      <w:proofErr w:type="spellEnd"/>
+      <w:r>
+        <w:rPr>
+          <w:rFonts w:ascii="Times New Roman" w:hAnsi="Times New Roman" w:cs="Times New Roman"/>
+          <w:sz w:val="24"/>
+          <w:szCs w:val="24"/>
+        </w:rPr>
+        <w:t xml:space="preserve">” mostrato di seguito </w:t>
       </w:r>
       <w:r>
         <w:rPr>
@@ -7542,7 +8339,25 @@
           <w:sz w:val="24"/>
           <w:szCs w:val="24"/>
         </w:rPr>
-        <w:t xml:space="preserve"> Dal punto di vista matematico, le eigenimages rappresentano i vettori base del nuovo sottospazio ridotto, d</w:t>
+        <w:t xml:space="preserve"> Dal punto di vista matematico, le </w:t>
+      </w:r>
+      <w:proofErr w:type="spellStart"/>
+      <w:r>
+        <w:rPr>
+          <w:rFonts w:ascii="Times New Roman" w:hAnsi="Times New Roman" w:cs="Times New Roman"/>
+          <w:sz w:val="24"/>
+          <w:szCs w:val="24"/>
+        </w:rPr>
+        <w:t>eigenimages</w:t>
+      </w:r>
+      <w:proofErr w:type="spellEnd"/>
+      <w:r>
+        <w:rPr>
+          <w:rFonts w:ascii="Times New Roman" w:hAnsi="Times New Roman" w:cs="Times New Roman"/>
+          <w:sz w:val="24"/>
+          <w:szCs w:val="24"/>
+        </w:rPr>
+        <w:t xml:space="preserve"> rappresentano i vettori base del nuovo sottospazio ridotto, d</w:t>
       </w:r>
       <w:r>
         <w:rPr>
@@ -7585,7 +8400,7 @@
           <w:szCs w:val="24"/>
         </w:rPr>
         <w:drawing>
-          <wp:inline distT="0" distB="0" distL="0" distR="0" wp14:anchorId="340145D4" wp14:editId="2D0D5F3B">
+          <wp:inline distT="0" distB="0" distL="0" distR="0" wp14:anchorId="340145D4" wp14:editId="5BF3E045">
             <wp:extent cx="6343718" cy="1690254"/>
             <wp:effectExtent l="0" t="0" r="0" b="5715"/>
             <wp:docPr id="1096853668" name="Immagine 5"/>
@@ -8253,7 +9068,61 @@
           <w:sz w:val="24"/>
           <w:szCs w:val="24"/>
         </w:rPr>
-        <w:t>Per quanto riguarda il confronto con il benchmark sono stati effettuati diversi confronti tra il codice presentato e il codice scritto invece utilizzando le librerie skicit-learn di python. In questo caso è stato utilizzato un numero di n-neighbors pari a 3 e sono stati rilevati gli stessi parametri per entrambi i codici,</w:t>
+        <w:t xml:space="preserve">Per quanto riguarda il confronto con il benchmark sono stati effettuati diversi confronti tra il codice presentato e il codice scritto invece utilizzando le librerie </w:t>
+      </w:r>
+      <w:proofErr w:type="spellStart"/>
+      <w:r>
+        <w:rPr>
+          <w:rFonts w:ascii="Times New Roman" w:hAnsi="Times New Roman" w:cs="Times New Roman"/>
+          <w:sz w:val="24"/>
+          <w:szCs w:val="24"/>
+        </w:rPr>
+        <w:t>skicit-learn</w:t>
+      </w:r>
+      <w:proofErr w:type="spellEnd"/>
+      <w:r>
+        <w:rPr>
+          <w:rFonts w:ascii="Times New Roman" w:hAnsi="Times New Roman" w:cs="Times New Roman"/>
+          <w:sz w:val="24"/>
+          <w:szCs w:val="24"/>
+        </w:rPr>
+        <w:t xml:space="preserve"> di </w:t>
+      </w:r>
+      <w:proofErr w:type="spellStart"/>
+      <w:r>
+        <w:rPr>
+          <w:rFonts w:ascii="Times New Roman" w:hAnsi="Times New Roman" w:cs="Times New Roman"/>
+          <w:sz w:val="24"/>
+          <w:szCs w:val="24"/>
+        </w:rPr>
+        <w:t>python</w:t>
+      </w:r>
+      <w:proofErr w:type="spellEnd"/>
+      <w:r>
+        <w:rPr>
+          <w:rFonts w:ascii="Times New Roman" w:hAnsi="Times New Roman" w:cs="Times New Roman"/>
+          <w:sz w:val="24"/>
+          <w:szCs w:val="24"/>
+        </w:rPr>
+        <w:t>. In questo caso è stato utilizzato un numero di n-</w:t>
+      </w:r>
+      <w:proofErr w:type="spellStart"/>
+      <w:r>
+        <w:rPr>
+          <w:rFonts w:ascii="Times New Roman" w:hAnsi="Times New Roman" w:cs="Times New Roman"/>
+          <w:sz w:val="24"/>
+          <w:szCs w:val="24"/>
+        </w:rPr>
+        <w:t>neighbors</w:t>
+      </w:r>
+      <w:proofErr w:type="spellEnd"/>
+      <w:r>
+        <w:rPr>
+          <w:rFonts w:ascii="Times New Roman" w:hAnsi="Times New Roman" w:cs="Times New Roman"/>
+          <w:sz w:val="24"/>
+          <w:szCs w:val="24"/>
+        </w:rPr>
+        <w:t xml:space="preserve"> pari a 3 e sono stati rilevati gli stessi parametri per entrambi i codici,</w:t>
       </w:r>
       <w:r>
         <w:rPr>
@@ -8285,7 +9154,25 @@
           <w:sz w:val="24"/>
           <w:szCs w:val="24"/>
         </w:rPr>
-        <w:t>(si ricorda che il tempo si riferisce solamente al tempo di elaborazione), seppur di pochissimo della libreria nativa di python.</w:t>
+        <w:t xml:space="preserve">(si ricorda che il tempo si riferisce solamente al tempo di elaborazione), seppur di pochissimo della libreria nativa di </w:t>
+      </w:r>
+      <w:proofErr w:type="spellStart"/>
+      <w:r>
+        <w:rPr>
+          <w:rFonts w:ascii="Times New Roman" w:hAnsi="Times New Roman" w:cs="Times New Roman"/>
+          <w:sz w:val="24"/>
+          <w:szCs w:val="24"/>
+        </w:rPr>
+        <w:t>python</w:t>
+      </w:r>
+      <w:proofErr w:type="spellEnd"/>
+      <w:r>
+        <w:rPr>
+          <w:rFonts w:ascii="Times New Roman" w:hAnsi="Times New Roman" w:cs="Times New Roman"/>
+          <w:sz w:val="24"/>
+          <w:szCs w:val="24"/>
+        </w:rPr>
+        <w:t>.</w:t>
       </w:r>
     </w:p>
     <w:p>
@@ -8377,7 +9264,79 @@
           <w:sz w:val="24"/>
           <w:szCs w:val="24"/>
         </w:rPr>
-        <w:t xml:space="preserve">Applicando, invece, un algoritmo di ottimizzazione per trovare il numero migliore di vicini anche per il codice scritto utilizzando la libreria skicit-learn, è possibile osservare che ancora una volta i dati raccolti sono uguali per quanto riguarda le metriche della matrice di confusione, tuttavia, differiscono in termini di tempo e l’algoritmo scritto nel progetto risulta circa 1 decimo di secondo più veloce. Il metodo di ricerca del nearest-neighbor, d’altro canto era differente poiché all’interno del codice scritto con le librerie di python utilizzando il k-fold con k=5 eseguiva 25 volte la ricerca fino a trovare il numero ottimale, pari a 1. Questo approccio risultava più veloce rispetto all’approccio utilizzato anche nel codice ordinario utilizzato, infatti, utilizzando questa strategia il </w:t>
+        <w:t xml:space="preserve">Applicando, invece, un algoritmo di ottimizzazione per trovare il numero migliore di vicini anche per il codice scritto utilizzando la libreria </w:t>
+      </w:r>
+      <w:proofErr w:type="spellStart"/>
+      <w:r>
+        <w:rPr>
+          <w:rFonts w:ascii="Times New Roman" w:hAnsi="Times New Roman" w:cs="Times New Roman"/>
+          <w:sz w:val="24"/>
+          <w:szCs w:val="24"/>
+        </w:rPr>
+        <w:t>skicit-learn</w:t>
+      </w:r>
+      <w:proofErr w:type="spellEnd"/>
+      <w:r>
+        <w:rPr>
+          <w:rFonts w:ascii="Times New Roman" w:hAnsi="Times New Roman" w:cs="Times New Roman"/>
+          <w:sz w:val="24"/>
+          <w:szCs w:val="24"/>
+        </w:rPr>
+        <w:t xml:space="preserve">, è possibile osservare che ancora una volta i dati raccolti sono uguali per quanto riguarda le metriche della matrice di confusione, tuttavia, differiscono in termini di tempo e l’algoritmo scritto nel progetto risulta circa 1 decimo di secondo più veloce. Il metodo di ricerca del </w:t>
+      </w:r>
+      <w:proofErr w:type="spellStart"/>
+      <w:r>
+        <w:rPr>
+          <w:rFonts w:ascii="Times New Roman" w:hAnsi="Times New Roman" w:cs="Times New Roman"/>
+          <w:sz w:val="24"/>
+          <w:szCs w:val="24"/>
+        </w:rPr>
+        <w:t>nearest-neighbor</w:t>
+      </w:r>
+      <w:proofErr w:type="spellEnd"/>
+      <w:r>
+        <w:rPr>
+          <w:rFonts w:ascii="Times New Roman" w:hAnsi="Times New Roman" w:cs="Times New Roman"/>
+          <w:sz w:val="24"/>
+          <w:szCs w:val="24"/>
+        </w:rPr>
+        <w:t xml:space="preserve">, d’altro canto era differente poiché all’interno del codice scritto con le librerie di </w:t>
+      </w:r>
+      <w:proofErr w:type="spellStart"/>
+      <w:r>
+        <w:rPr>
+          <w:rFonts w:ascii="Times New Roman" w:hAnsi="Times New Roman" w:cs="Times New Roman"/>
+          <w:sz w:val="24"/>
+          <w:szCs w:val="24"/>
+        </w:rPr>
+        <w:t>python</w:t>
+      </w:r>
+      <w:proofErr w:type="spellEnd"/>
+      <w:r>
+        <w:rPr>
+          <w:rFonts w:ascii="Times New Roman" w:hAnsi="Times New Roman" w:cs="Times New Roman"/>
+          <w:sz w:val="24"/>
+          <w:szCs w:val="24"/>
+        </w:rPr>
+        <w:t xml:space="preserve"> utilizzando il k-</w:t>
+      </w:r>
+      <w:proofErr w:type="spellStart"/>
+      <w:r>
+        <w:rPr>
+          <w:rFonts w:ascii="Times New Roman" w:hAnsi="Times New Roman" w:cs="Times New Roman"/>
+          <w:sz w:val="24"/>
+          <w:szCs w:val="24"/>
+        </w:rPr>
+        <w:t>fold</w:t>
+      </w:r>
+      <w:proofErr w:type="spellEnd"/>
+      <w:r>
+        <w:rPr>
+          <w:rFonts w:ascii="Times New Roman" w:hAnsi="Times New Roman" w:cs="Times New Roman"/>
+          <w:sz w:val="24"/>
+          <w:szCs w:val="24"/>
+        </w:rPr>
+        <w:t xml:space="preserve"> con k=5 eseguiva 25 volte la ricerca fino a trovare il numero ottimale, pari a 1. Questo approccio risultava più veloce rispetto all’approccio utilizzato anche nel codice ordinario utilizzato, infatti, utilizzando questa strategia il </w:t>
       </w:r>
       <w:r>
         <w:rPr>
@@ -8483,21 +9442,103 @@
         </w:rPr>
         <w:t xml:space="preserve"> (</w:t>
       </w:r>
-      <w:r>
-        <w:rPr>
-          <w:rFonts w:ascii="Times New Roman" w:hAnsi="Times New Roman" w:cs="Times New Roman"/>
-          <w:sz w:val="24"/>
-          <w:szCs w:val="24"/>
-        </w:rPr>
-        <w:t>Parkinson's Progression Markers Initiative)</w:t>
-      </w:r>
-      <w:r>
-        <w:rPr>
-          <w:rFonts w:ascii="Times New Roman" w:hAnsi="Times New Roman" w:cs="Times New Roman"/>
-          <w:sz w:val="24"/>
-          <w:szCs w:val="24"/>
-        </w:rPr>
-        <w:t xml:space="preserve"> previa concessa autorizzazione da parte del database administrator dell’università della California. Le immagini in formato DICOM scaricate dal database si sono rivelate non ottimali ai fini dell’analisi e molte di esse sono state scartate vista l’inaccessibilità delle immagini nelle cartelle o in altri casi sono state scartate dal modulo di detection delle anomalie visto in precedenza</w:t>
+      <w:proofErr w:type="spellStart"/>
+      <w:r>
+        <w:rPr>
+          <w:rFonts w:ascii="Times New Roman" w:hAnsi="Times New Roman" w:cs="Times New Roman"/>
+          <w:sz w:val="24"/>
+          <w:szCs w:val="24"/>
+        </w:rPr>
+        <w:t>Parkinson's</w:t>
+      </w:r>
+      <w:proofErr w:type="spellEnd"/>
+      <w:r>
+        <w:rPr>
+          <w:rFonts w:ascii="Times New Roman" w:hAnsi="Times New Roman" w:cs="Times New Roman"/>
+          <w:sz w:val="24"/>
+          <w:szCs w:val="24"/>
+        </w:rPr>
+        <w:t xml:space="preserve"> </w:t>
+      </w:r>
+      <w:proofErr w:type="spellStart"/>
+      <w:r>
+        <w:rPr>
+          <w:rFonts w:ascii="Times New Roman" w:hAnsi="Times New Roman" w:cs="Times New Roman"/>
+          <w:sz w:val="24"/>
+          <w:szCs w:val="24"/>
+        </w:rPr>
+        <w:t>Progression</w:t>
+      </w:r>
+      <w:proofErr w:type="spellEnd"/>
+      <w:r>
+        <w:rPr>
+          <w:rFonts w:ascii="Times New Roman" w:hAnsi="Times New Roman" w:cs="Times New Roman"/>
+          <w:sz w:val="24"/>
+          <w:szCs w:val="24"/>
+        </w:rPr>
+        <w:t xml:space="preserve"> Markers </w:t>
+      </w:r>
+      <w:proofErr w:type="spellStart"/>
+      <w:r>
+        <w:rPr>
+          <w:rFonts w:ascii="Times New Roman" w:hAnsi="Times New Roman" w:cs="Times New Roman"/>
+          <w:sz w:val="24"/>
+          <w:szCs w:val="24"/>
+        </w:rPr>
+        <w:t>Initiative</w:t>
+      </w:r>
+      <w:proofErr w:type="spellEnd"/>
+      <w:r>
+        <w:rPr>
+          <w:rFonts w:ascii="Times New Roman" w:hAnsi="Times New Roman" w:cs="Times New Roman"/>
+          <w:sz w:val="24"/>
+          <w:szCs w:val="24"/>
+        </w:rPr>
+        <w:t>)</w:t>
+      </w:r>
+      <w:r>
+        <w:rPr>
+          <w:rFonts w:ascii="Times New Roman" w:hAnsi="Times New Roman" w:cs="Times New Roman"/>
+          <w:sz w:val="24"/>
+          <w:szCs w:val="24"/>
+        </w:rPr>
+        <w:t xml:space="preserve"> previa concessa autorizzazione da parte del database </w:t>
+      </w:r>
+      <w:proofErr w:type="spellStart"/>
+      <w:r>
+        <w:rPr>
+          <w:rFonts w:ascii="Times New Roman" w:hAnsi="Times New Roman" w:cs="Times New Roman"/>
+          <w:sz w:val="24"/>
+          <w:szCs w:val="24"/>
+        </w:rPr>
+        <w:t>administrator</w:t>
+      </w:r>
+      <w:proofErr w:type="spellEnd"/>
+      <w:r>
+        <w:rPr>
+          <w:rFonts w:ascii="Times New Roman" w:hAnsi="Times New Roman" w:cs="Times New Roman"/>
+          <w:sz w:val="24"/>
+          <w:szCs w:val="24"/>
+        </w:rPr>
+        <w:t xml:space="preserve"> dell’università della California. Le immagini in formato DICOM scaricate dal database si sono rivelate non ottimali ai fini dell’analisi e molte di esse sono state scartate vista l’inaccessibilità delle immagini nelle cartelle o in altri casi sono state scartate dal modulo di </w:t>
+      </w:r>
+      <w:proofErr w:type="spellStart"/>
+      <w:r>
+        <w:rPr>
+          <w:rFonts w:ascii="Times New Roman" w:hAnsi="Times New Roman" w:cs="Times New Roman"/>
+          <w:sz w:val="24"/>
+          <w:szCs w:val="24"/>
+        </w:rPr>
+        <w:t>detection</w:t>
+      </w:r>
+      <w:proofErr w:type="spellEnd"/>
+      <w:r>
+        <w:rPr>
+          <w:rFonts w:ascii="Times New Roman" w:hAnsi="Times New Roman" w:cs="Times New Roman"/>
+          <w:sz w:val="24"/>
+          <w:szCs w:val="24"/>
+        </w:rPr>
+        <w:t xml:space="preserve"> delle anomalie visto in precedenza</w:t>
       </w:r>
       <w:r>
         <w:rPr>
@@ -8522,15 +9563,51 @@
           <w:sz w:val="24"/>
           <w:szCs w:val="24"/>
         </w:rPr>
-        <w:t>L’unica differenza di codice tra i lavori di cui si è discusso risiede nel preprocessing, infatti,</w:t>
-      </w:r>
-      <w:r>
-        <w:rPr>
-          <w:rFonts w:ascii="Times New Roman" w:hAnsi="Times New Roman" w:cs="Times New Roman"/>
-          <w:sz w:val="24"/>
-          <w:szCs w:val="24"/>
-        </w:rPr>
-        <w:t xml:space="preserve"> all’interno del modulo di preprocessing era presente un modulo di analisi delle immagini nel formato medico, da cui veniva tagliata e prelevata solo una fetta dell’immagine del cervello dalla stessa prospettiva delle immagini fornite nel dataset sui tumori. Nonostante il dataset fosse stato elaborato correttamente, e i moduli all’interno del progetto si siano rilevati ottimali per altri dataset, i risultati su questo dataset si sono rivelati scarsi ed insufficienti, raggiungendo un’accuratezza minore del 71% e con un numero fin troppo alto di falsi negativi, infatti, su un campione molto alto, secondo la percentuale, sbaglierebbe l’analisi di un paziente su 4.</w:t>
+        <w:t xml:space="preserve">L’unica differenza di codice tra i lavori di cui si è discusso risiede nel </w:t>
+      </w:r>
+      <w:proofErr w:type="spellStart"/>
+      <w:r>
+        <w:rPr>
+          <w:rFonts w:ascii="Times New Roman" w:hAnsi="Times New Roman" w:cs="Times New Roman"/>
+          <w:sz w:val="24"/>
+          <w:szCs w:val="24"/>
+        </w:rPr>
+        <w:t>preprocessing</w:t>
+      </w:r>
+      <w:proofErr w:type="spellEnd"/>
+      <w:r>
+        <w:rPr>
+          <w:rFonts w:ascii="Times New Roman" w:hAnsi="Times New Roman" w:cs="Times New Roman"/>
+          <w:sz w:val="24"/>
+          <w:szCs w:val="24"/>
+        </w:rPr>
+        <w:t>, infatti,</w:t>
+      </w:r>
+      <w:r>
+        <w:rPr>
+          <w:rFonts w:ascii="Times New Roman" w:hAnsi="Times New Roman" w:cs="Times New Roman"/>
+          <w:sz w:val="24"/>
+          <w:szCs w:val="24"/>
+        </w:rPr>
+        <w:t xml:space="preserve"> all’interno del modulo di </w:t>
+      </w:r>
+      <w:proofErr w:type="spellStart"/>
+      <w:r>
+        <w:rPr>
+          <w:rFonts w:ascii="Times New Roman" w:hAnsi="Times New Roman" w:cs="Times New Roman"/>
+          <w:sz w:val="24"/>
+          <w:szCs w:val="24"/>
+        </w:rPr>
+        <w:t>preprocessing</w:t>
+      </w:r>
+      <w:proofErr w:type="spellEnd"/>
+      <w:r>
+        <w:rPr>
+          <w:rFonts w:ascii="Times New Roman" w:hAnsi="Times New Roman" w:cs="Times New Roman"/>
+          <w:sz w:val="24"/>
+          <w:szCs w:val="24"/>
+        </w:rPr>
+        <w:t xml:space="preserve"> era presente un modulo di analisi delle immagini nel formato medico, da cui veniva tagliata e prelevata solo una fetta dell’immagine del cervello dalla stessa prospettiva delle immagini fornite nel dataset sui tumori. Nonostante il dataset fosse stato elaborato correttamente, e i moduli all’interno del progetto si siano rilevati ottimali per altri dataset, i risultati su questo dataset si sono rivelati scarsi ed insufficienti, raggiungendo un’accuratezza minore del 71% e con un numero fin troppo alto di falsi negativi, infatti, su un campione molto alto, secondo la percentuale, sbaglierebbe l’analisi di un paziente su 4.</w:t>
       </w:r>
     </w:p>
     <w:p>
@@ -8613,7 +9690,25 @@
           <w:sz w:val="24"/>
           <w:szCs w:val="24"/>
         </w:rPr>
-        <w:t>Per ovviare a tale problema è stata effettuata una modifica al modulo di preprocessing, volto a raccogliere non più una sola fetta dell’immagine tridimensionale, ma tre di esse in maniera tale da rendere più facile l’analisi al programma.</w:t>
+        <w:t xml:space="preserve">Per ovviare a tale problema è stata effettuata una modifica al modulo di </w:t>
+      </w:r>
+      <w:proofErr w:type="spellStart"/>
+      <w:r>
+        <w:rPr>
+          <w:rFonts w:ascii="Times New Roman" w:hAnsi="Times New Roman" w:cs="Times New Roman"/>
+          <w:sz w:val="24"/>
+          <w:szCs w:val="24"/>
+        </w:rPr>
+        <w:t>preprocessing</w:t>
+      </w:r>
+      <w:proofErr w:type="spellEnd"/>
+      <w:r>
+        <w:rPr>
+          <w:rFonts w:ascii="Times New Roman" w:hAnsi="Times New Roman" w:cs="Times New Roman"/>
+          <w:sz w:val="24"/>
+          <w:szCs w:val="24"/>
+        </w:rPr>
+        <w:t>, volto a raccogliere non più una sola fetta dell’immagine tridimensionale, ma tre di esse in maniera tale da rendere più facile l’analisi al programma.</w:t>
       </w:r>
     </w:p>
     <w:p>
@@ -8684,7 +9779,25 @@
           <w:sz w:val="24"/>
           <w:szCs w:val="24"/>
         </w:rPr>
-        <w:t>A differenza di quanto immaginato, eseguendo l’algoritmo su nuovi dati utilizzando questa nuova tecnica di preprocessing, non solo i risultati non sono migliorati, anzi, sono drasticamente peggiorati sfiorando il 50% di accuratezza, ossia l’equivalente di un lancio di una moneta. Anche i risultati dal punto di vista matematico si sono rivelati molto scarsi, come evidenziato dalla seguente immagine:</w:t>
+        <w:t xml:space="preserve">A differenza di quanto immaginato, eseguendo l’algoritmo su nuovi dati utilizzando questa nuova tecnica di </w:t>
+      </w:r>
+      <w:proofErr w:type="spellStart"/>
+      <w:r>
+        <w:rPr>
+          <w:rFonts w:ascii="Times New Roman" w:hAnsi="Times New Roman" w:cs="Times New Roman"/>
+          <w:sz w:val="24"/>
+          <w:szCs w:val="24"/>
+        </w:rPr>
+        <w:t>preprocessing</w:t>
+      </w:r>
+      <w:proofErr w:type="spellEnd"/>
+      <w:r>
+        <w:rPr>
+          <w:rFonts w:ascii="Times New Roman" w:hAnsi="Times New Roman" w:cs="Times New Roman"/>
+          <w:sz w:val="24"/>
+          <w:szCs w:val="24"/>
+        </w:rPr>
+        <w:t>, non solo i risultati non sono migliorati, anzi, sono drasticamente peggiorati sfiorando il 50% di accuratezza, ossia l’equivalente di un lancio di una moneta. Anche i risultati dal punto di vista matematico si sono rivelati molto scarsi, come evidenziato dalla seguente immagine:</w:t>
       </w:r>
     </w:p>
     <w:p>
@@ -8952,7 +10065,29 @@
           <w:sz w:val="24"/>
           <w:szCs w:val="24"/>
         </w:rPr>
-        <w:t>1. Regola di Maggioranza (majority_vote)</w:t>
+        <w:t>1. Regola di Maggioranza (</w:t>
+      </w:r>
+      <w:proofErr w:type="spellStart"/>
+      <w:r>
+        <w:rPr>
+          <w:rFonts w:ascii="Times New Roman" w:hAnsi="Times New Roman" w:cs="Times New Roman"/>
+          <w:b/>
+          <w:bCs/>
+          <w:sz w:val="24"/>
+          <w:szCs w:val="24"/>
+        </w:rPr>
+        <w:t>majority_vote</w:t>
+      </w:r>
+      <w:proofErr w:type="spellEnd"/>
+      <w:r>
+        <w:rPr>
+          <w:rFonts w:ascii="Times New Roman" w:hAnsi="Times New Roman" w:cs="Times New Roman"/>
+          <w:b/>
+          <w:bCs/>
+          <w:sz w:val="24"/>
+          <w:szCs w:val="24"/>
+        </w:rPr>
+        <w:t>)</w:t>
       </w:r>
     </w:p>
     <w:p>
@@ -9049,7 +10184,55 @@
           <w:sz w:val="24"/>
           <w:szCs w:val="24"/>
         </w:rPr>
-        <w:t xml:space="preserve"> Se l'algoritmo sta considerando i 5 vicini più prossimi, e 3 di questi appartengono alla classe "Patologico" mentre 2 alla classe "Sano", il sistema classificherà il nuovo paziente come "Patologico" (vincendo 3 a 2). Nel tuo codice, la funzione np.bincount().argmax() esegue esattamente questo conteggio, restituendo la classe con la frequenza massima.</w:t>
+        <w:t xml:space="preserve"> Se l'algoritmo sta considerando i 5 vicini più prossimi, e 3 di questi appartengono alla classe "Patologico" mentre 2 alla classe "Sano", il sistema classificherà il nuovo paziente come "Patologico" (vincendo 3 a 2). Nel tuo codice, la funzione </w:t>
+      </w:r>
+      <w:proofErr w:type="spellStart"/>
+      <w:proofErr w:type="gramStart"/>
+      <w:r>
+        <w:rPr>
+          <w:rFonts w:ascii="Times New Roman" w:hAnsi="Times New Roman" w:cs="Times New Roman"/>
+          <w:sz w:val="24"/>
+          <w:szCs w:val="24"/>
+        </w:rPr>
+        <w:t>np.bincount</w:t>
+      </w:r>
+      <w:proofErr w:type="spellEnd"/>
+      <w:proofErr w:type="gramEnd"/>
+      <w:r>
+        <w:rPr>
+          <w:rFonts w:ascii="Times New Roman" w:hAnsi="Times New Roman" w:cs="Times New Roman"/>
+          <w:sz w:val="24"/>
+          <w:szCs w:val="24"/>
+        </w:rPr>
+        <w:t>(</w:t>
+      </w:r>
+      <w:proofErr w:type="gramStart"/>
+      <w:r>
+        <w:rPr>
+          <w:rFonts w:ascii="Times New Roman" w:hAnsi="Times New Roman" w:cs="Times New Roman"/>
+          <w:sz w:val="24"/>
+          <w:szCs w:val="24"/>
+        </w:rPr>
+        <w:t>).</w:t>
+      </w:r>
+      <w:proofErr w:type="spellStart"/>
+      <w:r>
+        <w:rPr>
+          <w:rFonts w:ascii="Times New Roman" w:hAnsi="Times New Roman" w:cs="Times New Roman"/>
+          <w:sz w:val="24"/>
+          <w:szCs w:val="24"/>
+        </w:rPr>
+        <w:t>argmax</w:t>
+      </w:r>
+      <w:proofErr w:type="spellEnd"/>
+      <w:proofErr w:type="gramEnd"/>
+      <w:r>
+        <w:rPr>
+          <w:rFonts w:ascii="Times New Roman" w:hAnsi="Times New Roman" w:cs="Times New Roman"/>
+          <w:sz w:val="24"/>
+          <w:szCs w:val="24"/>
+        </w:rPr>
+        <w:t>() esegue esattamente questo conteggio, restituendo la classe con la frequenza massima.</w:t>
       </w:r>
     </w:p>
     <w:p>
@@ -9068,7 +10251,29 @@
           <w:sz w:val="24"/>
           <w:szCs w:val="24"/>
         </w:rPr>
-        <w:t>2. Confidenza Ibrida (hybrid_confidence)</w:t>
+        <w:t>2. Confidenza Ibrida (</w:t>
+      </w:r>
+      <w:proofErr w:type="spellStart"/>
+      <w:r>
+        <w:rPr>
+          <w:rFonts w:ascii="Times New Roman" w:hAnsi="Times New Roman" w:cs="Times New Roman"/>
+          <w:b/>
+          <w:bCs/>
+          <w:sz w:val="24"/>
+          <w:szCs w:val="24"/>
+        </w:rPr>
+        <w:t>hybrid_confidence</w:t>
+      </w:r>
+      <w:proofErr w:type="spellEnd"/>
+      <w:r>
+        <w:rPr>
+          <w:rFonts w:ascii="Times New Roman" w:hAnsi="Times New Roman" w:cs="Times New Roman"/>
+          <w:b/>
+          <w:bCs/>
+          <w:sz w:val="24"/>
+          <w:szCs w:val="24"/>
+        </w:rPr>
+        <w:t>)</w:t>
       </w:r>
     </w:p>
     <w:p>
@@ -9175,7 +10380,29 @@
           <w:sz w:val="24"/>
           <w:szCs w:val="24"/>
         </w:rPr>
-        <w:t>Componente 2 - L'Affidabilità Spaziale (distance_confidence):</w:t>
+        <w:t>Componente 2 - L'Affidabilità Spaziale (</w:t>
+      </w:r>
+      <w:proofErr w:type="spellStart"/>
+      <w:r>
+        <w:rPr>
+          <w:rFonts w:ascii="Times New Roman" w:hAnsi="Times New Roman" w:cs="Times New Roman"/>
+          <w:b/>
+          <w:bCs/>
+          <w:sz w:val="24"/>
+          <w:szCs w:val="24"/>
+        </w:rPr>
+        <w:t>distance_confidence</w:t>
+      </w:r>
+      <w:proofErr w:type="spellEnd"/>
+      <w:r>
+        <w:rPr>
+          <w:rFonts w:ascii="Times New Roman" w:hAnsi="Times New Roman" w:cs="Times New Roman"/>
+          <w:b/>
+          <w:bCs/>
+          <w:sz w:val="24"/>
+          <w:szCs w:val="24"/>
+        </w:rPr>
+        <w:t>):</w:t>
       </w:r>
       <w:r>
         <w:rPr>
@@ -9242,8 +10469,8 @@
           <w:rFonts w:ascii="Times New Roman" w:hAnsi="Times New Roman" w:cs="Times New Roman"/>
           <w:b/>
           <w:bCs/>
-          <w:sz w:val="72"/>
-          <w:szCs w:val="72"/>
+          <w:sz w:val="24"/>
+          <w:szCs w:val="24"/>
         </w:rPr>
       </w:pPr>
       <w:r>
@@ -9251,20 +10478,70 @@
           <w:rFonts w:ascii="Times New Roman" w:hAnsi="Times New Roman" w:cs="Times New Roman"/>
           <w:b/>
           <w:bCs/>
-          <w:sz w:val="72"/>
-          <w:szCs w:val="72"/>
-        </w:rPr>
-        <w:t>SECONDO DATASET:</w:t>
-      </w:r>
-    </w:p>
-    <w:p>
-      <w:pPr>
+          <w:sz w:val="24"/>
+          <w:szCs w:val="24"/>
+        </w:rPr>
+        <w:t>Ultima modifica</w:t>
+      </w:r>
+    </w:p>
+    <w:p>
+      <w:pPr>
+        <w:rPr>
+          <w:rFonts w:ascii="Times New Roman" w:hAnsi="Times New Roman" w:cs="Times New Roman"/>
+          <w:sz w:val="24"/>
+          <w:szCs w:val="24"/>
+        </w:rPr>
+      </w:pPr>
+      <w:r>
+        <w:rPr>
+          <w:rFonts w:ascii="Times New Roman" w:hAnsi="Times New Roman" w:cs="Times New Roman"/>
+          <w:sz w:val="24"/>
+          <w:szCs w:val="24"/>
+        </w:rPr>
+        <w:t>Per capire cosa significa avere 85 componenti fisse, dobbiamo separare il lavoro della PCA da quello del K-NN:</w:t>
+      </w:r>
+    </w:p>
+    <w:p>
+      <w:pPr>
+        <w:numPr>
+          <w:ilvl w:val="0"/>
+          <w:numId w:val="17"/>
+        </w:numPr>
+        <w:rPr>
+          <w:rFonts w:ascii="Times New Roman" w:hAnsi="Times New Roman" w:cs="Times New Roman"/>
+          <w:sz w:val="24"/>
+          <w:szCs w:val="24"/>
+        </w:rPr>
+      </w:pPr>
+      <w:r>
         <w:rPr>
           <w:rFonts w:ascii="Times New Roman" w:hAnsi="Times New Roman" w:cs="Times New Roman"/>
           <w:b/>
           <w:bCs/>
-          <w:sz w:val="72"/>
-          <w:szCs w:val="72"/>
+          <w:sz w:val="24"/>
+          <w:szCs w:val="24"/>
+        </w:rPr>
+        <w:t>La PCA</w:t>
+      </w:r>
+      <w:r>
+        <w:rPr>
+          <w:rFonts w:ascii="Times New Roman" w:hAnsi="Times New Roman" w:cs="Times New Roman"/>
+          <w:sz w:val="24"/>
+          <w:szCs w:val="24"/>
+        </w:rPr>
+        <w:t xml:space="preserve"> è come un traduttore: prende un'immagine fatta di migliaia di pixel e la "riassume" in un numero ridotto di concetti chiave (le componenti).</w:t>
+      </w:r>
+    </w:p>
+    <w:p>
+      <w:pPr>
+        <w:numPr>
+          <w:ilvl w:val="0"/>
+          <w:numId w:val="17"/>
+        </w:numPr>
+        <w:rPr>
+          <w:rFonts w:ascii="Times New Roman" w:hAnsi="Times New Roman" w:cs="Times New Roman"/>
+          <w:sz w:val="24"/>
+          <w:szCs w:val="24"/>
         </w:rPr>
       </w:pPr>
       <w:r>
@@ -9272,43 +10549,666 @@
           <w:rFonts w:ascii="Times New Roman" w:hAnsi="Times New Roman" w:cs="Times New Roman"/>
           <w:b/>
           <w:bCs/>
-          <w:sz w:val="72"/>
-          <w:szCs w:val="72"/>
-        </w:rPr>
-        <w:t xml:space="preserve">Brain tumor data </w:t>
-      </w:r>
+          <w:sz w:val="24"/>
+          <w:szCs w:val="24"/>
+        </w:rPr>
+        <w:t>Il K-Fold</w:t>
+      </w:r>
+      <w:r>
+        <w:rPr>
+          <w:rFonts w:ascii="Times New Roman" w:hAnsi="Times New Roman" w:cs="Times New Roman"/>
+          <w:sz w:val="24"/>
+          <w:szCs w:val="24"/>
+        </w:rPr>
+        <w:t xml:space="preserve"> è l'esame di guida: serve a testare se il tuo classificatore (il K-NN) ha imparato a distinguere i malati dai sani, nascondendogli il 20% dei dati a rotazione.</w:t>
+      </w:r>
+    </w:p>
+    <w:p>
+      <w:pPr>
+        <w:rPr>
+          <w:rFonts w:ascii="Times New Roman" w:hAnsi="Times New Roman" w:cs="Times New Roman"/>
+          <w:sz w:val="24"/>
+          <w:szCs w:val="24"/>
+        </w:rPr>
+      </w:pPr>
+      <w:r>
+        <w:rPr>
+          <w:rFonts w:ascii="Times New Roman" w:hAnsi="Times New Roman" w:cs="Times New Roman"/>
+          <w:sz w:val="24"/>
+          <w:szCs w:val="24"/>
+        </w:rPr>
+        <w:t>Ecco la differenza pratica tra il prima e il dopo:</w:t>
+      </w:r>
+    </w:p>
+    <w:p>
+      <w:pPr>
+        <w:rPr>
+          <w:rFonts w:ascii="Times New Roman" w:hAnsi="Times New Roman" w:cs="Times New Roman"/>
+          <w:sz w:val="24"/>
+          <w:szCs w:val="24"/>
+        </w:rPr>
+      </w:pPr>
       <w:r>
         <w:rPr>
           <w:rFonts w:ascii="Times New Roman" w:hAnsi="Times New Roman" w:cs="Times New Roman"/>
           <w:b/>
           <w:bCs/>
-          <w:sz w:val="72"/>
-          <w:szCs w:val="72"/>
-        </w:rPr>
-        <w:br/>
-        <w:t>Ayesha Gaffar</w:t>
-      </w:r>
-    </w:p>
-    <w:p>
-      <w:pPr>
+          <w:sz w:val="24"/>
+          <w:szCs w:val="24"/>
+        </w:rPr>
+        <w:t>Cosa succedeva PRIMA (quando vedevi 76):</w:t>
+      </w:r>
+    </w:p>
+    <w:p>
+      <w:pPr>
+        <w:numPr>
+          <w:ilvl w:val="0"/>
+          <w:numId w:val="18"/>
+        </w:numPr>
+        <w:rPr>
+          <w:rFonts w:ascii="Times New Roman" w:hAnsi="Times New Roman" w:cs="Times New Roman"/>
+          <w:sz w:val="24"/>
+          <w:szCs w:val="24"/>
+        </w:rPr>
+      </w:pPr>
+      <w:r>
+        <w:rPr>
+          <w:rFonts w:ascii="Times New Roman" w:hAnsi="Times New Roman" w:cs="Times New Roman"/>
+          <w:sz w:val="24"/>
+          <w:szCs w:val="24"/>
+        </w:rPr>
+        <w:t>Il K-Fold prendeva le 300 immagini a pixel grezzi e ne nascondeva 60.</w:t>
+      </w:r>
+    </w:p>
+    <w:p>
+      <w:pPr>
+        <w:numPr>
+          <w:ilvl w:val="0"/>
+          <w:numId w:val="18"/>
+        </w:numPr>
+        <w:rPr>
+          <w:rFonts w:ascii="Times New Roman" w:hAnsi="Times New Roman" w:cs="Times New Roman"/>
+          <w:sz w:val="24"/>
+          <w:szCs w:val="24"/>
+        </w:rPr>
+      </w:pPr>
+      <w:r>
+        <w:rPr>
+          <w:rFonts w:ascii="Times New Roman" w:hAnsi="Times New Roman" w:cs="Times New Roman"/>
+          <w:sz w:val="24"/>
+          <w:szCs w:val="24"/>
+        </w:rPr>
+        <w:lastRenderedPageBreak/>
+        <w:t xml:space="preserve">La PCA guardava le 240 immagini rimaste, faceva i suoi calcoli e diceva: </w:t>
+      </w:r>
+      <w:r>
+        <w:rPr>
+          <w:rFonts w:ascii="Times New Roman" w:hAnsi="Times New Roman" w:cs="Times New Roman"/>
+          <w:i/>
+          <w:iCs/>
+          <w:sz w:val="24"/>
+          <w:szCs w:val="24"/>
+        </w:rPr>
+        <w:t>"Mi bastano 76 componenti per riassumere queste 240 immagini"</w:t>
+      </w:r>
+      <w:r>
+        <w:rPr>
+          <w:rFonts w:ascii="Times New Roman" w:hAnsi="Times New Roman" w:cs="Times New Roman"/>
+          <w:sz w:val="24"/>
+          <w:szCs w:val="24"/>
+        </w:rPr>
+        <w:t>.</w:t>
+      </w:r>
+    </w:p>
+    <w:p>
+      <w:pPr>
+        <w:numPr>
+          <w:ilvl w:val="0"/>
+          <w:numId w:val="18"/>
+        </w:numPr>
+        <w:rPr>
+          <w:rFonts w:ascii="Times New Roman" w:hAnsi="Times New Roman" w:cs="Times New Roman"/>
+          <w:sz w:val="24"/>
+          <w:szCs w:val="24"/>
+        </w:rPr>
+      </w:pPr>
+      <w:r>
+        <w:rPr>
+          <w:rFonts w:ascii="Times New Roman" w:hAnsi="Times New Roman" w:cs="Times New Roman"/>
+          <w:sz w:val="24"/>
+          <w:szCs w:val="24"/>
+        </w:rPr>
+        <w:t>Il K-NN faceva il suo esame su quelle 76 componenti.</w:t>
+      </w:r>
+    </w:p>
+    <w:p>
+      <w:pPr>
+        <w:numPr>
+          <w:ilvl w:val="0"/>
+          <w:numId w:val="18"/>
+        </w:numPr>
+        <w:rPr>
+          <w:rFonts w:ascii="Times New Roman" w:hAnsi="Times New Roman" w:cs="Times New Roman"/>
+          <w:sz w:val="24"/>
+          <w:szCs w:val="24"/>
+        </w:rPr>
+      </w:pPr>
+      <w:r>
+        <w:rPr>
+          <w:rFonts w:ascii="Times New Roman" w:hAnsi="Times New Roman" w:cs="Times New Roman"/>
+          <w:i/>
+          <w:iCs/>
+          <w:sz w:val="24"/>
+          <w:szCs w:val="24"/>
+        </w:rPr>
+        <w:t>Problema:</w:t>
+      </w:r>
+      <w:r>
+        <w:rPr>
+          <w:rFonts w:ascii="Times New Roman" w:hAnsi="Times New Roman" w:cs="Times New Roman"/>
+          <w:sz w:val="24"/>
+          <w:szCs w:val="24"/>
+        </w:rPr>
+        <w:t xml:space="preserve"> Alla fine di tutto, nel test blindato finale, la PCA guardava improvvisamente 300 immagini, cambiava idea e diceva </w:t>
+      </w:r>
+      <w:r>
+        <w:rPr>
+          <w:rFonts w:ascii="Times New Roman" w:hAnsi="Times New Roman" w:cs="Times New Roman"/>
+          <w:i/>
+          <w:iCs/>
+          <w:sz w:val="24"/>
+          <w:szCs w:val="24"/>
+        </w:rPr>
+        <w:t>"Ah no, ora me ne servono 85"</w:t>
+      </w:r>
+      <w:r>
+        <w:rPr>
+          <w:rFonts w:ascii="Times New Roman" w:hAnsi="Times New Roman" w:cs="Times New Roman"/>
+          <w:sz w:val="24"/>
+          <w:szCs w:val="24"/>
+        </w:rPr>
+        <w:t>. Il K-NN si trovava spiazzato perché si era sempre allenato su 76 concetti, e ora doveva fare l'esame finale su 85.</w:t>
+      </w:r>
+    </w:p>
+    <w:p>
+      <w:pPr>
+        <w:rPr>
+          <w:rFonts w:ascii="Times New Roman" w:hAnsi="Times New Roman" w:cs="Times New Roman"/>
+          <w:sz w:val="24"/>
+          <w:szCs w:val="24"/>
+        </w:rPr>
+      </w:pPr>
+      <w:r>
         <w:rPr>
           <w:rFonts w:ascii="Times New Roman" w:hAnsi="Times New Roman" w:cs="Times New Roman"/>
           <w:b/>
           <w:bCs/>
-          <w:sz w:val="72"/>
-          <w:szCs w:val="72"/>
-        </w:rPr>
-      </w:pPr>
+          <w:sz w:val="24"/>
+          <w:szCs w:val="24"/>
+        </w:rPr>
+        <w:t>Cosa succede ORA col nuovo codice (85 fisse):</w:t>
+      </w:r>
+    </w:p>
+    <w:p>
+      <w:pPr>
+        <w:numPr>
+          <w:ilvl w:val="0"/>
+          <w:numId w:val="19"/>
+        </w:numPr>
+        <w:rPr>
+          <w:rFonts w:ascii="Times New Roman" w:hAnsi="Times New Roman" w:cs="Times New Roman"/>
+          <w:sz w:val="24"/>
+          <w:szCs w:val="24"/>
+        </w:rPr>
+      </w:pPr>
+      <w:r>
+        <w:rPr>
+          <w:rFonts w:ascii="Times New Roman" w:hAnsi="Times New Roman" w:cs="Times New Roman"/>
+          <w:sz w:val="24"/>
+          <w:szCs w:val="24"/>
+        </w:rPr>
+        <w:t xml:space="preserve">La PCA agisce subito, all'inizio. Guarda tutte e 300 le immagini del training set e decide una regola universale: </w:t>
+      </w:r>
+      <w:r>
+        <w:rPr>
+          <w:rFonts w:ascii="Times New Roman" w:hAnsi="Times New Roman" w:cs="Times New Roman"/>
+          <w:i/>
+          <w:iCs/>
+          <w:sz w:val="24"/>
+          <w:szCs w:val="24"/>
+        </w:rPr>
+        <w:t>"Per riassumere questo dataset al 90%, ci servono 85 componenti"</w:t>
+      </w:r>
+      <w:r>
+        <w:rPr>
+          <w:rFonts w:ascii="Times New Roman" w:hAnsi="Times New Roman" w:cs="Times New Roman"/>
+          <w:sz w:val="24"/>
+          <w:szCs w:val="24"/>
+        </w:rPr>
+        <w:t>.</w:t>
+      </w:r>
+    </w:p>
+    <w:p>
+      <w:pPr>
+        <w:numPr>
+          <w:ilvl w:val="0"/>
+          <w:numId w:val="19"/>
+        </w:numPr>
+        <w:rPr>
+          <w:rFonts w:ascii="Times New Roman" w:hAnsi="Times New Roman" w:cs="Times New Roman"/>
+          <w:sz w:val="24"/>
+          <w:szCs w:val="24"/>
+        </w:rPr>
+      </w:pPr>
+      <w:r>
+        <w:rPr>
+          <w:rFonts w:ascii="Times New Roman" w:hAnsi="Times New Roman" w:cs="Times New Roman"/>
+          <w:sz w:val="24"/>
+          <w:szCs w:val="24"/>
+        </w:rPr>
+        <w:t>Tutte le 300 immagini vengono tradotte immediatamente in vettori da 85 numeri.</w:t>
+      </w:r>
+    </w:p>
+    <w:p>
+      <w:pPr>
+        <w:numPr>
+          <w:ilvl w:val="0"/>
+          <w:numId w:val="19"/>
+        </w:numPr>
+        <w:rPr>
+          <w:rFonts w:ascii="Times New Roman" w:hAnsi="Times New Roman" w:cs="Times New Roman"/>
+          <w:sz w:val="24"/>
+          <w:szCs w:val="24"/>
+        </w:rPr>
+      </w:pPr>
+      <w:r>
+        <w:rPr>
+          <w:rFonts w:ascii="Times New Roman" w:hAnsi="Times New Roman" w:cs="Times New Roman"/>
+          <w:sz w:val="24"/>
+          <w:szCs w:val="24"/>
+        </w:rPr>
+        <w:t xml:space="preserve">A questo punto </w:t>
+      </w:r>
       <w:r>
         <w:rPr>
           <w:rFonts w:ascii="Times New Roman" w:hAnsi="Times New Roman" w:cs="Times New Roman"/>
           <w:b/>
           <w:bCs/>
-          <w:sz w:val="72"/>
-          <w:szCs w:val="72"/>
-        </w:rPr>
-        <w:t>MENDELEY DATA</w:t>
-      </w:r>
+          <w:sz w:val="24"/>
+          <w:szCs w:val="24"/>
+        </w:rPr>
+        <w:t>inizia il K-Fold</w:t>
+      </w:r>
+      <w:r>
+        <w:rPr>
+          <w:rFonts w:ascii="Times New Roman" w:hAnsi="Times New Roman" w:cs="Times New Roman"/>
+          <w:sz w:val="24"/>
+          <w:szCs w:val="24"/>
+        </w:rPr>
+        <w:t xml:space="preserve">. Il sistema nasconde 60 immagini a rotazione (proprio come prima!), ma ora spezzetta le immagini </w:t>
+      </w:r>
+      <w:r>
+        <w:rPr>
+          <w:rFonts w:ascii="Times New Roman" w:hAnsi="Times New Roman" w:cs="Times New Roman"/>
+          <w:i/>
+          <w:iCs/>
+          <w:sz w:val="24"/>
+          <w:szCs w:val="24"/>
+        </w:rPr>
+        <w:t>già tradotte</w:t>
+      </w:r>
+      <w:r>
+        <w:rPr>
+          <w:rFonts w:ascii="Times New Roman" w:hAnsi="Times New Roman" w:cs="Times New Roman"/>
+          <w:sz w:val="24"/>
+          <w:szCs w:val="24"/>
+        </w:rPr>
+        <w:t xml:space="preserve"> a 85 componenti.</w:t>
+      </w:r>
+    </w:p>
+    <w:p>
+      <w:pPr>
+        <w:numPr>
+          <w:ilvl w:val="0"/>
+          <w:numId w:val="19"/>
+        </w:numPr>
+        <w:rPr>
+          <w:rFonts w:ascii="Times New Roman" w:hAnsi="Times New Roman" w:cs="Times New Roman"/>
+          <w:sz w:val="24"/>
+          <w:szCs w:val="24"/>
+        </w:rPr>
+      </w:pPr>
+      <w:r>
+        <w:rPr>
+          <w:rFonts w:ascii="Times New Roman" w:hAnsi="Times New Roman" w:cs="Times New Roman"/>
+          <w:sz w:val="24"/>
+          <w:szCs w:val="24"/>
+        </w:rPr>
+        <w:t>Il K-NN fa i suoi esami di prova sempre su 85 componenti e affronta il test blindato finale sempre su 85 componenti.</w:t>
+      </w:r>
+    </w:p>
+    <w:p>
+      <w:pPr>
+        <w:rPr>
+          <w:rFonts w:ascii="Times New Roman" w:hAnsi="Times New Roman" w:cs="Times New Roman"/>
+          <w:sz w:val="24"/>
+          <w:szCs w:val="24"/>
+        </w:rPr>
+      </w:pPr>
+      <w:r>
+        <w:rPr>
+          <w:rFonts w:ascii="Times New Roman" w:hAnsi="Times New Roman" w:cs="Times New Roman"/>
+          <w:sz w:val="24"/>
+          <w:szCs w:val="24"/>
+        </w:rPr>
+        <w:t xml:space="preserve">In sintesi: non c'è nessun problema. Abbiamo solo evitato che il numero di componenti "ballasse" da un </w:t>
+      </w:r>
+      <w:proofErr w:type="spellStart"/>
+      <w:r>
+        <w:rPr>
+          <w:rFonts w:ascii="Times New Roman" w:hAnsi="Times New Roman" w:cs="Times New Roman"/>
+          <w:sz w:val="24"/>
+          <w:szCs w:val="24"/>
+        </w:rPr>
+        <w:t>fold</w:t>
+      </w:r>
+      <w:proofErr w:type="spellEnd"/>
+      <w:r>
+        <w:rPr>
+          <w:rFonts w:ascii="Times New Roman" w:hAnsi="Times New Roman" w:cs="Times New Roman"/>
+          <w:sz w:val="24"/>
+          <w:szCs w:val="24"/>
+        </w:rPr>
+        <w:t xml:space="preserve"> all'altro, garantendo al tuo K-NN uno spazio di addestramento identico a quello che troverà nel test finale. Ti sembra più chiaro messo in questo modo?</w:t>
+      </w:r>
+    </w:p>
+    <w:p>
+      <w:pPr>
+        <w:rPr>
+          <w:rFonts w:ascii="Times New Roman" w:hAnsi="Times New Roman" w:cs="Times New Roman"/>
+          <w:sz w:val="24"/>
+          <w:szCs w:val="24"/>
+        </w:rPr>
+      </w:pPr>
+    </w:p>
+    <w:p>
+      <w:pPr>
+        <w:rPr>
+          <w:rFonts w:ascii="Times New Roman" w:hAnsi="Times New Roman" w:cs="Times New Roman"/>
+          <w:b/>
+          <w:bCs/>
+          <w:sz w:val="28"/>
+          <w:szCs w:val="28"/>
+        </w:rPr>
+      </w:pPr>
+      <w:r>
+        <w:rPr>
+          <w:rFonts w:ascii="Times New Roman" w:hAnsi="Times New Roman" w:cs="Times New Roman"/>
+          <w:b/>
+          <w:bCs/>
+          <w:sz w:val="28"/>
+          <w:szCs w:val="28"/>
+        </w:rPr>
+        <w:t xml:space="preserve">Spiegazione </w:t>
+      </w:r>
+      <w:proofErr w:type="spellStart"/>
+      <w:r>
+        <w:rPr>
+          <w:rFonts w:ascii="Times New Roman" w:hAnsi="Times New Roman" w:cs="Times New Roman"/>
+          <w:b/>
+          <w:bCs/>
+          <w:sz w:val="28"/>
+          <w:szCs w:val="28"/>
+        </w:rPr>
+        <w:t>excel</w:t>
+      </w:r>
+      <w:proofErr w:type="spellEnd"/>
+    </w:p>
+    <w:p>
+      <w:pPr>
+        <w:rPr>
+          <w:rFonts w:ascii="Times New Roman" w:hAnsi="Times New Roman" w:cs="Times New Roman"/>
+          <w:sz w:val="24"/>
+          <w:szCs w:val="24"/>
+        </w:rPr>
+      </w:pPr>
+      <w:r>
+        <w:rPr>
+          <w:rFonts w:ascii="Times New Roman" w:hAnsi="Times New Roman" w:cs="Times New Roman"/>
+          <w:sz w:val="24"/>
+          <w:szCs w:val="24"/>
+        </w:rPr>
+        <w:t>Un punteggio più alto nel Test Blindato (96,67%) rispetto alla media della Cross-</w:t>
+      </w:r>
+      <w:proofErr w:type="spellStart"/>
+      <w:r>
+        <w:rPr>
+          <w:rFonts w:ascii="Times New Roman" w:hAnsi="Times New Roman" w:cs="Times New Roman"/>
+          <w:sz w:val="24"/>
+          <w:szCs w:val="24"/>
+        </w:rPr>
+        <w:t>Validation</w:t>
+      </w:r>
+      <w:proofErr w:type="spellEnd"/>
+      <w:r>
+        <w:rPr>
+          <w:rFonts w:ascii="Times New Roman" w:hAnsi="Times New Roman" w:cs="Times New Roman"/>
+          <w:sz w:val="24"/>
+          <w:szCs w:val="24"/>
+        </w:rPr>
+        <w:t xml:space="preserve"> (88,00%) indica un'eccellente capacità di generalizzazione del modello e la totale assenza di </w:t>
+      </w:r>
+      <w:proofErr w:type="spellStart"/>
+      <w:r>
+        <w:rPr>
+          <w:rFonts w:ascii="Times New Roman" w:hAnsi="Times New Roman" w:cs="Times New Roman"/>
+          <w:i/>
+          <w:iCs/>
+          <w:sz w:val="24"/>
+          <w:szCs w:val="24"/>
+        </w:rPr>
+        <w:t>overfitting</w:t>
+      </w:r>
+      <w:proofErr w:type="spellEnd"/>
+      <w:r>
+        <w:rPr>
+          <w:rFonts w:ascii="Times New Roman" w:hAnsi="Times New Roman" w:cs="Times New Roman"/>
+          <w:sz w:val="24"/>
+          <w:szCs w:val="24"/>
+        </w:rPr>
+        <w:t xml:space="preserve">. </w:t>
+      </w:r>
+    </w:p>
+    <w:p>
+      <w:pPr>
+        <w:rPr>
+          <w:rFonts w:ascii="Times New Roman" w:hAnsi="Times New Roman" w:cs="Times New Roman"/>
+          <w:sz w:val="24"/>
+          <w:szCs w:val="24"/>
+        </w:rPr>
+      </w:pPr>
+      <w:r>
+        <w:rPr>
+          <w:rFonts w:ascii="Times New Roman" w:hAnsi="Times New Roman" w:cs="Times New Roman"/>
+          <w:sz w:val="24"/>
+          <w:szCs w:val="24"/>
+        </w:rPr>
+        <w:t>In ambito machine learning, questo scenario è estremamente positivo. Ecco i tre motivi tecnici che lo spiegano:</w:t>
+      </w:r>
+    </w:p>
+    <w:p>
+      <w:pPr>
+        <w:numPr>
+          <w:ilvl w:val="0"/>
+          <w:numId w:val="20"/>
+        </w:numPr>
+        <w:rPr>
+          <w:rFonts w:ascii="Times New Roman" w:hAnsi="Times New Roman" w:cs="Times New Roman"/>
+          <w:sz w:val="24"/>
+          <w:szCs w:val="24"/>
+        </w:rPr>
+      </w:pPr>
+      <w:r>
+        <w:rPr>
+          <w:rFonts w:ascii="Times New Roman" w:hAnsi="Times New Roman" w:cs="Times New Roman"/>
+          <w:b/>
+          <w:bCs/>
+          <w:sz w:val="24"/>
+          <w:szCs w:val="24"/>
+        </w:rPr>
+        <w:t>La CV è uno "stress test" severo:</w:t>
+      </w:r>
+      <w:r>
+        <w:rPr>
+          <w:rFonts w:ascii="Times New Roman" w:hAnsi="Times New Roman" w:cs="Times New Roman"/>
+          <w:sz w:val="24"/>
+          <w:szCs w:val="24"/>
+        </w:rPr>
+        <w:t xml:space="preserve"> L'88,00% non è un singolo risultato, ma la </w:t>
+      </w:r>
+      <w:r>
+        <w:rPr>
+          <w:rFonts w:ascii="Times New Roman" w:hAnsi="Times New Roman" w:cs="Times New Roman"/>
+          <w:i/>
+          <w:iCs/>
+          <w:sz w:val="24"/>
+          <w:szCs w:val="24"/>
+        </w:rPr>
+        <w:t>media matematica</w:t>
+      </w:r>
+      <w:r>
+        <w:rPr>
+          <w:rFonts w:ascii="Times New Roman" w:hAnsi="Times New Roman" w:cs="Times New Roman"/>
+          <w:sz w:val="24"/>
+          <w:szCs w:val="24"/>
+        </w:rPr>
+        <w:t xml:space="preserve"> di più test intermedi (i </w:t>
+      </w:r>
+      <w:proofErr w:type="spellStart"/>
+      <w:r>
+        <w:rPr>
+          <w:rFonts w:ascii="Times New Roman" w:hAnsi="Times New Roman" w:cs="Times New Roman"/>
+          <w:sz w:val="24"/>
+          <w:szCs w:val="24"/>
+        </w:rPr>
+        <w:t>fold</w:t>
+      </w:r>
+      <w:proofErr w:type="spellEnd"/>
+      <w:r>
+        <w:rPr>
+          <w:rFonts w:ascii="Times New Roman" w:hAnsi="Times New Roman" w:cs="Times New Roman"/>
+          <w:sz w:val="24"/>
+          <w:szCs w:val="24"/>
+        </w:rPr>
+        <w:t xml:space="preserve">). Durante la CV, il modello si allena su un set ridotto di dati e viene testato su campioni che possono includere casi limite, </w:t>
+      </w:r>
+      <w:proofErr w:type="spellStart"/>
+      <w:r>
+        <w:rPr>
+          <w:rFonts w:ascii="Times New Roman" w:hAnsi="Times New Roman" w:cs="Times New Roman"/>
+          <w:sz w:val="24"/>
+          <w:szCs w:val="24"/>
+        </w:rPr>
+        <w:t>outlier</w:t>
+      </w:r>
+      <w:proofErr w:type="spellEnd"/>
+      <w:r>
+        <w:rPr>
+          <w:rFonts w:ascii="Times New Roman" w:hAnsi="Times New Roman" w:cs="Times New Roman"/>
+          <w:sz w:val="24"/>
+          <w:szCs w:val="24"/>
+        </w:rPr>
+        <w:t xml:space="preserve"> o immagini più "sporche", che fisiologicamente abbassano la media. </w:t>
+      </w:r>
+    </w:p>
+    <w:p>
+      <w:pPr>
+        <w:numPr>
+          <w:ilvl w:val="0"/>
+          <w:numId w:val="20"/>
+        </w:numPr>
+        <w:rPr>
+          <w:rFonts w:ascii="Times New Roman" w:hAnsi="Times New Roman" w:cs="Times New Roman"/>
+          <w:sz w:val="24"/>
+          <w:szCs w:val="24"/>
+        </w:rPr>
+      </w:pPr>
+      <w:r>
+        <w:rPr>
+          <w:rFonts w:ascii="Times New Roman" w:hAnsi="Times New Roman" w:cs="Times New Roman"/>
+          <w:b/>
+          <w:bCs/>
+          <w:sz w:val="24"/>
+          <w:szCs w:val="24"/>
+        </w:rPr>
+        <w:t>Apprendimento reale, non mnemonico:</w:t>
+      </w:r>
+      <w:r>
+        <w:rPr>
+          <w:rFonts w:ascii="Times New Roman" w:hAnsi="Times New Roman" w:cs="Times New Roman"/>
+          <w:sz w:val="24"/>
+          <w:szCs w:val="24"/>
+        </w:rPr>
+        <w:t xml:space="preserve"> Un problema classico (l'</w:t>
+      </w:r>
+      <w:proofErr w:type="spellStart"/>
+      <w:r>
+        <w:rPr>
+          <w:rFonts w:ascii="Times New Roman" w:hAnsi="Times New Roman" w:cs="Times New Roman"/>
+          <w:sz w:val="24"/>
+          <w:szCs w:val="24"/>
+        </w:rPr>
+        <w:t>overfitting</w:t>
+      </w:r>
+      <w:proofErr w:type="spellEnd"/>
+      <w:r>
+        <w:rPr>
+          <w:rFonts w:ascii="Times New Roman" w:hAnsi="Times New Roman" w:cs="Times New Roman"/>
+          <w:sz w:val="24"/>
+          <w:szCs w:val="24"/>
+        </w:rPr>
+        <w:t>) avviene quando un modello prende il 99% in addestramento perché impara a memoria i pazienti, ma poi crolla al 60% sui dati nuovi. Il tuo modello ha fatto il contrario: ha compreso le regole geometriche e cliniche profonde (lo spazio a 85 dimensioni), riuscendo ad applicarle brillantemente a scenari inediti.</w:t>
+      </w:r>
+    </w:p>
+    <w:p>
+      <w:pPr>
+        <w:numPr>
+          <w:ilvl w:val="0"/>
+          <w:numId w:val="20"/>
+        </w:numPr>
+        <w:rPr>
+          <w:rFonts w:ascii="Times New Roman" w:hAnsi="Times New Roman" w:cs="Times New Roman"/>
+          <w:sz w:val="24"/>
+          <w:szCs w:val="24"/>
+        </w:rPr>
+      </w:pPr>
+      <w:r>
+        <w:rPr>
+          <w:rFonts w:ascii="Times New Roman" w:hAnsi="Times New Roman" w:cs="Times New Roman"/>
+          <w:b/>
+          <w:bCs/>
+          <w:sz w:val="24"/>
+          <w:szCs w:val="24"/>
+        </w:rPr>
+        <w:t>Varianza statistica e "fortuna" del campione:</w:t>
+      </w:r>
+      <w:r>
+        <w:rPr>
+          <w:rFonts w:ascii="Times New Roman" w:hAnsi="Times New Roman" w:cs="Times New Roman"/>
+          <w:sz w:val="24"/>
+          <w:szCs w:val="24"/>
+        </w:rPr>
+        <w:t xml:space="preserve"> Il Test Blindato conta 60 pazienti, un numero più piccolo rispetto ai 300 del training. È statisticamente plausibile che questi 60 casi specifici avessero caratteristiche anatomiche (sane o patologiche) particolarmente nitide e ben separate nello spazio PCA, risultando "più chiari" da classificare per il K-NN rispetto ai casi più ambigui affrontati in addestramento. </w:t>
+      </w:r>
+    </w:p>
+    <w:p>
+      <w:pPr>
+        <w:rPr>
+          <w:rFonts w:ascii="Times New Roman" w:hAnsi="Times New Roman" w:cs="Times New Roman"/>
+          <w:sz w:val="24"/>
+          <w:szCs w:val="24"/>
+        </w:rPr>
+      </w:pPr>
     </w:p>
     <w:sectPr>
       <w:pgSz w:w="11906" w:h="16838"/>
@@ -9522,6 +11422,155 @@
     </w:lvl>
   </w:abstractNum>
   <w:abstractNum w:abstractNumId="2" w15:restartNumberingAfterBreak="0">
+    <w:nsid w:val="09EB2A89"/>
+    <w:multiLevelType w:val="multilevel"/>
+    <w:tmpl w:val="F7DAF4C2"/>
+    <w:lvl w:ilvl="0">
+      <w:start w:val="1"/>
+      <w:numFmt w:val="bullet"/>
+      <w:lvlText w:val=""/>
+      <w:lvlJc w:val="left"/>
+      <w:pPr>
+        <w:tabs>
+          <w:tab w:val="num" w:pos="720"/>
+        </w:tabs>
+        <w:ind w:left="720" w:hanging="360"/>
+      </w:pPr>
+      <w:rPr>
+        <w:rFonts w:ascii="Symbol" w:hAnsi="Symbol" w:hint="default"/>
+        <w:sz w:val="20"/>
+      </w:rPr>
+    </w:lvl>
+    <w:lvl w:ilvl="1" w:tentative="1">
+      <w:start w:val="1"/>
+      <w:numFmt w:val="bullet"/>
+      <w:lvlText w:val="o"/>
+      <w:lvlJc w:val="left"/>
+      <w:pPr>
+        <w:tabs>
+          <w:tab w:val="num" w:pos="1440"/>
+        </w:tabs>
+        <w:ind w:left="1440" w:hanging="360"/>
+      </w:pPr>
+      <w:rPr>
+        <w:rFonts w:ascii="Courier New" w:hAnsi="Courier New" w:hint="default"/>
+        <w:sz w:val="20"/>
+      </w:rPr>
+    </w:lvl>
+    <w:lvl w:ilvl="2" w:tentative="1">
+      <w:start w:val="1"/>
+      <w:numFmt w:val="bullet"/>
+      <w:lvlText w:val=""/>
+      <w:lvlJc w:val="left"/>
+      <w:pPr>
+        <w:tabs>
+          <w:tab w:val="num" w:pos="2160"/>
+        </w:tabs>
+        <w:ind w:left="2160" w:hanging="360"/>
+      </w:pPr>
+      <w:rPr>
+        <w:rFonts w:ascii="Wingdings" w:hAnsi="Wingdings" w:hint="default"/>
+        <w:sz w:val="20"/>
+      </w:rPr>
+    </w:lvl>
+    <w:lvl w:ilvl="3" w:tentative="1">
+      <w:start w:val="1"/>
+      <w:numFmt w:val="bullet"/>
+      <w:lvlText w:val=""/>
+      <w:lvlJc w:val="left"/>
+      <w:pPr>
+        <w:tabs>
+          <w:tab w:val="num" w:pos="2880"/>
+        </w:tabs>
+        <w:ind w:left="2880" w:hanging="360"/>
+      </w:pPr>
+      <w:rPr>
+        <w:rFonts w:ascii="Wingdings" w:hAnsi="Wingdings" w:hint="default"/>
+        <w:sz w:val="20"/>
+      </w:rPr>
+    </w:lvl>
+    <w:lvl w:ilvl="4" w:tentative="1">
+      <w:start w:val="1"/>
+      <w:numFmt w:val="bullet"/>
+      <w:lvlText w:val=""/>
+      <w:lvlJc w:val="left"/>
+      <w:pPr>
+        <w:tabs>
+          <w:tab w:val="num" w:pos="3600"/>
+        </w:tabs>
+        <w:ind w:left="3600" w:hanging="360"/>
+      </w:pPr>
+      <w:rPr>
+        <w:rFonts w:ascii="Wingdings" w:hAnsi="Wingdings" w:hint="default"/>
+        <w:sz w:val="20"/>
+      </w:rPr>
+    </w:lvl>
+    <w:lvl w:ilvl="5" w:tentative="1">
+      <w:start w:val="1"/>
+      <w:numFmt w:val="bullet"/>
+      <w:lvlText w:val=""/>
+      <w:lvlJc w:val="left"/>
+      <w:pPr>
+        <w:tabs>
+          <w:tab w:val="num" w:pos="4320"/>
+        </w:tabs>
+        <w:ind w:left="4320" w:hanging="360"/>
+      </w:pPr>
+      <w:rPr>
+        <w:rFonts w:ascii="Wingdings" w:hAnsi="Wingdings" w:hint="default"/>
+        <w:sz w:val="20"/>
+      </w:rPr>
+    </w:lvl>
+    <w:lvl w:ilvl="6" w:tentative="1">
+      <w:start w:val="1"/>
+      <w:numFmt w:val="bullet"/>
+      <w:lvlText w:val=""/>
+      <w:lvlJc w:val="left"/>
+      <w:pPr>
+        <w:tabs>
+          <w:tab w:val="num" w:pos="5040"/>
+        </w:tabs>
+        <w:ind w:left="5040" w:hanging="360"/>
+      </w:pPr>
+      <w:rPr>
+        <w:rFonts w:ascii="Wingdings" w:hAnsi="Wingdings" w:hint="default"/>
+        <w:sz w:val="20"/>
+      </w:rPr>
+    </w:lvl>
+    <w:lvl w:ilvl="7" w:tentative="1">
+      <w:start w:val="1"/>
+      <w:numFmt w:val="bullet"/>
+      <w:lvlText w:val=""/>
+      <w:lvlJc w:val="left"/>
+      <w:pPr>
+        <w:tabs>
+          <w:tab w:val="num" w:pos="5760"/>
+        </w:tabs>
+        <w:ind w:left="5760" w:hanging="360"/>
+      </w:pPr>
+      <w:rPr>
+        <w:rFonts w:ascii="Wingdings" w:hAnsi="Wingdings" w:hint="default"/>
+        <w:sz w:val="20"/>
+      </w:rPr>
+    </w:lvl>
+    <w:lvl w:ilvl="8" w:tentative="1">
+      <w:start w:val="1"/>
+      <w:numFmt w:val="bullet"/>
+      <w:lvlText w:val=""/>
+      <w:lvlJc w:val="left"/>
+      <w:pPr>
+        <w:tabs>
+          <w:tab w:val="num" w:pos="6480"/>
+        </w:tabs>
+        <w:ind w:left="6480" w:hanging="360"/>
+      </w:pPr>
+      <w:rPr>
+        <w:rFonts w:ascii="Wingdings" w:hAnsi="Wingdings" w:hint="default"/>
+        <w:sz w:val="20"/>
+      </w:rPr>
+    </w:lvl>
+  </w:abstractNum>
+  <w:abstractNum w:abstractNumId="3" w15:restartNumberingAfterBreak="0">
     <w:nsid w:val="0EAB59AB"/>
     <w:multiLevelType w:val="multilevel"/>
     <w:tmpl w:val="6C32292A"/>
@@ -9670,7 +11719,120 @@
       </w:rPr>
     </w:lvl>
   </w:abstractNum>
-  <w:abstractNum w:abstractNumId="3" w15:restartNumberingAfterBreak="0">
+  <w:abstractNum w:abstractNumId="4" w15:restartNumberingAfterBreak="0">
+    <w:nsid w:val="19B1465E"/>
+    <w:multiLevelType w:val="multilevel"/>
+    <w:tmpl w:val="757C88F8"/>
+    <w:lvl w:ilvl="0">
+      <w:start w:val="1"/>
+      <w:numFmt w:val="decimal"/>
+      <w:lvlText w:val="%1."/>
+      <w:lvlJc w:val="left"/>
+      <w:pPr>
+        <w:tabs>
+          <w:tab w:val="num" w:pos="720"/>
+        </w:tabs>
+        <w:ind w:left="720" w:hanging="360"/>
+      </w:pPr>
+    </w:lvl>
+    <w:lvl w:ilvl="1" w:tentative="1">
+      <w:start w:val="1"/>
+      <w:numFmt w:val="decimal"/>
+      <w:lvlText w:val="%2."/>
+      <w:lvlJc w:val="left"/>
+      <w:pPr>
+        <w:tabs>
+          <w:tab w:val="num" w:pos="1440"/>
+        </w:tabs>
+        <w:ind w:left="1440" w:hanging="360"/>
+      </w:pPr>
+    </w:lvl>
+    <w:lvl w:ilvl="2" w:tentative="1">
+      <w:start w:val="1"/>
+      <w:numFmt w:val="decimal"/>
+      <w:lvlText w:val="%3."/>
+      <w:lvlJc w:val="left"/>
+      <w:pPr>
+        <w:tabs>
+          <w:tab w:val="num" w:pos="2160"/>
+        </w:tabs>
+        <w:ind w:left="2160" w:hanging="360"/>
+      </w:pPr>
+    </w:lvl>
+    <w:lvl w:ilvl="3" w:tentative="1">
+      <w:start w:val="1"/>
+      <w:numFmt w:val="decimal"/>
+      <w:lvlText w:val="%4."/>
+      <w:lvlJc w:val="left"/>
+      <w:pPr>
+        <w:tabs>
+          <w:tab w:val="num" w:pos="2880"/>
+        </w:tabs>
+        <w:ind w:left="2880" w:hanging="360"/>
+      </w:pPr>
+    </w:lvl>
+    <w:lvl w:ilvl="4" w:tentative="1">
+      <w:start w:val="1"/>
+      <w:numFmt w:val="decimal"/>
+      <w:lvlText w:val="%5."/>
+      <w:lvlJc w:val="left"/>
+      <w:pPr>
+        <w:tabs>
+          <w:tab w:val="num" w:pos="3600"/>
+        </w:tabs>
+        <w:ind w:left="3600" w:hanging="360"/>
+      </w:pPr>
+    </w:lvl>
+    <w:lvl w:ilvl="5" w:tentative="1">
+      <w:start w:val="1"/>
+      <w:numFmt w:val="decimal"/>
+      <w:lvlText w:val="%6."/>
+      <w:lvlJc w:val="left"/>
+      <w:pPr>
+        <w:tabs>
+          <w:tab w:val="num" w:pos="4320"/>
+        </w:tabs>
+        <w:ind w:left="4320" w:hanging="360"/>
+      </w:pPr>
+    </w:lvl>
+    <w:lvl w:ilvl="6" w:tentative="1">
+      <w:start w:val="1"/>
+      <w:numFmt w:val="decimal"/>
+      <w:lvlText w:val="%7."/>
+      <w:lvlJc w:val="left"/>
+      <w:pPr>
+        <w:tabs>
+          <w:tab w:val="num" w:pos="5040"/>
+        </w:tabs>
+        <w:ind w:left="5040" w:hanging="360"/>
+      </w:pPr>
+    </w:lvl>
+    <w:lvl w:ilvl="7" w:tentative="1">
+      <w:start w:val="1"/>
+      <w:numFmt w:val="decimal"/>
+      <w:lvlText w:val="%8."/>
+      <w:lvlJc w:val="left"/>
+      <w:pPr>
+        <w:tabs>
+          <w:tab w:val="num" w:pos="5760"/>
+        </w:tabs>
+        <w:ind w:left="5760" w:hanging="360"/>
+      </w:pPr>
+    </w:lvl>
+    <w:lvl w:ilvl="8" w:tentative="1">
+      <w:start w:val="1"/>
+      <w:numFmt w:val="decimal"/>
+      <w:lvlText w:val="%9."/>
+      <w:lvlJc w:val="left"/>
+      <w:pPr>
+        <w:tabs>
+          <w:tab w:val="num" w:pos="6480"/>
+        </w:tabs>
+        <w:ind w:left="6480" w:hanging="360"/>
+      </w:pPr>
+    </w:lvl>
+  </w:abstractNum>
+  <w:abstractNum w:abstractNumId="5" w15:restartNumberingAfterBreak="0">
     <w:nsid w:val="266A6F7C"/>
     <w:multiLevelType w:val="hybridMultilevel"/>
     <w:tmpl w:val="4E2C4B92"/>
@@ -9756,7 +11918,7 @@
       </w:pPr>
     </w:lvl>
   </w:abstractNum>
-  <w:abstractNum w:abstractNumId="4" w15:restartNumberingAfterBreak="0">
+  <w:abstractNum w:abstractNumId="6" w15:restartNumberingAfterBreak="0">
     <w:nsid w:val="2DBD620F"/>
     <w:multiLevelType w:val="multilevel"/>
     <w:tmpl w:val="385A284C"/>
@@ -9905,7 +12067,156 @@
       </w:rPr>
     </w:lvl>
   </w:abstractNum>
-  <w:abstractNum w:abstractNumId="5" w15:restartNumberingAfterBreak="0">
+  <w:abstractNum w:abstractNumId="7" w15:restartNumberingAfterBreak="0">
+    <w:nsid w:val="2E622B21"/>
+    <w:multiLevelType w:val="multilevel"/>
+    <w:tmpl w:val="96DE70F8"/>
+    <w:lvl w:ilvl="0">
+      <w:start w:val="1"/>
+      <w:numFmt w:val="bullet"/>
+      <w:lvlText w:val=""/>
+      <w:lvlJc w:val="left"/>
+      <w:pPr>
+        <w:tabs>
+          <w:tab w:val="num" w:pos="720"/>
+        </w:tabs>
+        <w:ind w:left="720" w:hanging="360"/>
+      </w:pPr>
+      <w:rPr>
+        <w:rFonts w:ascii="Symbol" w:hAnsi="Symbol" w:hint="default"/>
+        <w:sz w:val="20"/>
+      </w:rPr>
+    </w:lvl>
+    <w:lvl w:ilvl="1" w:tentative="1">
+      <w:start w:val="1"/>
+      <w:numFmt w:val="bullet"/>
+      <w:lvlText w:val="o"/>
+      <w:lvlJc w:val="left"/>
+      <w:pPr>
+        <w:tabs>
+          <w:tab w:val="num" w:pos="1440"/>
+        </w:tabs>
+        <w:ind w:left="1440" w:hanging="360"/>
+      </w:pPr>
+      <w:rPr>
+        <w:rFonts w:ascii="Courier New" w:hAnsi="Courier New" w:hint="default"/>
+        <w:sz w:val="20"/>
+      </w:rPr>
+    </w:lvl>
+    <w:lvl w:ilvl="2" w:tentative="1">
+      <w:start w:val="1"/>
+      <w:numFmt w:val="bullet"/>
+      <w:lvlText w:val=""/>
+      <w:lvlJc w:val="left"/>
+      <w:pPr>
+        <w:tabs>
+          <w:tab w:val="num" w:pos="2160"/>
+        </w:tabs>
+        <w:ind w:left="2160" w:hanging="360"/>
+      </w:pPr>
+      <w:rPr>
+        <w:rFonts w:ascii="Wingdings" w:hAnsi="Wingdings" w:hint="default"/>
+        <w:sz w:val="20"/>
+      </w:rPr>
+    </w:lvl>
+    <w:lvl w:ilvl="3" w:tentative="1">
+      <w:start w:val="1"/>
+      <w:numFmt w:val="bullet"/>
+      <w:lvlText w:val=""/>
+      <w:lvlJc w:val="left"/>
+      <w:pPr>
+        <w:tabs>
+          <w:tab w:val="num" w:pos="2880"/>
+        </w:tabs>
+        <w:ind w:left="2880" w:hanging="360"/>
+      </w:pPr>
+      <w:rPr>
+        <w:rFonts w:ascii="Wingdings" w:hAnsi="Wingdings" w:hint="default"/>
+        <w:sz w:val="20"/>
+      </w:rPr>
+    </w:lvl>
+    <w:lvl w:ilvl="4" w:tentative="1">
+      <w:start w:val="1"/>
+      <w:numFmt w:val="bullet"/>
+      <w:lvlText w:val=""/>
+      <w:lvlJc w:val="left"/>
+      <w:pPr>
+        <w:tabs>
+          <w:tab w:val="num" w:pos="3600"/>
+        </w:tabs>
+        <w:ind w:left="3600" w:hanging="360"/>
+      </w:pPr>
+      <w:rPr>
+        <w:rFonts w:ascii="Wingdings" w:hAnsi="Wingdings" w:hint="default"/>
+        <w:sz w:val="20"/>
+      </w:rPr>
+    </w:lvl>
+    <w:lvl w:ilvl="5" w:tentative="1">
+      <w:start w:val="1"/>
+      <w:numFmt w:val="bullet"/>
+      <w:lvlText w:val=""/>
+      <w:lvlJc w:val="left"/>
+      <w:pPr>
+        <w:tabs>
+          <w:tab w:val="num" w:pos="4320"/>
+        </w:tabs>
+        <w:ind w:left="4320" w:hanging="360"/>
+      </w:pPr>
+      <w:rPr>
+        <w:rFonts w:ascii="Wingdings" w:hAnsi="Wingdings" w:hint="default"/>
+        <w:sz w:val="20"/>
+      </w:rPr>
+    </w:lvl>
+    <w:lvl w:ilvl="6" w:tentative="1">
+      <w:start w:val="1"/>
+      <w:numFmt w:val="bullet"/>
+      <w:lvlText w:val=""/>
+      <w:lvlJc w:val="left"/>
+      <w:pPr>
+        <w:tabs>
+          <w:tab w:val="num" w:pos="5040"/>
+        </w:tabs>
+        <w:ind w:left="5040" w:hanging="360"/>
+      </w:pPr>
+      <w:rPr>
+        <w:rFonts w:ascii="Wingdings" w:hAnsi="Wingdings" w:hint="default"/>
+        <w:sz w:val="20"/>
+      </w:rPr>
+    </w:lvl>
+    <w:lvl w:ilvl="7" w:tentative="1">
+      <w:start w:val="1"/>
+      <w:numFmt w:val="bullet"/>
+      <w:lvlText w:val=""/>
+      <w:lvlJc w:val="left"/>
+      <w:pPr>
+        <w:tabs>
+          <w:tab w:val="num" w:pos="5760"/>
+        </w:tabs>
+        <w:ind w:left="5760" w:hanging="360"/>
+      </w:pPr>
+      <w:rPr>
+        <w:rFonts w:ascii="Wingdings" w:hAnsi="Wingdings" w:hint="default"/>
+        <w:sz w:val="20"/>
+      </w:rPr>
+    </w:lvl>
+    <w:lvl w:ilvl="8" w:tentative="1">
+      <w:start w:val="1"/>
+      <w:numFmt w:val="bullet"/>
+      <w:lvlText w:val=""/>
+      <w:lvlJc w:val="left"/>
+      <w:pPr>
+        <w:tabs>
+          <w:tab w:val="num" w:pos="6480"/>
+        </w:tabs>
+        <w:ind w:left="6480" w:hanging="360"/>
+      </w:pPr>
+      <w:rPr>
+        <w:rFonts w:ascii="Wingdings" w:hAnsi="Wingdings" w:hint="default"/>
+        <w:sz w:val="20"/>
+      </w:rPr>
+    </w:lvl>
+  </w:abstractNum>
+  <w:abstractNum w:abstractNumId="8" w15:restartNumberingAfterBreak="0">
     <w:nsid w:val="30E45E8C"/>
     <w:multiLevelType w:val="hybridMultilevel"/>
     <w:tmpl w:val="A094D08E"/>
@@ -9994,7 +12305,7 @@
       </w:pPr>
     </w:lvl>
   </w:abstractNum>
-  <w:abstractNum w:abstractNumId="6" w15:restartNumberingAfterBreak="0">
+  <w:abstractNum w:abstractNumId="9" w15:restartNumberingAfterBreak="0">
     <w:nsid w:val="3AC135AC"/>
     <w:multiLevelType w:val="hybridMultilevel"/>
     <w:tmpl w:val="46C2E248"/>
@@ -10083,7 +12394,7 @@
       </w:pPr>
     </w:lvl>
   </w:abstractNum>
-  <w:abstractNum w:abstractNumId="7" w15:restartNumberingAfterBreak="0">
+  <w:abstractNum w:abstractNumId="10" w15:restartNumberingAfterBreak="0">
     <w:nsid w:val="43414603"/>
     <w:multiLevelType w:val="multilevel"/>
     <w:tmpl w:val="6DA279F8"/>
@@ -10232,7 +12543,7 @@
       </w:rPr>
     </w:lvl>
   </w:abstractNum>
-  <w:abstractNum w:abstractNumId="8" w15:restartNumberingAfterBreak="0">
+  <w:abstractNum w:abstractNumId="11" w15:restartNumberingAfterBreak="0">
     <w:nsid w:val="45603ED4"/>
     <w:multiLevelType w:val="multilevel"/>
     <w:tmpl w:val="F9525228"/>
@@ -10381,7 +12692,7 @@
       </w:rPr>
     </w:lvl>
   </w:abstractNum>
-  <w:abstractNum w:abstractNumId="9" w15:restartNumberingAfterBreak="0">
+  <w:abstractNum w:abstractNumId="12" w15:restartNumberingAfterBreak="0">
     <w:nsid w:val="653D17B6"/>
     <w:multiLevelType w:val="hybridMultilevel"/>
     <w:tmpl w:val="9CD29F9E"/>
@@ -10494,7 +12805,120 @@
       </w:rPr>
     </w:lvl>
   </w:abstractNum>
-  <w:abstractNum w:abstractNumId="10" w15:restartNumberingAfterBreak="0">
+  <w:abstractNum w:abstractNumId="13" w15:restartNumberingAfterBreak="0">
+    <w:nsid w:val="69B63822"/>
+    <w:multiLevelType w:val="multilevel"/>
+    <w:tmpl w:val="50F417D8"/>
+    <w:lvl w:ilvl="0">
+      <w:start w:val="1"/>
+      <w:numFmt w:val="decimal"/>
+      <w:lvlText w:val="%1."/>
+      <w:lvlJc w:val="left"/>
+      <w:pPr>
+        <w:tabs>
+          <w:tab w:val="num" w:pos="720"/>
+        </w:tabs>
+        <w:ind w:left="720" w:hanging="360"/>
+      </w:pPr>
+    </w:lvl>
+    <w:lvl w:ilvl="1" w:tentative="1">
+      <w:start w:val="1"/>
+      <w:numFmt w:val="decimal"/>
+      <w:lvlText w:val="%2."/>
+      <w:lvlJc w:val="left"/>
+      <w:pPr>
+        <w:tabs>
+          <w:tab w:val="num" w:pos="1440"/>
+        </w:tabs>
+        <w:ind w:left="1440" w:hanging="360"/>
+      </w:pPr>
+    </w:lvl>
+    <w:lvl w:ilvl="2" w:tentative="1">
+      <w:start w:val="1"/>
+      <w:numFmt w:val="decimal"/>
+      <w:lvlText w:val="%3."/>
+      <w:lvlJc w:val="left"/>
+      <w:pPr>
+        <w:tabs>
+          <w:tab w:val="num" w:pos="2160"/>
+        </w:tabs>
+        <w:ind w:left="2160" w:hanging="360"/>
+      </w:pPr>
+    </w:lvl>
+    <w:lvl w:ilvl="3" w:tentative="1">
+      <w:start w:val="1"/>
+      <w:numFmt w:val="decimal"/>
+      <w:lvlText w:val="%4."/>
+      <w:lvlJc w:val="left"/>
+      <w:pPr>
+        <w:tabs>
+          <w:tab w:val="num" w:pos="2880"/>
+        </w:tabs>
+        <w:ind w:left="2880" w:hanging="360"/>
+      </w:pPr>
+    </w:lvl>
+    <w:lvl w:ilvl="4" w:tentative="1">
+      <w:start w:val="1"/>
+      <w:numFmt w:val="decimal"/>
+      <w:lvlText w:val="%5."/>
+      <w:lvlJc w:val="left"/>
+      <w:pPr>
+        <w:tabs>
+          <w:tab w:val="num" w:pos="3600"/>
+        </w:tabs>
+        <w:ind w:left="3600" w:hanging="360"/>
+      </w:pPr>
+    </w:lvl>
+    <w:lvl w:ilvl="5" w:tentative="1">
+      <w:start w:val="1"/>
+      <w:numFmt w:val="decimal"/>
+      <w:lvlText w:val="%6."/>
+      <w:lvlJc w:val="left"/>
+      <w:pPr>
+        <w:tabs>
+          <w:tab w:val="num" w:pos="4320"/>
+        </w:tabs>
+        <w:ind w:left="4320" w:hanging="360"/>
+      </w:pPr>
+    </w:lvl>
+    <w:lvl w:ilvl="6" w:tentative="1">
+      <w:start w:val="1"/>
+      <w:numFmt w:val="decimal"/>
+      <w:lvlText w:val="%7."/>
+      <w:lvlJc w:val="left"/>
+      <w:pPr>
+        <w:tabs>
+          <w:tab w:val="num" w:pos="5040"/>
+        </w:tabs>
+        <w:ind w:left="5040" w:hanging="360"/>
+      </w:pPr>
+    </w:lvl>
+    <w:lvl w:ilvl="7" w:tentative="1">
+      <w:start w:val="1"/>
+      <w:numFmt w:val="decimal"/>
+      <w:lvlText w:val="%8."/>
+      <w:lvlJc w:val="left"/>
+      <w:pPr>
+        <w:tabs>
+          <w:tab w:val="num" w:pos="5760"/>
+        </w:tabs>
+        <w:ind w:left="5760" w:hanging="360"/>
+      </w:pPr>
+    </w:lvl>
+    <w:lvl w:ilvl="8" w:tentative="1">
+      <w:start w:val="1"/>
+      <w:numFmt w:val="decimal"/>
+      <w:lvlText w:val="%9."/>
+      <w:lvlJc w:val="left"/>
+      <w:pPr>
+        <w:tabs>
+          <w:tab w:val="num" w:pos="6480"/>
+        </w:tabs>
+        <w:ind w:left="6480" w:hanging="360"/>
+      </w:pPr>
+    </w:lvl>
+  </w:abstractNum>
+  <w:abstractNum w:abstractNumId="14" w15:restartNumberingAfterBreak="0">
     <w:nsid w:val="6ADA7462"/>
     <w:multiLevelType w:val="multilevel"/>
     <w:tmpl w:val="2F74EDEE"/>
@@ -10607,7 +13031,7 @@
       </w:pPr>
     </w:lvl>
   </w:abstractNum>
-  <w:abstractNum w:abstractNumId="11" w15:restartNumberingAfterBreak="0">
+  <w:abstractNum w:abstractNumId="15" w15:restartNumberingAfterBreak="0">
     <w:nsid w:val="72810FFE"/>
     <w:multiLevelType w:val="hybridMultilevel"/>
     <w:tmpl w:val="54F0D052"/>
@@ -10696,7 +13120,7 @@
       </w:pPr>
     </w:lvl>
   </w:abstractNum>
-  <w:abstractNum w:abstractNumId="12" w15:restartNumberingAfterBreak="0">
+  <w:abstractNum w:abstractNumId="16" w15:restartNumberingAfterBreak="0">
     <w:nsid w:val="74221C23"/>
     <w:multiLevelType w:val="multilevel"/>
     <w:tmpl w:val="517455F0"/>
@@ -10845,7 +13269,7 @@
       </w:rPr>
     </w:lvl>
   </w:abstractNum>
-  <w:abstractNum w:abstractNumId="13" w15:restartNumberingAfterBreak="0">
+  <w:abstractNum w:abstractNumId="17" w15:restartNumberingAfterBreak="0">
     <w:nsid w:val="752137C0"/>
     <w:multiLevelType w:val="hybridMultilevel"/>
     <w:tmpl w:val="1362F2BA"/>
@@ -10931,7 +13355,7 @@
       </w:pPr>
     </w:lvl>
   </w:abstractNum>
-  <w:abstractNum w:abstractNumId="14" w15:restartNumberingAfterBreak="0">
+  <w:abstractNum w:abstractNumId="18" w15:restartNumberingAfterBreak="0">
     <w:nsid w:val="774A347C"/>
     <w:multiLevelType w:val="multilevel"/>
     <w:tmpl w:val="65F28B78"/>
@@ -11080,7 +13504,7 @@
       </w:rPr>
     </w:lvl>
   </w:abstractNum>
-  <w:abstractNum w:abstractNumId="15" w15:restartNumberingAfterBreak="0">
+  <w:abstractNum w:abstractNumId="19" w15:restartNumberingAfterBreak="0">
     <w:nsid w:val="7CD72232"/>
     <w:multiLevelType w:val="multilevel"/>
     <w:tmpl w:val="403EEBAA"/>
@@ -11230,52 +13654,64 @@
     </w:lvl>
   </w:abstractNum>
   <w:num w:numId="1" w16cid:durableId="1150439983">
-    <w:abstractNumId w:val="6"/>
+    <w:abstractNumId w:val="9"/>
   </w:num>
   <w:num w:numId="2" w16cid:durableId="1650018456">
-    <w:abstractNumId w:val="5"/>
+    <w:abstractNumId w:val="8"/>
   </w:num>
   <w:num w:numId="3" w16cid:durableId="763576791">
     <w:abstractNumId w:val="0"/>
   </w:num>
   <w:num w:numId="4" w16cid:durableId="1076513476">
-    <w:abstractNumId w:val="7"/>
+    <w:abstractNumId w:val="10"/>
   </w:num>
   <w:num w:numId="5" w16cid:durableId="1155876154">
+    <w:abstractNumId w:val="19"/>
+  </w:num>
+  <w:num w:numId="6" w16cid:durableId="531383378">
+    <w:abstractNumId w:val="16"/>
+  </w:num>
+  <w:num w:numId="7" w16cid:durableId="855385133">
+    <w:abstractNumId w:val="6"/>
+  </w:num>
+  <w:num w:numId="8" w16cid:durableId="1273316907">
+    <w:abstractNumId w:val="3"/>
+  </w:num>
+  <w:num w:numId="9" w16cid:durableId="217014164">
     <w:abstractNumId w:val="15"/>
   </w:num>
-  <w:num w:numId="6" w16cid:durableId="531383378">
-    <w:abstractNumId w:val="12"/>
-  </w:num>
-  <w:num w:numId="7" w16cid:durableId="855385133">
-    <w:abstractNumId w:val="4"/>
-  </w:num>
-  <w:num w:numId="8" w16cid:durableId="1273316907">
-    <w:abstractNumId w:val="2"/>
-  </w:num>
-  <w:num w:numId="9" w16cid:durableId="217014164">
-    <w:abstractNumId w:val="11"/>
-  </w:num>
   <w:num w:numId="10" w16cid:durableId="764690770">
-    <w:abstractNumId w:val="10"/>
+    <w:abstractNumId w:val="14"/>
   </w:num>
   <w:num w:numId="11" w16cid:durableId="2003312214">
-    <w:abstractNumId w:val="13"/>
+    <w:abstractNumId w:val="17"/>
   </w:num>
   <w:num w:numId="12" w16cid:durableId="1434283592">
     <w:abstractNumId w:val="1"/>
   </w:num>
   <w:num w:numId="13" w16cid:durableId="1984656132">
-    <w:abstractNumId w:val="3"/>
+    <w:abstractNumId w:val="5"/>
   </w:num>
   <w:num w:numId="14" w16cid:durableId="339159281">
-    <w:abstractNumId w:val="9"/>
+    <w:abstractNumId w:val="12"/>
   </w:num>
   <w:num w:numId="15" w16cid:durableId="252476542">
-    <w:abstractNumId w:val="14"/>
+    <w:abstractNumId w:val="18"/>
   </w:num>
   <w:num w:numId="16" w16cid:durableId="299238375">
-    <w:abstractNumId w:val="8"/>
+    <w:abstractNumId w:val="11"/>
+  </w:num>
+  <w:num w:numId="17" w16cid:durableId="712652405">
+    <w:abstractNumId w:val="2"/>
+  </w:num>
+  <w:num w:numId="18" w16cid:durableId="467209336">
+    <w:abstractNumId w:val="13"/>
+  </w:num>
+  <w:num w:numId="19" w16cid:durableId="96029366">
+    <w:abstractNumId w:val="4"/>
+  </w:num>
+  <w:num w:numId="20" w16cid:durableId="833493010">
+    <w:abstractNumId w:val="7"/>
   </w:num>
 </w:numbering>
 </file>
@@ -11881,7 +14317,6 @@
   <w:style w:type="character" w:default="1" w:styleId="Carpredefinitoparagrafo">
     <w:name w:val="Default Paragraph Font"/>
     <w:uiPriority w:val="1"/>
-    <w:semiHidden/>
     <w:unhideWhenUsed/>
   </w:style>
   <w:style w:type="table" w:default="1" w:styleId="Tabellanormale">
